--- a/projects/informe_coyuntura/output/fichas/Fichas Semaforo Vida cotidiana.docx
+++ b/projects/informe_coyuntura/output/fichas/Fichas Semaforo Vida cotidiana.docx
@@ -122,7 +122,7 @@
         <w:t xml:space="preserve">CIGOB · INFORME DE COYUNTURA</w:t>
       </w:r>
     </w:p>
-    <w:bookmarkStart w:id="23" w:name="cinturón-vida-cotidiana-resumen"/>
+    <w:bookmarkStart w:id="24" w:name="cinturón-vida-cotidiana-resumen"/>
     <w:p>
       <w:pPr>
         <w:pStyle w:val="Heading1"/>
@@ -140,7 +140,392 @@
         <w:t xml:space="preserve">Este documento tiene una ficha por indicador — son 16 en total, y cada una arranca en página nueva. Antes de las fichas, el cinturón completo de un vistazo.</w:t>
       </w:r>
     </w:p>
-    <w:bookmarkStart w:id="20" w:name="itvc-el-índice-del-cinturón"/>
+    <w:bookmarkStart w:id="20" w:name="cómo-se-define-el-color"/>
+    <w:p>
+      <w:pPr>
+        <w:pStyle w:val="Heading2"/>
+        <w:keepNext/>
+      </w:pPr>
+      <w:r>
+        <w:t xml:space="preserve">Cómo se define el color</w:t>
+      </w:r>
+    </w:p>
+    <w:p>
+      <w:pPr>
+        <w:pStyle w:val="FirstParagraph"/>
+      </w:pPr>
+      <w:r>
+        <w:t xml:space="preserve">Todos los colores de este documento —el del índice, el de cada dimensión y el de cada indicador— salen de una sola escala: la</w:t>
+      </w:r>
+      <w:r>
+        <w:t xml:space="preserve"> </w:t>
+      </w:r>
+      <w:r>
+        <w:rPr>
+          <w:bCs/>
+          <w:b/>
+        </w:rPr>
+        <w:t xml:space="preserve">tensión de 0 a 10</w:t>
+      </w:r>
+      <w:r>
+        <w:t xml:space="preserve"> </w:t>
+      </w:r>
+      <w:r>
+        <w:t xml:space="preserve">que publica el informe. Se parte en cuatro tramos y esos tramos son los mismos para todo.</w:t>
+      </w:r>
+    </w:p>
+    <w:p>
+      <w:pPr>
+        <w:pStyle w:val="BodyText"/>
+      </w:pPr>
+      <w:r>
+        <w:t xml:space="preserve">El ITVC no es un puntaje de 0 a 100: es un índice base 100, donde 100 es el promedio del 4º trimestre de 2023. Por encima de 100 hay mejora acumulada; por debajo, deterioro. La tensión sale de 5 − (índice − 100) × 0,2.</w:t>
+      </w:r>
+    </w:p>
+    <w:tbl>
+      <w:tblPr>
+        <w:tblStyle w:val="Table"/>
+        <w:tblW w:type="pct" w:w="5000.0"/>
+        <w:tblLayout w:type="autofit"/>
+        <w:tblLook w:firstRow="1" w:lastRow="0" w:firstColumn="0" w:lastColumn="0" w:noHBand="0" w:noVBand="0" w:val="0020"/>
+        <w:tblBorders>
+          <w:top w:val="single" w:sz="4" w:color="D9DEDC"/>
+          <w:left w:val="single" w:sz="4" w:color="D9DEDC"/>
+          <w:bottom w:val="single" w:sz="4" w:color="D9DEDC"/>
+          <w:right w:val="single" w:sz="4" w:color="D9DEDC"/>
+          <w:insideH w:val="single" w:sz="4" w:color="D9DEDC"/>
+          <w:insideV w:val="single" w:sz="4" w:color="D9DEDC"/>
+        </w:tblBorders>
+        <w:tblCellMar>
+          <w:top w:w="80" w:type="dxa"/>
+          <w:bottom w:w="80" w:type="dxa"/>
+          <w:left w:w="140" w:type="dxa"/>
+          <w:right w:w="140" w:type="dxa"/>
+        </w:tblCellMar>
+      </w:tblPr>
+      <w:tblGrid>
+        <w:gridCol w:w="2640"/>
+        <w:gridCol w:w="2640"/>
+        <w:gridCol w:w="2640"/>
+      </w:tblGrid>
+      <w:tr>
+        <w:trPr>
+          <w:cantSplit/>
+          <w:tblHeader/>
+        </w:trPr>
+        <w:tc>
+          <w:tcPr>
+            <w:shd w:val="clear" w:color="auto" w:fill="1F3A34"/>
+          </w:tcPr>
+          <w:p>
+            <w:pPr>
+              <w:pStyle w:val="Compact"/>
+              <w:jc w:val="left"/>
+            </w:pPr>
+            <w:r>
+              <w:rPr>
+                <w:b/>
+                <w:sz w:val="18"/>
+                <w:color w:val="FFFFFF"/>
+              </w:rPr>
+              <w:t xml:space="preserve">Tensión</w:t>
+            </w:r>
+          </w:p>
+        </w:tc>
+        <w:tc>
+          <w:tcPr>
+            <w:shd w:val="clear" w:color="auto" w:fill="1F3A34"/>
+          </w:tcPr>
+          <w:p>
+            <w:pPr>
+              <w:pStyle w:val="Compact"/>
+              <w:jc w:val="left"/>
+            </w:pPr>
+            <w:r>
+              <w:rPr>
+                <w:b/>
+                <w:sz w:val="18"/>
+                <w:color w:val="FFFFFF"/>
+              </w:rPr>
+              <w:t xml:space="preserve">Índice del ITVC y de sus dimensiones (base 100 = 4º trim. 2023)</w:t>
+            </w:r>
+          </w:p>
+        </w:tc>
+        <w:tc>
+          <w:tcPr>
+            <w:shd w:val="clear" w:color="auto" w:fill="1F3A34"/>
+          </w:tcPr>
+          <w:p>
+            <w:pPr>
+              <w:pStyle w:val="Compact"/>
+              <w:jc w:val="left"/>
+            </w:pPr>
+            <w:r>
+              <w:rPr>
+                <w:b/>
+                <w:sz w:val="18"/>
+                <w:color w:val="FFFFFF"/>
+              </w:rPr>
+              <w:t xml:space="preserve">Color</w:t>
+            </w:r>
+          </w:p>
+        </w:tc>
+      </w:tr>
+      <w:tr>
+        <w:trPr>
+          <w:cantSplit/>
+        </w:trPr>
+        <w:tc>
+          <w:p>
+            <w:pPr>
+              <w:pStyle w:val="Compact"/>
+              <w:jc w:val="left"/>
+            </w:pPr>
+            <w:r>
+              <w:rPr>
+                <w:sz w:val="18"/>
+              </w:rPr>
+              <w:t xml:space="preserve">hasta 4</w:t>
+            </w:r>
+          </w:p>
+        </w:tc>
+        <w:tc>
+          <w:p>
+            <w:pPr>
+              <w:pStyle w:val="Compact"/>
+              <w:jc w:val="left"/>
+            </w:pPr>
+            <w:r>
+              <w:rPr>
+                <w:sz w:val="18"/>
+              </w:rPr>
+              <w:t xml:space="preserve">105 o más</w:t>
+            </w:r>
+          </w:p>
+        </w:tc>
+        <w:tc>
+          <w:tcPr>
+            <w:shd w:val="clear" w:color="auto" w:fill="DCFCE7"/>
+          </w:tcPr>
+          <w:p>
+            <w:pPr>
+              <w:pStyle w:val="Compact"/>
+              <w:jc w:val="center"/>
+            </w:pPr>
+            <w:r>
+              <w:rPr>
+                <w:b/>
+                <w:sz w:val="18"/>
+                <w:color w:val="14532D"/>
+              </w:rPr>
+              <w:t xml:space="preserve">VERDE</w:t>
+            </w:r>
+          </w:p>
+        </w:tc>
+      </w:tr>
+      <w:tr>
+        <w:trPr>
+          <w:cantSplit/>
+        </w:trPr>
+        <w:tc>
+          <w:tcPr>
+            <w:shd w:val="clear" w:color="auto" w:fill="F6F8F7"/>
+          </w:tcPr>
+          <w:p>
+            <w:pPr>
+              <w:pStyle w:val="Compact"/>
+              <w:jc w:val="left"/>
+            </w:pPr>
+            <w:r>
+              <w:rPr>
+                <w:sz w:val="18"/>
+              </w:rPr>
+              <w:t xml:space="preserve">más de 4 y hasta 6</w:t>
+            </w:r>
+          </w:p>
+        </w:tc>
+        <w:tc>
+          <w:tcPr>
+            <w:shd w:val="clear" w:color="auto" w:fill="F6F8F7"/>
+          </w:tcPr>
+          <w:p>
+            <w:pPr>
+              <w:pStyle w:val="Compact"/>
+              <w:jc w:val="left"/>
+            </w:pPr>
+            <w:r>
+              <w:rPr>
+                <w:sz w:val="18"/>
+              </w:rPr>
+              <w:t xml:space="preserve">de 95 a 105</w:t>
+            </w:r>
+          </w:p>
+        </w:tc>
+        <w:tc>
+          <w:tcPr>
+            <w:shd w:val="clear" w:color="auto" w:fill="FEF3C7"/>
+          </w:tcPr>
+          <w:p>
+            <w:pPr>
+              <w:pStyle w:val="Compact"/>
+              <w:jc w:val="center"/>
+            </w:pPr>
+            <w:r>
+              <w:rPr>
+                <w:b/>
+                <w:sz w:val="18"/>
+                <w:color w:val="713F12"/>
+              </w:rPr>
+              <w:t xml:space="preserve">AMARILLO</w:t>
+            </w:r>
+          </w:p>
+        </w:tc>
+      </w:tr>
+      <w:tr>
+        <w:trPr>
+          <w:cantSplit/>
+        </w:trPr>
+        <w:tc>
+          <w:p>
+            <w:pPr>
+              <w:pStyle w:val="Compact"/>
+              <w:jc w:val="left"/>
+            </w:pPr>
+            <w:r>
+              <w:rPr>
+                <w:sz w:val="18"/>
+              </w:rPr>
+              <w:t xml:space="preserve">más de 6 y hasta 8</w:t>
+            </w:r>
+          </w:p>
+        </w:tc>
+        <w:tc>
+          <w:p>
+            <w:pPr>
+              <w:pStyle w:val="Compact"/>
+              <w:jc w:val="left"/>
+            </w:pPr>
+            <w:r>
+              <w:rPr>
+                <w:sz w:val="18"/>
+              </w:rPr>
+              <w:t xml:space="preserve">de 85 a 95</w:t>
+            </w:r>
+          </w:p>
+        </w:tc>
+        <w:tc>
+          <w:tcPr>
+            <w:shd w:val="clear" w:color="auto" w:fill="FFEDD5"/>
+          </w:tcPr>
+          <w:p>
+            <w:pPr>
+              <w:pStyle w:val="Compact"/>
+              <w:jc w:val="center"/>
+            </w:pPr>
+            <w:r>
+              <w:rPr>
+                <w:b/>
+                <w:sz w:val="18"/>
+                <w:color w:val="7C2D12"/>
+              </w:rPr>
+              <w:t xml:space="preserve">NARANJA</w:t>
+            </w:r>
+          </w:p>
+        </w:tc>
+      </w:tr>
+      <w:tr>
+        <w:trPr>
+          <w:cantSplit/>
+        </w:trPr>
+        <w:tc>
+          <w:tcPr>
+            <w:shd w:val="clear" w:color="auto" w:fill="F6F8F7"/>
+          </w:tcPr>
+          <w:p>
+            <w:pPr>
+              <w:pStyle w:val="Compact"/>
+              <w:jc w:val="left"/>
+            </w:pPr>
+            <w:r>
+              <w:rPr>
+                <w:sz w:val="18"/>
+              </w:rPr>
+              <w:t xml:space="preserve">más de 8</w:t>
+            </w:r>
+          </w:p>
+        </w:tc>
+        <w:tc>
+          <w:tcPr>
+            <w:shd w:val="clear" w:color="auto" w:fill="F6F8F7"/>
+          </w:tcPr>
+          <w:p>
+            <w:pPr>
+              <w:pStyle w:val="Compact"/>
+              <w:jc w:val="left"/>
+            </w:pPr>
+            <w:r>
+              <w:rPr>
+                <w:sz w:val="18"/>
+              </w:rPr>
+              <w:t xml:space="preserve">menos de 85</w:t>
+            </w:r>
+          </w:p>
+        </w:tc>
+        <w:tc>
+          <w:tcPr>
+            <w:shd w:val="clear" w:color="auto" w:fill="FEE2E2"/>
+          </w:tcPr>
+          <w:p>
+            <w:pPr>
+              <w:pStyle w:val="Compact"/>
+              <w:jc w:val="center"/>
+            </w:pPr>
+            <w:r>
+              <w:rPr>
+                <w:b/>
+                <w:sz w:val="18"/>
+                <w:color w:val="7F1D1D"/>
+              </w:rPr>
+              <w:t xml:space="preserve">ROJO</w:t>
+            </w:r>
+          </w:p>
+        </w:tc>
+      </w:tr>
+    </w:tbl>
+    <w:p>
+      <w:pPr>
+        <w:pStyle w:val="BodyText"/>
+      </w:pPr>
+      <w:r>
+        <w:rPr>
+          <w:bCs/>
+          <w:b/>
+        </w:rPr>
+        <w:t xml:space="preserve">Cada indicador tiene además su propia tabla</w:t>
+      </w:r>
+      <w:r>
+        <w:t xml:space="preserve">, en su unidad de medida —pesos, porcentaje, índice, lo que corresponda—, dentro de su ficha, bajo el título «Semáforo — valores que determinan el color». Ahí no hay ninguna escala intermedia: sólo el dato real y el color que le toca.</w:t>
+      </w:r>
+    </w:p>
+    <w:p>
+      <w:r>
+        <w:br w:type="page"/>
+      </w:r>
+    </w:p>
+    <w:p>
+      <w:pPr>
+        <w:pStyle w:val="BodyText"/>
+      </w:pPr>
+      <w:r>
+        <w:rPr>
+          <w:bCs/>
+          <w:b/>
+        </w:rPr>
+        <w:t xml:space="preserve">CIGOB · INFORME DE COYUNTURA</w:t>
+      </w:r>
+    </w:p>
+    <w:bookmarkEnd w:id="20"/>
+    <w:bookmarkStart w:id="21" w:name="itvc-el-índice-del-cinturón"/>
     <w:p>
       <w:pPr>
         <w:pStyle w:val="Heading2"/>
@@ -247,8 +632,8 @@
         </w:tc>
       </w:tr>
     </w:tbl>
-    <w:bookmarkEnd w:id="20"/>
-    <w:bookmarkStart w:id="21" w:name="dimensiones"/>
+    <w:bookmarkEnd w:id="21"/>
+    <w:bookmarkStart w:id="22" w:name="dimensiones"/>
     <w:p>
       <w:pPr>
         <w:pStyle w:val="Heading2"/>
@@ -921,8 +1306,8 @@
         <w:t xml:space="preserve">CIGOB · INFORME DE COYUNTURA</w:t>
       </w:r>
     </w:p>
-    <w:bookmarkEnd w:id="21"/>
-    <w:bookmarkStart w:id="22" w:name="todos-los-indicadores"/>
+    <w:bookmarkEnd w:id="22"/>
+    <w:bookmarkStart w:id="23" w:name="todos-los-indicadores"/>
     <w:p>
       <w:pPr>
         <w:pStyle w:val="Heading2"/>
@@ -2649,9 +3034,9 @@
         <w:t xml:space="preserve">Ficha metodológica · Cinturón Vida cotidiana · Capa de semáforo (4 colores)</w:t>
       </w:r>
     </w:p>
-    <w:bookmarkEnd w:id="22"/>
     <w:bookmarkEnd w:id="23"/>
-    <w:bookmarkStart w:id="33" w:name="salario-real-vs.-canasta"/>
+    <w:bookmarkEnd w:id="24"/>
+    <w:bookmarkStart w:id="34" w:name="salario-real-vs.-canasta"/>
     <w:p>
       <w:pPr>
         <w:pStyle w:val="Heading1"/>
@@ -2778,7 +3163,7 @@
         </w:tc>
       </w:tr>
     </w:tbl>
-    <w:bookmarkStart w:id="24" w:name="identificación"/>
+    <w:bookmarkStart w:id="25" w:name="identificación"/>
     <w:p>
       <w:pPr>
         <w:pStyle w:val="Heading2"/>
@@ -3141,8 +3526,8 @@
         </w:tc>
       </w:tr>
     </w:tbl>
-    <w:bookmarkEnd w:id="24"/>
-    <w:bookmarkStart w:id="25" w:name="definición-qué-mide-y-por-qué-importa"/>
+    <w:bookmarkEnd w:id="25"/>
+    <w:bookmarkStart w:id="26" w:name="definición-qué-mide-y-por-qué-importa"/>
     <w:p>
       <w:pPr>
         <w:pStyle w:val="Heading2"/>
@@ -3186,8 +3571,8 @@
         <w:t xml:space="preserve">Si el sueldo alcanza y qué compra: la brecha entre el salario y la canasta de pobreza, cuánta gente trabaja en la informalidad, y dos termómetros de bolsillo —el consumo de carne y el patentamiento de motos— que se mueven con el poder de compra.</w:t>
       </w:r>
     </w:p>
-    <w:bookmarkEnd w:id="25"/>
-    <w:bookmarkStart w:id="26" w:name="método-de-cómputo"/>
+    <w:bookmarkEnd w:id="26"/>
+    <w:bookmarkStart w:id="27" w:name="método-de-cómputo"/>
     <w:p>
       <w:pPr>
         <w:pStyle w:val="Heading2"/>
@@ -3221,8 +3606,8 @@
         <w:t xml:space="preserve">Componente del índice: el cociente rebaseado a 100 = promedio del 4º trimestre de 2023 (más canastas = mejora).</w:t>
       </w:r>
     </w:p>
-    <w:bookmarkEnd w:id="26"/>
-    <w:bookmarkStart w:id="27" w:name="semáforo-valores-que-determinan-el-color"/>
+    <w:bookmarkEnd w:id="27"/>
+    <w:bookmarkStart w:id="28" w:name="semáforo-valores-que-determinan-el-color"/>
     <w:p>
       <w:pPr>
         <w:pStyle w:val="Heading2"/>
@@ -3498,8 +3883,8 @@
         <w:t xml:space="preserve">.</w:t>
       </w:r>
     </w:p>
-    <w:bookmarkEnd w:id="27"/>
-    <w:bookmarkStart w:id="28" w:name="datos-concretos-detrás-del-valor"/>
+    <w:bookmarkEnd w:id="28"/>
+    <w:bookmarkStart w:id="29" w:name="datos-concretos-detrás-del-valor"/>
     <w:p>
       <w:pPr>
         <w:pStyle w:val="Heading2"/>
@@ -3529,8 +3914,8 @@
         <w:t xml:space="preserve">RIPTE / CBT del mismo mes (2026-05): canastas cubiertas por el salario imponible promedio — CBT de 2026-06 ya publicada ($495,622): esa brecha queda provisoria hasta que salga el RIPTE</w:t>
       </w:r>
     </w:p>
-    <w:bookmarkEnd w:id="28"/>
-    <w:bookmarkStart w:id="29" w:name="color-vigente-y-por-qué"/>
+    <w:bookmarkEnd w:id="29"/>
+    <w:bookmarkStart w:id="30" w:name="color-vigente-y-por-qué"/>
     <w:p>
       <w:pPr>
         <w:pStyle w:val="Heading2"/>
@@ -3576,8 +3961,8 @@
         <w:t xml:space="preserve">Ponderación vigente en el ITVC: 17,1 % efectivo. El color es una lectura adicional — no reemplaza ni cambia esta ponderación.</w:t>
       </w:r>
     </w:p>
-    <w:bookmarkEnd w:id="29"/>
-    <w:bookmarkStart w:id="30" w:name="transparencia-limitaciones-declaradas"/>
+    <w:bookmarkEnd w:id="30"/>
+    <w:bookmarkStart w:id="31" w:name="transparencia-limitaciones-declaradas"/>
     <w:p>
       <w:pPr>
         <w:pStyle w:val="Heading2"/>
@@ -3623,8 +4008,8 @@
         <w:t xml:space="preserve">Efecto base auditado: parte de la mejora contra el 4º trimestre de 2023 es rebote de la devaluación de diciembre.</w:t>
       </w:r>
     </w:p>
-    <w:bookmarkEnd w:id="30"/>
-    <w:bookmarkStart w:id="31" w:name="si-falta-el-dato-política-de-revisiones"/>
+    <w:bookmarkEnd w:id="31"/>
+    <w:bookmarkStart w:id="32" w:name="si-falta-el-dato-política-de-revisiones"/>
     <w:p>
       <w:pPr>
         <w:pStyle w:val="Heading2"/>
@@ -3676,8 +4061,8 @@
         <w:t xml:space="preserve">Cada actualización re-descarga las series completas y adopta las revisiones de las fuentes; con canasta fresca sin salario, el par se declara provisorio.</w:t>
       </w:r>
     </w:p>
-    <w:bookmarkEnd w:id="31"/>
-    <w:bookmarkStart w:id="32" w:name="Xa4c99cad3d412932a0237e958bf70f8f0cdbe7e"/>
+    <w:bookmarkEnd w:id="32"/>
+    <w:bookmarkStart w:id="33" w:name="Xa4c99cad3d412932a0237e958bf70f8f0cdbe7e"/>
     <w:p>
       <w:pPr>
         <w:pStyle w:val="Heading2"/>
@@ -3752,9 +4137,9 @@
         <w:t xml:space="preserve">Ficha metodológica · Cinturón Vida cotidiana · Capa de semáforo (4 colores)</w:t>
       </w:r>
     </w:p>
-    <w:bookmarkEnd w:id="32"/>
     <w:bookmarkEnd w:id="33"/>
-    <w:bookmarkStart w:id="43" w:name="inflación-de-alimentos"/>
+    <w:bookmarkEnd w:id="34"/>
+    <w:bookmarkStart w:id="44" w:name="inflación-de-alimentos"/>
     <w:p>
       <w:pPr>
         <w:pStyle w:val="Heading1"/>
@@ -3881,7 +4266,7 @@
         </w:tc>
       </w:tr>
     </w:tbl>
-    <w:bookmarkStart w:id="34" w:name="identificación-1"/>
+    <w:bookmarkStart w:id="35" w:name="identificación-1"/>
     <w:p>
       <w:pPr>
         <w:pStyle w:val="Heading2"/>
@@ -4244,8 +4629,8 @@
         </w:tc>
       </w:tr>
     </w:tbl>
-    <w:bookmarkEnd w:id="34"/>
-    <w:bookmarkStart w:id="35" w:name="definición-qué-mide-y-por-qué-importa-1"/>
+    <w:bookmarkEnd w:id="35"/>
+    <w:bookmarkStart w:id="36" w:name="definición-qué-mide-y-por-qué-importa-1"/>
     <w:p>
       <w:pPr>
         <w:pStyle w:val="Heading2"/>
@@ -4289,8 +4674,8 @@
         <w:t xml:space="preserve">Lo que más duele en la compra de todos los días: alimentos y tarifas, medidos contra los salarios (no contra la inflación general).</w:t>
       </w:r>
     </w:p>
-    <w:bookmarkEnd w:id="35"/>
-    <w:bookmarkStart w:id="36" w:name="método-de-cómputo-1"/>
+    <w:bookmarkEnd w:id="36"/>
+    <w:bookmarkStart w:id="37" w:name="método-de-cómputo-1"/>
     <w:p>
       <w:pPr>
         <w:pStyle w:val="Heading2"/>
@@ -4324,8 +4709,8 @@
         <w:t xml:space="preserve">El componente del índice mide el encarecimiento RELATIVO de la comida: el nivel de alimentos contra el nivel general de precios, rebaseado a 100 = 4º trimestre de 2023. Por encima de 100, la comida sube menos que el resto de los precios.</w:t>
       </w:r>
     </w:p>
-    <w:bookmarkEnd w:id="36"/>
-    <w:bookmarkStart w:id="37" w:name="Xb12ddc46376972206f8477b880174f9cd0b3196"/>
+    <w:bookmarkEnd w:id="37"/>
+    <w:bookmarkStart w:id="38" w:name="Xb12ddc46376972206f8477b880174f9cd0b3196"/>
     <w:p>
       <w:pPr>
         <w:pStyle w:val="Heading2"/>
@@ -4601,8 +4986,8 @@
         <w:t xml:space="preserve">.</w:t>
       </w:r>
     </w:p>
-    <w:bookmarkEnd w:id="37"/>
-    <w:bookmarkStart w:id="38" w:name="datos-concretos-detrás-del-valor-1"/>
+    <w:bookmarkEnd w:id="38"/>
+    <w:bookmarkStart w:id="39" w:name="datos-concretos-detrás-del-valor-1"/>
     <w:p>
       <w:pPr>
         <w:pStyle w:val="Heading2"/>
@@ -4632,8 +5017,8 @@
         <w:t xml:space="preserve">El informe publica el valor (1,3 % m/m) pero no los números que lo componen: la fuente entrega la serie ya calculada. Para auditar el dato hay que ir a la operación estadística citada más arriba.</w:t>
       </w:r>
     </w:p>
-    <w:bookmarkEnd w:id="38"/>
-    <w:bookmarkStart w:id="39" w:name="color-vigente-y-por-qué-1"/>
+    <w:bookmarkEnd w:id="39"/>
+    <w:bookmarkStart w:id="40" w:name="color-vigente-y-por-qué-1"/>
     <w:p>
       <w:pPr>
         <w:pStyle w:val="Heading2"/>
@@ -4679,8 +5064,8 @@
         <w:t xml:space="preserve">Ponderación vigente en el ITVC: 8,8 % efectivo. El color es una lectura adicional — no reemplaza ni cambia esta ponderación.</w:t>
       </w:r>
     </w:p>
-    <w:bookmarkEnd w:id="39"/>
-    <w:bookmarkStart w:id="40" w:name="transparencia-limitaciones-declaradas-1"/>
+    <w:bookmarkEnd w:id="40"/>
+    <w:bookmarkStart w:id="41" w:name="transparencia-limitaciones-declaradas-1"/>
     <w:p>
       <w:pPr>
         <w:pStyle w:val="Heading2"/>
@@ -4714,8 +5099,8 @@
         <w:t xml:space="preserve">Leve estacionalidad de la canasta alimentaria aceptada sin corrección, auditada y declarada.</w:t>
       </w:r>
     </w:p>
-    <w:bookmarkEnd w:id="40"/>
-    <w:bookmarkStart w:id="41" w:name="X5bd7fb7e3de0539204b5af8f15d14927966600e"/>
+    <w:bookmarkEnd w:id="41"/>
+    <w:bookmarkStart w:id="42" w:name="X5bd7fb7e3de0539204b5af8f15d14927966600e"/>
     <w:p>
       <w:pPr>
         <w:pStyle w:val="Heading2"/>
@@ -4767,8 +5152,8 @@
         <w:t xml:space="preserve">La API sirve la serie revisada; la base del 4º trimestre de 2023 se recalcula dinámicamente de la propia serie.</w:t>
       </w:r>
     </w:p>
-    <w:bookmarkEnd w:id="41"/>
-    <w:bookmarkStart w:id="42" w:name="X96d65d75de98372a532c7c1fba300d7558b9e4c"/>
+    <w:bookmarkEnd w:id="42"/>
+    <w:bookmarkStart w:id="43" w:name="X96d65d75de98372a532c7c1fba300d7558b9e4c"/>
     <w:p>
       <w:pPr>
         <w:pStyle w:val="Heading2"/>
@@ -4843,9 +5228,9 @@
         <w:t xml:space="preserve">Ficha metodológica · Cinturón Vida cotidiana · Capa de semáforo (4 colores)</w:t>
       </w:r>
     </w:p>
-    <w:bookmarkEnd w:id="42"/>
     <w:bookmarkEnd w:id="43"/>
-    <w:bookmarkStart w:id="53" w:name="peso-de-tarifas-regulados"/>
+    <w:bookmarkEnd w:id="44"/>
+    <w:bookmarkStart w:id="54" w:name="peso-de-tarifas-regulados"/>
     <w:p>
       <w:pPr>
         <w:pStyle w:val="Heading1"/>
@@ -4972,7 +5357,7 @@
         </w:tc>
       </w:tr>
     </w:tbl>
-    <w:bookmarkStart w:id="44" w:name="identificación-2"/>
+    <w:bookmarkStart w:id="45" w:name="identificación-2"/>
     <w:p>
       <w:pPr>
         <w:pStyle w:val="Heading2"/>
@@ -5335,8 +5720,8 @@
         </w:tc>
       </w:tr>
     </w:tbl>
-    <w:bookmarkEnd w:id="44"/>
-    <w:bookmarkStart w:id="45" w:name="definición-qué-mide-y-por-qué-importa-2"/>
+    <w:bookmarkEnd w:id="45"/>
+    <w:bookmarkStart w:id="46" w:name="definición-qué-mide-y-por-qué-importa-2"/>
     <w:p>
       <w:pPr>
         <w:pStyle w:val="Heading2"/>
@@ -5380,8 +5765,8 @@
         <w:t xml:space="preserve">Lo que más duele en la compra de todos los días: alimentos y tarifas, medidos contra los salarios (no contra la inflación general).</w:t>
       </w:r>
     </w:p>
-    <w:bookmarkEnd w:id="45"/>
-    <w:bookmarkStart w:id="46" w:name="método-de-cómputo-2"/>
+    <w:bookmarkEnd w:id="46"/>
+    <w:bookmarkStart w:id="47" w:name="método-de-cómputo-2"/>
     <w:p>
       <w:pPr>
         <w:pStyle w:val="Heading2"/>
@@ -5415,8 +5800,8 @@
         <w:t xml:space="preserve">El componente mide el peso de los servicios regulados en el salario: nivel de regulados contra nivel del RIPTE, rebaseado a 100 = 4º trimestre de 2023. Por debajo de 100, las tarifas subieron más que los salarios desde el arranque.</w:t>
       </w:r>
     </w:p>
-    <w:bookmarkEnd w:id="46"/>
-    <w:bookmarkStart w:id="47" w:name="Xeaceac25dc22f621ad8bee78d29eedd39b8dc62"/>
+    <w:bookmarkEnd w:id="47"/>
+    <w:bookmarkStart w:id="48" w:name="Xeaceac25dc22f621ad8bee78d29eedd39b8dc62"/>
     <w:p>
       <w:pPr>
         <w:pStyle w:val="Heading2"/>
@@ -5692,8 +6077,8 @@
         <w:t xml:space="preserve">.</w:t>
       </w:r>
     </w:p>
-    <w:bookmarkEnd w:id="47"/>
-    <w:bookmarkStart w:id="48" w:name="datos-concretos-detrás-del-valor-2"/>
+    <w:bookmarkEnd w:id="48"/>
+    <w:bookmarkStart w:id="49" w:name="datos-concretos-detrás-del-valor-2"/>
     <w:p>
       <w:pPr>
         <w:pStyle w:val="Heading2"/>
@@ -5723,8 +6108,8 @@
         <w:t xml:space="preserve">El informe publica el valor (2,3 % m/m regulados) pero no los números que lo componen: la fuente entrega la serie ya calculada. Para auditar el dato hay que ir a la operación estadística citada más arriba.</w:t>
       </w:r>
     </w:p>
-    <w:bookmarkEnd w:id="48"/>
-    <w:bookmarkStart w:id="49" w:name="color-vigente-y-por-qué-2"/>
+    <w:bookmarkEnd w:id="49"/>
+    <w:bookmarkStart w:id="50" w:name="color-vigente-y-por-qué-2"/>
     <w:p>
       <w:pPr>
         <w:pStyle w:val="Heading2"/>
@@ -5770,8 +6155,8 @@
         <w:t xml:space="preserve">Ponderación vigente en el ITVC: 11,2 % efectivo. El color es una lectura adicional — no reemplaza ni cambia esta ponderación.</w:t>
       </w:r>
     </w:p>
-    <w:bookmarkEnd w:id="49"/>
-    <w:bookmarkStart w:id="50" w:name="transparencia-limitaciones-declaradas-2"/>
+    <w:bookmarkEnd w:id="50"/>
+    <w:bookmarkStart w:id="51" w:name="transparencia-limitaciones-declaradas-2"/>
     <w:p>
       <w:pPr>
         <w:pStyle w:val="Heading2"/>
@@ -5805,8 +6190,8 @@
         <w:t xml:space="preserve">Depende del RIPTE, que cubre solo asalariados formales.</w:t>
       </w:r>
     </w:p>
-    <w:bookmarkEnd w:id="50"/>
-    <w:bookmarkStart w:id="51" w:name="Xef0254494c8cbb948c0e61c654d5e9b1983623c"/>
+    <w:bookmarkEnd w:id="51"/>
+    <w:bookmarkStart w:id="52" w:name="Xef0254494c8cbb948c0e61c654d5e9b1983623c"/>
     <w:p>
       <w:pPr>
         <w:pStyle w:val="Heading2"/>
@@ -5858,8 +6243,8 @@
         <w:t xml:space="preserve">Re-descarga completa por actualización; base dinámica de la propia serie.</w:t>
       </w:r>
     </w:p>
-    <w:bookmarkEnd w:id="51"/>
-    <w:bookmarkStart w:id="52" w:name="X26b91c30c62ddbbdbd672bb193ae636df8c7ae1"/>
+    <w:bookmarkEnd w:id="52"/>
+    <w:bookmarkStart w:id="53" w:name="X26b91c30c62ddbbdbd672bb193ae636df8c7ae1"/>
     <w:p>
       <w:pPr>
         <w:pStyle w:val="Heading2"/>
@@ -5916,9 +6301,9 @@
         <w:t xml:space="preserve">Ficha metodológica · Cinturón Vida cotidiana · Capa de semáforo (4 colores)</w:t>
       </w:r>
     </w:p>
-    <w:bookmarkEnd w:id="52"/>
     <w:bookmarkEnd w:id="53"/>
-    <w:bookmarkStart w:id="63" w:name="costo-real-del-alquiler"/>
+    <w:bookmarkEnd w:id="54"/>
+    <w:bookmarkStart w:id="64" w:name="costo-real-del-alquiler"/>
     <w:p>
       <w:pPr>
         <w:pStyle w:val="Heading1"/>
@@ -6045,7 +6430,7 @@
         </w:tc>
       </w:tr>
     </w:tbl>
-    <w:bookmarkStart w:id="54" w:name="identificación-3"/>
+    <w:bookmarkStart w:id="55" w:name="identificación-3"/>
     <w:p>
       <w:pPr>
         <w:pStyle w:val="Heading2"/>
@@ -6408,8 +6793,8 @@
         </w:tc>
       </w:tr>
     </w:tbl>
-    <w:bookmarkEnd w:id="54"/>
-    <w:bookmarkStart w:id="55" w:name="definición-qué-mide-y-por-qué-importa-3"/>
+    <w:bookmarkEnd w:id="55"/>
+    <w:bookmarkStart w:id="56" w:name="definición-qué-mide-y-por-qué-importa-3"/>
     <w:p>
       <w:pPr>
         <w:pStyle w:val="Heading2"/>
@@ -6453,8 +6838,8 @@
         <w:t xml:space="preserve">Lo que más duele en la compra de todos los días: alimentos y tarifas, medidos contra los salarios (no contra la inflación general).</w:t>
       </w:r>
     </w:p>
-    <w:bookmarkEnd w:id="55"/>
-    <w:bookmarkStart w:id="56" w:name="método-de-cómputo-3"/>
+    <w:bookmarkEnd w:id="56"/>
+    <w:bookmarkStart w:id="57" w:name="método-de-cómputo-3"/>
     <w:p>
       <w:pPr>
         <w:pStyle w:val="Heading2"/>
@@ -6500,8 +6885,8 @@
         <w:t xml:space="preserve">Se compara contra el índice general del Gran Buenos Aires y no contra el nacional: dividir un precio de una plaza por el índice de otra mezclaría dos mercados en el mismo cociente.</w:t>
       </w:r>
     </w:p>
-    <w:bookmarkEnd w:id="56"/>
-    <w:bookmarkStart w:id="57" w:name="X884d325e79d6de86b403bfd00b9257f415af6f1"/>
+    <w:bookmarkEnd w:id="57"/>
+    <w:bookmarkStart w:id="58" w:name="X884d325e79d6de86b403bfd00b9257f415af6f1"/>
     <w:p>
       <w:pPr>
         <w:pStyle w:val="Heading2"/>
@@ -6777,8 +7162,8 @@
         <w:t xml:space="preserve">.</w:t>
       </w:r>
     </w:p>
-    <w:bookmarkEnd w:id="57"/>
-    <w:bookmarkStart w:id="58" w:name="datos-concretos-detrás-del-valor-3"/>
+    <w:bookmarkEnd w:id="58"/>
+    <w:bookmarkStart w:id="59" w:name="datos-concretos-detrás-del-valor-3"/>
     <w:p>
       <w:pPr>
         <w:pStyle w:val="Heading2"/>
@@ -6808,8 +7193,8 @@
         <w:t xml:space="preserve">El informe publica el valor (3,87 % m/m alquileres) pero no los números que lo componen: la fuente entrega la serie ya calculada. Para auditar el dato hay que ir a la operación estadística citada más arriba.</w:t>
       </w:r>
     </w:p>
-    <w:bookmarkEnd w:id="58"/>
-    <w:bookmarkStart w:id="59" w:name="color-vigente-y-por-qué-3"/>
+    <w:bookmarkEnd w:id="59"/>
+    <w:bookmarkStart w:id="60" w:name="color-vigente-y-por-qué-3"/>
     <w:p>
       <w:pPr>
         <w:pStyle w:val="Heading2"/>
@@ -6855,8 +7240,8 @@
         <w:t xml:space="preserve">Ponderación vigente en el ITVC: 5 % efectivo. El color es una lectura adicional — no reemplaza ni cambia esta ponderación.</w:t>
       </w:r>
     </w:p>
-    <w:bookmarkEnd w:id="59"/>
-    <w:bookmarkStart w:id="60" w:name="transparencia-limitaciones-declaradas-3"/>
+    <w:bookmarkEnd w:id="60"/>
+    <w:bookmarkStart w:id="61" w:name="transparencia-limitaciones-declaradas-3"/>
     <w:p>
       <w:pPr>
         <w:pStyle w:val="Heading2"/>
@@ -6902,8 +7287,8 @@
         <w:t xml:space="preserve">No distingue entre hogares propietarios e inquilinos: el índice describe el precio, no cuántos lo pagan.</w:t>
       </w:r>
     </w:p>
-    <w:bookmarkEnd w:id="60"/>
-    <w:bookmarkStart w:id="61" w:name="X70e697facfb18692fa01ac9fd893f095e78dfba"/>
+    <w:bookmarkEnd w:id="61"/>
+    <w:bookmarkStart w:id="62" w:name="X70e697facfb18692fa01ac9fd893f095e78dfba"/>
     <w:p>
       <w:pPr>
         <w:pStyle w:val="Heading2"/>
@@ -6955,8 +7340,8 @@
         <w:t xml:space="preserve">Re-descarga completa por actualización; base fija en el 4º trimestre de 2023.</w:t>
       </w:r>
     </w:p>
-    <w:bookmarkEnd w:id="61"/>
-    <w:bookmarkStart w:id="62" w:name="X57c472e6153e0a3a54ac23c7ee61d844b37a3be"/>
+    <w:bookmarkEnd w:id="62"/>
+    <w:bookmarkStart w:id="63" w:name="X57c472e6153e0a3a54ac23c7ee61d844b37a3be"/>
     <w:p>
       <w:pPr>
         <w:pStyle w:val="Heading2"/>
@@ -7013,9 +7398,9 @@
         <w:t xml:space="preserve">Ficha metodológica · Cinturón Vida cotidiana · Capa de semáforo (4 colores)</w:t>
       </w:r>
     </w:p>
-    <w:bookmarkEnd w:id="62"/>
     <w:bookmarkEnd w:id="63"/>
-    <w:bookmarkStart w:id="73" w:name="consumo-de-carne-per-cápita"/>
+    <w:bookmarkEnd w:id="64"/>
+    <w:bookmarkStart w:id="74" w:name="consumo-de-carne-per-cápita"/>
     <w:p>
       <w:pPr>
         <w:pStyle w:val="Heading1"/>
@@ -7142,7 +7527,7 @@
         </w:tc>
       </w:tr>
     </w:tbl>
-    <w:bookmarkStart w:id="64" w:name="identificación-4"/>
+    <w:bookmarkStart w:id="65" w:name="identificación-4"/>
     <w:p>
       <w:pPr>
         <w:pStyle w:val="Heading2"/>
@@ -7505,8 +7890,8 @@
         </w:tc>
       </w:tr>
     </w:tbl>
-    <w:bookmarkEnd w:id="64"/>
-    <w:bookmarkStart w:id="65" w:name="definición-qué-mide-y-por-qué-importa-4"/>
+    <w:bookmarkEnd w:id="65"/>
+    <w:bookmarkStart w:id="66" w:name="definición-qué-mide-y-por-qué-importa-4"/>
     <w:p>
       <w:pPr>
         <w:pStyle w:val="Heading2"/>
@@ -7550,8 +7935,8 @@
         <w:t xml:space="preserve">Si el sueldo alcanza y qué compra: la brecha entre el salario y la canasta de pobreza, cuánta gente trabaja en la informalidad, y dos termómetros de bolsillo —el consumo de carne y el patentamiento de motos— que se mueven con el poder de compra.</w:t>
       </w:r>
     </w:p>
-    <w:bookmarkEnd w:id="65"/>
-    <w:bookmarkStart w:id="66" w:name="método-de-cómputo-4"/>
+    <w:bookmarkEnd w:id="66"/>
+    <w:bookmarkStart w:id="67" w:name="método-de-cómputo-4"/>
     <w:p>
       <w:pPr>
         <w:pStyle w:val="Heading2"/>
@@ -7585,8 +7970,8 @@
         <w:t xml:space="preserve">Componente del índice: el consumo rebaseado a 100 = promedio del 4º trimestre de 2023 (menos carne = deterioro).</w:t>
       </w:r>
     </w:p>
-    <w:bookmarkEnd w:id="66"/>
-    <w:bookmarkStart w:id="67" w:name="X645ca3b02a92b2e30ea8c7e8d98b73de6b8b70c"/>
+    <w:bookmarkEnd w:id="67"/>
+    <w:bookmarkStart w:id="68" w:name="X645ca3b02a92b2e30ea8c7e8d98b73de6b8b70c"/>
     <w:p>
       <w:pPr>
         <w:pStyle w:val="Heading2"/>
@@ -7862,8 +8247,8 @@
         <w:t xml:space="preserve">.</w:t>
       </w:r>
     </w:p>
-    <w:bookmarkEnd w:id="67"/>
-    <w:bookmarkStart w:id="68" w:name="datos-concretos-detrás-del-valor-4"/>
+    <w:bookmarkEnd w:id="68"/>
+    <w:bookmarkStart w:id="69" w:name="datos-concretos-detrás-del-valor-4"/>
     <w:p>
       <w:pPr>
         <w:pStyle w:val="Heading2"/>
@@ -7893,8 +8278,8 @@
         <w:t xml:space="preserve">El informe publica el valor (47,5 kg/hab/año) pero no los números que lo componen: la fuente entrega la serie ya calculada. Para auditar el dato hay que ir a la operación estadística citada más arriba.</w:t>
       </w:r>
     </w:p>
-    <w:bookmarkEnd w:id="68"/>
-    <w:bookmarkStart w:id="69" w:name="color-vigente-y-por-qué-4"/>
+    <w:bookmarkEnd w:id="69"/>
+    <w:bookmarkStart w:id="70" w:name="color-vigente-y-por-qué-4"/>
     <w:p>
       <w:pPr>
         <w:pStyle w:val="Heading2"/>
@@ -7940,8 +8325,8 @@
         <w:t xml:space="preserve">Ponderación vigente en el ITVC: 1,1 % efectivo. El color es una lectura adicional — no reemplaza ni cambia esta ponderación.</w:t>
       </w:r>
     </w:p>
-    <w:bookmarkEnd w:id="69"/>
-    <w:bookmarkStart w:id="70" w:name="transparencia-limitaciones-declaradas-4"/>
+    <w:bookmarkEnd w:id="70"/>
+    <w:bookmarkStart w:id="71" w:name="transparencia-limitaciones-declaradas-4"/>
     <w:p>
       <w:pPr>
         <w:pStyle w:val="Heading2"/>
@@ -7987,8 +8372,8 @@
         <w:t xml:space="preserve">La línea de base del 4º trimestre de 2023 usa la foto contemporánea de entonces, declarada; el dato revisado de la fuente difiere levemente.</w:t>
       </w:r>
     </w:p>
-    <w:bookmarkEnd w:id="70"/>
-    <w:bookmarkStart w:id="71" w:name="X61b77bf27a7482596b8c47f1ea71e4d36077bf4"/>
+    <w:bookmarkEnd w:id="71"/>
+    <w:bookmarkStart w:id="72" w:name="X61b77bf27a7482596b8c47f1ea71e4d36077bf4"/>
     <w:p>
       <w:pPr>
         <w:pStyle w:val="Heading2"/>
@@ -8040,8 +8425,8 @@
         <w:t xml:space="preserve">Los informes procesados no se releen; si la fuente revisa, el dato nuevo entra por el informe siguiente.</w:t>
       </w:r>
     </w:p>
-    <w:bookmarkEnd w:id="71"/>
-    <w:bookmarkStart w:id="72" w:name="X2689a8f17fd66d16ab78fd446a4f0208d24d005"/>
+    <w:bookmarkEnd w:id="72"/>
+    <w:bookmarkStart w:id="73" w:name="X2689a8f17fd66d16ab78fd446a4f0208d24d005"/>
     <w:p>
       <w:pPr>
         <w:pStyle w:val="Heading2"/>
@@ -8116,9 +8501,9 @@
         <w:t xml:space="preserve">Ficha metodológica · Cinturón Vida cotidiana · Capa de semáforo (4 colores)</w:t>
       </w:r>
     </w:p>
-    <w:bookmarkEnd w:id="72"/>
     <w:bookmarkEnd w:id="73"/>
-    <w:bookmarkStart w:id="83" w:name="informalidad-laboral"/>
+    <w:bookmarkEnd w:id="74"/>
+    <w:bookmarkStart w:id="84" w:name="informalidad-laboral"/>
     <w:p>
       <w:pPr>
         <w:pStyle w:val="Heading1"/>
@@ -8245,7 +8630,7 @@
         </w:tc>
       </w:tr>
     </w:tbl>
-    <w:bookmarkStart w:id="74" w:name="identificación-5"/>
+    <w:bookmarkStart w:id="75" w:name="identificación-5"/>
     <w:p>
       <w:pPr>
         <w:pStyle w:val="Heading2"/>
@@ -8608,8 +8993,8 @@
         </w:tc>
       </w:tr>
     </w:tbl>
-    <w:bookmarkEnd w:id="74"/>
-    <w:bookmarkStart w:id="75" w:name="definición-qué-mide-y-por-qué-importa-5"/>
+    <w:bookmarkEnd w:id="75"/>
+    <w:bookmarkStart w:id="76" w:name="definición-qué-mide-y-por-qué-importa-5"/>
     <w:p>
       <w:pPr>
         <w:pStyle w:val="Heading2"/>
@@ -8653,8 +9038,8 @@
         <w:t xml:space="preserve">Si el sueldo alcanza y qué compra: la brecha entre el salario y la canasta de pobreza, cuánta gente trabaja en la informalidad, y dos termómetros de bolsillo —el consumo de carne y el patentamiento de motos— que se mueven con el poder de compra.</w:t>
       </w:r>
     </w:p>
-    <w:bookmarkEnd w:id="75"/>
-    <w:bookmarkStart w:id="76" w:name="método-de-cómputo-5"/>
+    <w:bookmarkEnd w:id="76"/>
+    <w:bookmarkStart w:id="77" w:name="método-de-cómputo-5"/>
     <w:p>
       <w:pPr>
         <w:pStyle w:val="Heading2"/>
@@ -8676,8 +9061,8 @@
         <w:t xml:space="preserve">Componente del índice: la tasa rebaseada de forma invertida (menos informalidad = mejora) contra el trimestre del arranque del mandato (4º trimestre de 2023).</w:t>
       </w:r>
     </w:p>
-    <w:bookmarkEnd w:id="76"/>
-    <w:bookmarkStart w:id="77" w:name="Xb1931c6abcbcf859f1adda48bf40e4d48635f98"/>
+    <w:bookmarkEnd w:id="77"/>
+    <w:bookmarkStart w:id="78" w:name="Xb1931c6abcbcf859f1adda48bf40e4d48635f98"/>
     <w:p>
       <w:pPr>
         <w:pStyle w:val="Heading2"/>
@@ -8953,8 +9338,8 @@
         <w:t xml:space="preserve">.</w:t>
       </w:r>
     </w:p>
-    <w:bookmarkEnd w:id="77"/>
-    <w:bookmarkStart w:id="78" w:name="datos-concretos-detrás-del-valor-5"/>
+    <w:bookmarkEnd w:id="78"/>
+    <w:bookmarkStart w:id="79" w:name="datos-concretos-detrás-del-valor-5"/>
     <w:p>
       <w:pPr>
         <w:pStyle w:val="Heading2"/>
@@ -8984,8 +9369,8 @@
         <w:t xml:space="preserve">El informe publica el valor (37,9 %) pero no los números que lo componen: la fuente entrega la serie ya calculada. Para auditar el dato hay que ir a la operación estadística citada más arriba.</w:t>
       </w:r>
     </w:p>
-    <w:bookmarkEnd w:id="78"/>
-    <w:bookmarkStart w:id="79" w:name="color-vigente-y-por-qué-5"/>
+    <w:bookmarkEnd w:id="79"/>
+    <w:bookmarkStart w:id="80" w:name="color-vigente-y-por-qué-5"/>
     <w:p>
       <w:pPr>
         <w:pStyle w:val="Heading2"/>
@@ -9031,8 +9416,8 @@
         <w:t xml:space="preserve">Ponderación vigente en el ITVC: 9,2 % efectivo. El color es una lectura adicional — no reemplaza ni cambia esta ponderación.</w:t>
       </w:r>
     </w:p>
-    <w:bookmarkEnd w:id="79"/>
-    <w:bookmarkStart w:id="80" w:name="transparencia-limitaciones-declaradas-5"/>
+    <w:bookmarkEnd w:id="80"/>
+    <w:bookmarkStart w:id="81" w:name="transparencia-limitaciones-declaradas-5"/>
     <w:p>
       <w:pPr>
         <w:pStyle w:val="Heading2"/>
@@ -9078,8 +9463,8 @@
         <w:t xml:space="preserve">La serie trimestral pública original se discontinuó en 2020; la vigente la reemplaza desde el rediseño del componente.</w:t>
       </w:r>
     </w:p>
-    <w:bookmarkEnd w:id="80"/>
-    <w:bookmarkStart w:id="81" w:name="Xc57e4cc3a18d396728e74304c5ee81f44a4293b"/>
+    <w:bookmarkEnd w:id="81"/>
+    <w:bookmarkStart w:id="82" w:name="Xc57e4cc3a18d396728e74304c5ee81f44a4293b"/>
     <w:p>
       <w:pPr>
         <w:pStyle w:val="Heading2"/>
@@ -9131,8 +9516,8 @@
         <w:t xml:space="preserve">La encuesta se revisa; la re-descarga completa por actualización adopta las revisiones.</w:t>
       </w:r>
     </w:p>
-    <w:bookmarkEnd w:id="81"/>
-    <w:bookmarkStart w:id="82" w:name="X01eece54c25544211d0d4e1d54c663892ca44aa"/>
+    <w:bookmarkEnd w:id="82"/>
+    <w:bookmarkStart w:id="83" w:name="X01eece54c25544211d0d4e1d54c663892ca44aa"/>
     <w:p>
       <w:pPr>
         <w:pStyle w:val="Heading2"/>
@@ -9207,9 +9592,9 @@
         <w:t xml:space="preserve">Ficha metodológica · Cinturón Vida cotidiana · Capa de semáforo (4 colores)</w:t>
       </w:r>
     </w:p>
-    <w:bookmarkEnd w:id="82"/>
     <w:bookmarkEnd w:id="83"/>
-    <w:bookmarkStart w:id="93" w:name="actividad-industrial-ipi"/>
+    <w:bookmarkEnd w:id="84"/>
+    <w:bookmarkStart w:id="94" w:name="actividad-industrial-ipi"/>
     <w:p>
       <w:pPr>
         <w:pStyle w:val="Heading1"/>
@@ -9336,7 +9721,7 @@
         </w:tc>
       </w:tr>
     </w:tbl>
-    <w:bookmarkStart w:id="84" w:name="identificación-6"/>
+    <w:bookmarkStart w:id="85" w:name="identificación-6"/>
     <w:p>
       <w:pPr>
         <w:pStyle w:val="Heading2"/>
@@ -9699,8 +10084,8 @@
         </w:tc>
       </w:tr>
     </w:tbl>
-    <w:bookmarkEnd w:id="84"/>
-    <w:bookmarkStart w:id="85" w:name="definición-qué-mide-y-por-qué-importa-6"/>
+    <w:bookmarkEnd w:id="85"/>
+    <w:bookmarkStart w:id="86" w:name="definición-qué-mide-y-por-qué-importa-6"/>
     <w:p>
       <w:pPr>
         <w:pStyle w:val="Heading2"/>
@@ -9744,8 +10129,8 @@
         <w:t xml:space="preserve">Las perspectivas de trabajo: mortalidad de pymes (empleadores), construcción (cemento, el sector más intensivo en mano de obra) y pluriempleo.</w:t>
       </w:r>
     </w:p>
-    <w:bookmarkEnd w:id="85"/>
-    <w:bookmarkStart w:id="86" w:name="método-de-cómputo-6"/>
+    <w:bookmarkEnd w:id="86"/>
+    <w:bookmarkStart w:id="87" w:name="método-de-cómputo-6"/>
     <w:p>
       <w:pPr>
         <w:pStyle w:val="Heading2"/>
@@ -9779,8 +10164,8 @@
         <w:t xml:space="preserve">Se usa la serie desestacionalizada porque la original mostraba variaciones de hasta ±20% mensual de puro calendario.</w:t>
       </w:r>
     </w:p>
-    <w:bookmarkEnd w:id="86"/>
-    <w:bookmarkStart w:id="87" w:name="X6f1889a6c9c1eaefb3e4c5719eab82ff8c71647"/>
+    <w:bookmarkEnd w:id="87"/>
+    <w:bookmarkStart w:id="88" w:name="X6f1889a6c9c1eaefb3e4c5719eab82ff8c71647"/>
     <w:p>
       <w:pPr>
         <w:pStyle w:val="Heading2"/>
@@ -10056,8 +10441,8 @@
         <w:t xml:space="preserve">.</w:t>
       </w:r>
     </w:p>
-    <w:bookmarkEnd w:id="87"/>
-    <w:bookmarkStart w:id="88" w:name="datos-concretos-detrás-del-valor-6"/>
+    <w:bookmarkEnd w:id="88"/>
+    <w:bookmarkStart w:id="89" w:name="datos-concretos-detrás-del-valor-6"/>
     <w:p>
       <w:pPr>
         <w:pStyle w:val="Heading2"/>
@@ -10087,8 +10472,8 @@
         <w:t xml:space="preserve">El informe publica el valor (0,94 % m/m (IPI desest.)) pero no los números que lo componen: la fuente entrega la serie ya calculada. Para auditar el dato hay que ir a la operación estadística citada más arriba.</w:t>
       </w:r>
     </w:p>
-    <w:bookmarkEnd w:id="88"/>
-    <w:bookmarkStart w:id="89" w:name="color-vigente-y-por-qué-6"/>
+    <w:bookmarkEnd w:id="89"/>
+    <w:bookmarkStart w:id="90" w:name="color-vigente-y-por-qué-6"/>
     <w:p>
       <w:pPr>
         <w:pStyle w:val="Heading2"/>
@@ -10134,8 +10519,8 @@
         <w:t xml:space="preserve">Ponderación vigente en el ITVC: 4 % efectivo. El color es una lectura adicional — no reemplaza ni cambia esta ponderación.</w:t>
       </w:r>
     </w:p>
-    <w:bookmarkEnd w:id="89"/>
-    <w:bookmarkStart w:id="90" w:name="transparencia-limitaciones-declaradas-6"/>
+    <w:bookmarkEnd w:id="90"/>
+    <w:bookmarkStart w:id="91" w:name="transparencia-limitaciones-declaradas-6"/>
     <w:p>
       <w:pPr>
         <w:pStyle w:val="Heading2"/>
@@ -10169,8 +10554,8 @@
         <w:t xml:space="preserve">La taxonomía de la dimensión (empleo sin medidas directas de empleo) es una discusión abierta declarada del diseño.</w:t>
       </w:r>
     </w:p>
-    <w:bookmarkEnd w:id="90"/>
-    <w:bookmarkStart w:id="91" w:name="Xda21666f7a2dd83c88faf8de956a46075edab32"/>
+    <w:bookmarkEnd w:id="91"/>
+    <w:bookmarkStart w:id="92" w:name="Xda21666f7a2dd83c88faf8de956a46075edab32"/>
     <w:p>
       <w:pPr>
         <w:pStyle w:val="Heading2"/>
@@ -10222,8 +10607,8 @@
         <w:t xml:space="preserve">Los factores de desestacionalización se recalculan y revisan la serie; la re-descarga completa los absorbe.</w:t>
       </w:r>
     </w:p>
-    <w:bookmarkEnd w:id="91"/>
-    <w:bookmarkStart w:id="92" w:name="X78b6541d61e709752066d9872c28a219573eb10"/>
+    <w:bookmarkEnd w:id="92"/>
+    <w:bookmarkStart w:id="93" w:name="X78b6541d61e709752066d9872c28a219573eb10"/>
     <w:p>
       <w:pPr>
         <w:pStyle w:val="Heading2"/>
@@ -10280,9 +10665,9 @@
         <w:t xml:space="preserve">Ficha metodológica · Cinturón Vida cotidiana · Capa de semáforo (4 colores)</w:t>
       </w:r>
     </w:p>
-    <w:bookmarkEnd w:id="92"/>
     <w:bookmarkEnd w:id="93"/>
-    <w:bookmarkStart w:id="103" w:name="construcción-isac"/>
+    <w:bookmarkEnd w:id="94"/>
+    <w:bookmarkStart w:id="104" w:name="construcción-isac"/>
     <w:p>
       <w:pPr>
         <w:pStyle w:val="Heading1"/>
@@ -10409,7 +10794,7 @@
         </w:tc>
       </w:tr>
     </w:tbl>
-    <w:bookmarkStart w:id="94" w:name="identificación-7"/>
+    <w:bookmarkStart w:id="95" w:name="identificación-7"/>
     <w:p>
       <w:pPr>
         <w:pStyle w:val="Heading2"/>
@@ -10772,8 +11157,8 @@
         </w:tc>
       </w:tr>
     </w:tbl>
-    <w:bookmarkEnd w:id="94"/>
-    <w:bookmarkStart w:id="95" w:name="definición-qué-mide-y-por-qué-importa-7"/>
+    <w:bookmarkEnd w:id="95"/>
+    <w:bookmarkStart w:id="96" w:name="definición-qué-mide-y-por-qué-importa-7"/>
     <w:p>
       <w:pPr>
         <w:pStyle w:val="Heading2"/>
@@ -10817,8 +11202,8 @@
         <w:t xml:space="preserve">Las perspectivas de trabajo: mortalidad de pymes (empleadores), construcción (cemento, el sector más intensivo en mano de obra) y pluriempleo.</w:t>
       </w:r>
     </w:p>
-    <w:bookmarkEnd w:id="95"/>
-    <w:bookmarkStart w:id="96" w:name="método-de-cómputo-7"/>
+    <w:bookmarkEnd w:id="96"/>
+    <w:bookmarkStart w:id="97" w:name="método-de-cómputo-7"/>
     <w:p>
       <w:pPr>
         <w:pStyle w:val="Heading2"/>
@@ -10852,8 +11237,8 @@
         <w:t xml:space="preserve">La serie original tiene un desplome estacional en diciembre que contaminaría la base: por eso la desestacionalizada.</w:t>
       </w:r>
     </w:p>
-    <w:bookmarkEnd w:id="96"/>
-    <w:bookmarkStart w:id="97" w:name="X580c6ce917b2a709ea8e3c85d9f137a942d26a4"/>
+    <w:bookmarkEnd w:id="97"/>
+    <w:bookmarkStart w:id="98" w:name="X580c6ce917b2a709ea8e3c85d9f137a942d26a4"/>
     <w:p>
       <w:pPr>
         <w:pStyle w:val="Heading2"/>
@@ -11129,8 +11514,8 @@
         <w:t xml:space="preserve">.</w:t>
       </w:r>
     </w:p>
-    <w:bookmarkEnd w:id="97"/>
-    <w:bookmarkStart w:id="98" w:name="datos-concretos-detrás-del-valor-7"/>
+    <w:bookmarkEnd w:id="98"/>
+    <w:bookmarkStart w:id="99" w:name="datos-concretos-detrás-del-valor-7"/>
     <w:p>
       <w:pPr>
         <w:pStyle w:val="Heading2"/>
@@ -11160,8 +11545,8 @@
         <w:t xml:space="preserve">El informe publica el valor (148,1 índice ISAC) pero no los números que lo componen: la fuente entrega la serie ya calculada. Para auditar el dato hay que ir a la operación estadística citada más arriba.</w:t>
       </w:r>
     </w:p>
-    <w:bookmarkEnd w:id="98"/>
-    <w:bookmarkStart w:id="99" w:name="color-vigente-y-por-qué-7"/>
+    <w:bookmarkEnd w:id="99"/>
+    <w:bookmarkStart w:id="100" w:name="color-vigente-y-por-qué-7"/>
     <w:p>
       <w:pPr>
         <w:pStyle w:val="Heading2"/>
@@ -11207,8 +11592,8 @@
         <w:t xml:space="preserve">Ponderación vigente en el ITVC: 3,6 % efectivo. El color es una lectura adicional — no reemplaza ni cambia esta ponderación.</w:t>
       </w:r>
     </w:p>
-    <w:bookmarkEnd w:id="99"/>
-    <w:bookmarkStart w:id="100" w:name="transparencia-limitaciones-declaradas-7"/>
+    <w:bookmarkEnd w:id="100"/>
+    <w:bookmarkStart w:id="101" w:name="transparencia-limitaciones-declaradas-7"/>
     <w:p>
       <w:pPr>
         <w:pStyle w:val="Heading2"/>
@@ -11230,8 +11615,8 @@
         <w:t xml:space="preserve">Aproximación al empleo vía actividad de la construcción, no despachos de cemento reales (la serie de insumos existe aparte, como contraste).</w:t>
       </w:r>
     </w:p>
-    <w:bookmarkEnd w:id="100"/>
-    <w:bookmarkStart w:id="101" w:name="X5157a7f3dd1b7c5618784c262e1db635d54cbee"/>
+    <w:bookmarkEnd w:id="101"/>
+    <w:bookmarkStart w:id="102" w:name="X5157a7f3dd1b7c5618784c262e1db635d54cbee"/>
     <w:p>
       <w:pPr>
         <w:pStyle w:val="Heading2"/>
@@ -11283,8 +11668,8 @@
         <w:t xml:space="preserve">Serie desestacionalizada revisable por la fuente; re-descarga completa por actualización.</w:t>
       </w:r>
     </w:p>
-    <w:bookmarkEnd w:id="101"/>
-    <w:bookmarkStart w:id="102" w:name="X132198e4afb37dac2ae05929110b05dce5f3da0"/>
+    <w:bookmarkEnd w:id="102"/>
+    <w:bookmarkStart w:id="103" w:name="X132198e4afb37dac2ae05929110b05dce5f3da0"/>
     <w:p>
       <w:pPr>
         <w:pStyle w:val="Heading2"/>
@@ -11341,9 +11726,9 @@
         <w:t xml:space="preserve">Ficha metodológica · Cinturón Vida cotidiana · Capa de semáforo (4 colores)</w:t>
       </w:r>
     </w:p>
-    <w:bookmarkEnd w:id="102"/>
     <w:bookmarkEnd w:id="103"/>
-    <w:bookmarkStart w:id="113" w:name="subocupación-demandante"/>
+    <w:bookmarkEnd w:id="104"/>
+    <w:bookmarkStart w:id="114" w:name="subocupación-demandante"/>
     <w:p>
       <w:pPr>
         <w:pStyle w:val="Heading1"/>
@@ -11470,7 +11855,7 @@
         </w:tc>
       </w:tr>
     </w:tbl>
-    <w:bookmarkStart w:id="104" w:name="identificación-8"/>
+    <w:bookmarkStart w:id="105" w:name="identificación-8"/>
     <w:p>
       <w:pPr>
         <w:pStyle w:val="Heading2"/>
@@ -11833,8 +12218,8 @@
         </w:tc>
       </w:tr>
     </w:tbl>
-    <w:bookmarkEnd w:id="104"/>
-    <w:bookmarkStart w:id="105" w:name="definición-qué-mide-y-por-qué-importa-8"/>
+    <w:bookmarkEnd w:id="105"/>
+    <w:bookmarkStart w:id="106" w:name="definición-qué-mide-y-por-qué-importa-8"/>
     <w:p>
       <w:pPr>
         <w:pStyle w:val="Heading2"/>
@@ -11878,8 +12263,8 @@
         <w:t xml:space="preserve">Las perspectivas de trabajo: mortalidad de pymes (empleadores), construcción (cemento, el sector más intensivo en mano de obra) y pluriempleo.</w:t>
       </w:r>
     </w:p>
-    <w:bookmarkEnd w:id="105"/>
-    <w:bookmarkStart w:id="106" w:name="método-de-cómputo-8"/>
+    <w:bookmarkEnd w:id="106"/>
+    <w:bookmarkStart w:id="107" w:name="método-de-cómputo-8"/>
     <w:p>
       <w:pPr>
         <w:pStyle w:val="Heading2"/>
@@ -11901,8 +12286,8 @@
         <w:t xml:space="preserve">Componente del índice: la tasa rebaseada de forma invertida (menos subocupación demandante = mejora) contra el 4º trimestre de 2023.</w:t>
       </w:r>
     </w:p>
-    <w:bookmarkEnd w:id="106"/>
-    <w:bookmarkStart w:id="107" w:name="X87b3987c06539a9299ed64e1a1888a4d5564dfd"/>
+    <w:bookmarkEnd w:id="107"/>
+    <w:bookmarkStart w:id="108" w:name="X87b3987c06539a9299ed64e1a1888a4d5564dfd"/>
     <w:p>
       <w:pPr>
         <w:pStyle w:val="Heading2"/>
@@ -12178,8 +12563,8 @@
         <w:t xml:space="preserve">.</w:t>
       </w:r>
     </w:p>
-    <w:bookmarkEnd w:id="107"/>
-    <w:bookmarkStart w:id="108" w:name="datos-concretos-detrás-del-valor-8"/>
+    <w:bookmarkEnd w:id="108"/>
+    <w:bookmarkStart w:id="109" w:name="datos-concretos-detrás-del-valor-8"/>
     <w:p>
       <w:pPr>
         <w:pStyle w:val="Heading2"/>
@@ -12209,8 +12594,8 @@
         <w:t xml:space="preserve">El informe publica el valor (7,5 %) pero no los números que lo componen: la fuente entrega la serie ya calculada. Para auditar el dato hay que ir a la operación estadística citada más arriba.</w:t>
       </w:r>
     </w:p>
-    <w:bookmarkEnd w:id="108"/>
-    <w:bookmarkStart w:id="109" w:name="color-vigente-y-por-qué-8"/>
+    <w:bookmarkEnd w:id="109"/>
+    <w:bookmarkStart w:id="110" w:name="color-vigente-y-por-qué-8"/>
     <w:p>
       <w:pPr>
         <w:pStyle w:val="Heading2"/>
@@ -12256,8 +12641,8 @@
         <w:t xml:space="preserve">Ponderación vigente en el ITVC: 1,4 % efectivo. El color es una lectura adicional — no reemplaza ni cambia esta ponderación.</w:t>
       </w:r>
     </w:p>
-    <w:bookmarkEnd w:id="109"/>
-    <w:bookmarkStart w:id="110" w:name="transparencia-limitaciones-declaradas-8"/>
+    <w:bookmarkEnd w:id="110"/>
+    <w:bookmarkStart w:id="111" w:name="transparencia-limitaciones-declaradas-8"/>
     <w:p>
       <w:pPr>
         <w:pStyle w:val="Heading2"/>
@@ -12291,8 +12676,8 @@
         <w:t xml:space="preserve">Trimestral contra base de un trimestre: sesgo estacional chico aceptado.</w:t>
       </w:r>
     </w:p>
-    <w:bookmarkEnd w:id="110"/>
-    <w:bookmarkStart w:id="111" w:name="Xa8ce648c431bea43f551f3baf6efe2b68743848"/>
+    <w:bookmarkEnd w:id="111"/>
+    <w:bookmarkStart w:id="112" w:name="Xa8ce648c431bea43f551f3baf6efe2b68743848"/>
     <w:p>
       <w:pPr>
         <w:pStyle w:val="Heading2"/>
@@ -12344,8 +12729,8 @@
         <w:t xml:space="preserve">La encuesta se revisa; re-descarga completa por actualización.</w:t>
       </w:r>
     </w:p>
-    <w:bookmarkEnd w:id="111"/>
-    <w:bookmarkStart w:id="112" w:name="X7377c6d2efe561e453f620dd5fcb89b652fe35d"/>
+    <w:bookmarkEnd w:id="112"/>
+    <w:bookmarkStart w:id="113" w:name="X7377c6d2efe561e453f620dd5fcb89b652fe35d"/>
     <w:p>
       <w:pPr>
         <w:pStyle w:val="Heading2"/>
@@ -12402,9 +12787,9 @@
         <w:t xml:space="preserve">Ficha metodológica · Cinturón Vida cotidiana · Capa de semáforo (4 colores)</w:t>
       </w:r>
     </w:p>
-    <w:bookmarkEnd w:id="112"/>
     <w:bookmarkEnd w:id="113"/>
-    <w:bookmarkStart w:id="123" w:name="empleo-registrado-privado"/>
+    <w:bookmarkEnd w:id="114"/>
+    <w:bookmarkStart w:id="124" w:name="empleo-registrado-privado"/>
     <w:p>
       <w:pPr>
         <w:pStyle w:val="Heading1"/>
@@ -12531,7 +12916,7 @@
         </w:tc>
       </w:tr>
     </w:tbl>
-    <w:bookmarkStart w:id="114" w:name="identificación-9"/>
+    <w:bookmarkStart w:id="115" w:name="identificación-9"/>
     <w:p>
       <w:pPr>
         <w:pStyle w:val="Heading2"/>
@@ -12894,8 +13279,8 @@
         </w:tc>
       </w:tr>
     </w:tbl>
-    <w:bookmarkEnd w:id="114"/>
-    <w:bookmarkStart w:id="115" w:name="definición-qué-mide-y-por-qué-importa-9"/>
+    <w:bookmarkEnd w:id="115"/>
+    <w:bookmarkStart w:id="116" w:name="definición-qué-mide-y-por-qué-importa-9"/>
     <w:p>
       <w:pPr>
         <w:pStyle w:val="Heading2"/>
@@ -12939,8 +13324,8 @@
         <w:t xml:space="preserve">Las perspectivas de trabajo: mortalidad de pymes (empleadores), construcción (cemento, el sector más intensivo en mano de obra) y pluriempleo.</w:t>
       </w:r>
     </w:p>
-    <w:bookmarkEnd w:id="115"/>
-    <w:bookmarkStart w:id="116" w:name="método-de-cómputo-9"/>
+    <w:bookmarkEnd w:id="116"/>
+    <w:bookmarkStart w:id="117" w:name="método-de-cómputo-9"/>
     <w:p>
       <w:pPr>
         <w:pStyle w:val="Heading2"/>
@@ -12986,8 +13371,8 @@
         <w:t xml:space="preserve">No se invierte: más empleo registrado es mejor, de modo que el índice sube cuando la situación mejora.</w:t>
       </w:r>
     </w:p>
-    <w:bookmarkEnd w:id="116"/>
-    <w:bookmarkStart w:id="117" w:name="X7cebc61645757546f8524c030baae18d065141e"/>
+    <w:bookmarkEnd w:id="117"/>
+    <w:bookmarkStart w:id="118" w:name="X7cebc61645757546f8524c030baae18d065141e"/>
     <w:p>
       <w:pPr>
         <w:pStyle w:val="Heading2"/>
@@ -13263,8 +13648,8 @@
         <w:t xml:space="preserve">.</w:t>
       </w:r>
     </w:p>
-    <w:bookmarkEnd w:id="117"/>
-    <w:bookmarkStart w:id="118" w:name="datos-concretos-detrás-del-valor-9"/>
+    <w:bookmarkEnd w:id="118"/>
+    <w:bookmarkStart w:id="119" w:name="datos-concretos-detrás-del-valor-9"/>
     <w:p>
       <w:pPr>
         <w:pStyle w:val="Heading2"/>
@@ -13294,8 +13679,8 @@
         <w:t xml:space="preserve">El informe publica el valor (6.130,15 miles de puestos) pero no los números que lo componen: la fuente entrega la serie ya calculada. Para auditar el dato hay que ir a la operación estadística citada más arriba.</w:t>
       </w:r>
     </w:p>
-    <w:bookmarkEnd w:id="118"/>
-    <w:bookmarkStart w:id="119" w:name="color-vigente-y-por-qué-9"/>
+    <w:bookmarkEnd w:id="119"/>
+    <w:bookmarkStart w:id="120" w:name="color-vigente-y-por-qué-9"/>
     <w:p>
       <w:pPr>
         <w:pStyle w:val="Heading2"/>
@@ -13341,8 +13726,8 @@
         <w:t xml:space="preserve">Ponderación vigente en el ITVC: 6 % efectivo. El color es una lectura adicional — no reemplaza ni cambia esta ponderación.</w:t>
       </w:r>
     </w:p>
-    <w:bookmarkEnd w:id="119"/>
-    <w:bookmarkStart w:id="120" w:name="transparencia-limitaciones-declaradas-9"/>
+    <w:bookmarkEnd w:id="120"/>
+    <w:bookmarkStart w:id="121" w:name="transparencia-limitaciones-declaradas-9"/>
     <w:p>
       <w:pPr>
         <w:pStyle w:val="Heading2"/>
@@ -13400,8 +13785,8 @@
         <w:t xml:space="preserve">Un puesto registrado no dice nada sobre el salario que paga: el indicador no captura si el empleo que queda está mejor o peor remunerado que el que se perdió.</w:t>
       </w:r>
     </w:p>
-    <w:bookmarkEnd w:id="120"/>
-    <w:bookmarkStart w:id="121" w:name="X0ca14a0d10aa77334bfd7717b8d9d79e39debb4"/>
+    <w:bookmarkEnd w:id="121"/>
+    <w:bookmarkStart w:id="122" w:name="X0ca14a0d10aa77334bfd7717b8d9d79e39debb4"/>
     <w:p>
       <w:pPr>
         <w:pStyle w:val="Heading2"/>
@@ -13453,8 +13838,8 @@
         <w:t xml:space="preserve">La fuente revisa sus series al consolidar declaraciones; el informe regenera la serie completa en cada actualización.</w:t>
       </w:r>
     </w:p>
-    <w:bookmarkEnd w:id="121"/>
-    <w:bookmarkStart w:id="122" w:name="Xc4c5e47252ec9282a3f09a2ac20eb324c30e392"/>
+    <w:bookmarkEnd w:id="122"/>
+    <w:bookmarkStart w:id="123" w:name="Xc4c5e47252ec9282a3f09a2ac20eb324c30e392"/>
     <w:p>
       <w:pPr>
         <w:pStyle w:val="Heading2"/>
@@ -13511,9 +13896,9 @@
         <w:t xml:space="preserve">Ficha metodológica · Cinturón Vida cotidiana · Capa de semáforo (4 colores)</w:t>
       </w:r>
     </w:p>
-    <w:bookmarkEnd w:id="122"/>
     <w:bookmarkEnd w:id="123"/>
-    <w:bookmarkStart w:id="133" w:name="victimización-ivi"/>
+    <w:bookmarkEnd w:id="124"/>
+    <w:bookmarkStart w:id="134" w:name="victimización-ivi"/>
     <w:p>
       <w:pPr>
         <w:pStyle w:val="Heading1"/>
@@ -13640,7 +14025,7 @@
         </w:tc>
       </w:tr>
     </w:tbl>
-    <w:bookmarkStart w:id="124" w:name="identificación-10"/>
+    <w:bookmarkStart w:id="125" w:name="identificación-10"/>
     <w:p>
       <w:pPr>
         <w:pStyle w:val="Heading2"/>
@@ -14003,8 +14388,8 @@
         </w:tc>
       </w:tr>
     </w:tbl>
-    <w:bookmarkEnd w:id="124"/>
-    <w:bookmarkStart w:id="125" w:name="definición-qué-mide-y-por-qué-importa-10"/>
+    <w:bookmarkEnd w:id="125"/>
+    <w:bookmarkStart w:id="126" w:name="definición-qué-mide-y-por-qué-importa-10"/>
     <w:p>
       <w:pPr>
         <w:pStyle w:val="Heading2"/>
@@ -14048,8 +14433,8 @@
         <w:t xml:space="preserve">Qué proporción de los hogares fue víctima de un delito. No es percepción ni sensación: es el hecho, relevado por encuesta.</w:t>
       </w:r>
     </w:p>
-    <w:bookmarkEnd w:id="125"/>
-    <w:bookmarkStart w:id="126" w:name="método-de-cómputo-10"/>
+    <w:bookmarkEnd w:id="126"/>
+    <w:bookmarkStart w:id="127" w:name="método-de-cómputo-10"/>
     <w:p>
       <w:pPr>
         <w:pStyle w:val="Heading2"/>
@@ -14083,8 +14468,8 @@
         <w:t xml:space="preserve">La ventana de 12 meses de la pregunta desestacionaliza por construcción.</w:t>
       </w:r>
     </w:p>
-    <w:bookmarkEnd w:id="126"/>
-    <w:bookmarkStart w:id="127" w:name="Xfb29aba7f4cabebf712c4a7a435b3b78f3aa559"/>
+    <w:bookmarkEnd w:id="127"/>
+    <w:bookmarkStart w:id="128" w:name="Xfb29aba7f4cabebf712c4a7a435b3b78f3aa559"/>
     <w:p>
       <w:pPr>
         <w:pStyle w:val="Heading2"/>
@@ -14360,8 +14745,8 @@
         <w:t xml:space="preserve">.</w:t>
       </w:r>
     </w:p>
-    <w:bookmarkEnd w:id="127"/>
-    <w:bookmarkStart w:id="128" w:name="datos-concretos-detrás-del-valor-10"/>
+    <w:bookmarkEnd w:id="128"/>
+    <w:bookmarkStart w:id="129" w:name="datos-concretos-detrás-del-valor-10"/>
     <w:p>
       <w:pPr>
         <w:pStyle w:val="Heading2"/>
@@ -14391,8 +14776,8 @@
         <w:t xml:space="preserve">Encuesta mensual de victimización en 40 centros urbanos: incluye los delitos NO denunciados (la cifra negra) — contraste SNIC (denuncias registradas, año 2025): 2.418.600 hechos</w:t>
       </w:r>
     </w:p>
-    <w:bookmarkEnd w:id="128"/>
-    <w:bookmarkStart w:id="129" w:name="color-vigente-y-por-qué-10"/>
+    <w:bookmarkEnd w:id="129"/>
+    <w:bookmarkStart w:id="130" w:name="color-vigente-y-por-qué-10"/>
     <w:p>
       <w:pPr>
         <w:pStyle w:val="Heading2"/>
@@ -14438,8 +14823,8 @@
         <w:t xml:space="preserve">Ponderación vigente en el ITVC: 4,5 % efectivo. El color es una lectura adicional — no reemplaza ni cambia esta ponderación.</w:t>
       </w:r>
     </w:p>
-    <w:bookmarkEnd w:id="129"/>
-    <w:bookmarkStart w:id="130" w:name="transparencia-limitaciones-declaradas-10"/>
+    <w:bookmarkEnd w:id="130"/>
+    <w:bookmarkStart w:id="131" w:name="transparencia-limitaciones-declaradas-10"/>
     <w:p>
       <w:pPr>
         <w:pStyle w:val="Heading2"/>
@@ -14485,8 +14870,8 @@
         <w:t xml:space="preserve">La divergencia con el registro de denuncias se publica como información: denuncias bajando con victimización subiendo indica que crece el delito no denunciado.</w:t>
       </w:r>
     </w:p>
-    <w:bookmarkEnd w:id="130"/>
-    <w:bookmarkStart w:id="131" w:name="Xf65b40f3e12a517bfafe6b61886253a31c0106d"/>
+    <w:bookmarkEnd w:id="131"/>
+    <w:bookmarkStart w:id="132" w:name="Xf65b40f3e12a517bfafe6b61886253a31c0106d"/>
     <w:p>
       <w:pPr>
         <w:pStyle w:val="Heading2"/>
@@ -14538,8 +14923,8 @@
         <w:t xml:space="preserve">Los informes procesados no se releen; el registro oficial de contraste se revisa hacia atrás y su serie se refresca completa.</w:t>
       </w:r>
     </w:p>
-    <w:bookmarkEnd w:id="131"/>
-    <w:bookmarkStart w:id="132" w:name="Xc507494f83e44c325b7cca217ae571956777eab"/>
+    <w:bookmarkEnd w:id="132"/>
+    <w:bookmarkStart w:id="133" w:name="Xc507494f83e44c325b7cca217ae571956777eab"/>
     <w:p>
       <w:pPr>
         <w:pStyle w:val="Heading2"/>
@@ -14614,9 +14999,9 @@
         <w:t xml:space="preserve">Ficha metodológica · Cinturón Vida cotidiana · Capa de semáforo (4 colores)</w:t>
       </w:r>
     </w:p>
-    <w:bookmarkEnd w:id="132"/>
     <w:bookmarkEnd w:id="133"/>
-    <w:bookmarkStart w:id="143" w:name="confianza-del-consumidor-icc"/>
+    <w:bookmarkEnd w:id="134"/>
+    <w:bookmarkStart w:id="144" w:name="confianza-del-consumidor-icc"/>
     <w:p>
       <w:pPr>
         <w:pStyle w:val="Heading1"/>
@@ -14743,7 +15128,7 @@
         </w:tc>
       </w:tr>
     </w:tbl>
-    <w:bookmarkStart w:id="134" w:name="identificación-11"/>
+    <w:bookmarkStart w:id="135" w:name="identificación-11"/>
     <w:p>
       <w:pPr>
         <w:pStyle w:val="Heading2"/>
@@ -15106,8 +15491,8 @@
         </w:tc>
       </w:tr>
     </w:tbl>
-    <w:bookmarkEnd w:id="134"/>
-    <w:bookmarkStart w:id="135" w:name="definición-qué-mide-y-por-qué-importa-11"/>
+    <w:bookmarkEnd w:id="135"/>
+    <w:bookmarkStart w:id="136" w:name="definición-qué-mide-y-por-qué-importa-11"/>
     <w:p>
       <w:pPr>
         <w:pStyle w:val="Heading2"/>
@@ -15151,8 +15536,8 @@
         <w:t xml:space="preserve">El ánimo con que se vive el momento, medido de dos maneras: preguntando (el Índice de Confianza del Consumidor de la UTDT) y observando qué busca la gente en internet.</w:t>
       </w:r>
     </w:p>
-    <w:bookmarkEnd w:id="135"/>
-    <w:bookmarkStart w:id="136" w:name="método-de-cómputo-11"/>
+    <w:bookmarkEnd w:id="136"/>
+    <w:bookmarkStart w:id="137" w:name="método-de-cómputo-11"/>
     <w:p>
       <w:pPr>
         <w:pStyle w:val="Heading2"/>
@@ -15174,8 +15559,8 @@
         <w:t xml:space="preserve">Componente del índice: el ICC rebaseado a 100 = promedio del 4º trimestre de 2023 (más confianza = mejora).</w:t>
       </w:r>
     </w:p>
-    <w:bookmarkEnd w:id="136"/>
-    <w:bookmarkStart w:id="137" w:name="X4b7f9d42ad5d49ec575647c9c43b05a66f437ec"/>
+    <w:bookmarkEnd w:id="137"/>
+    <w:bookmarkStart w:id="138" w:name="X4b7f9d42ad5d49ec575647c9c43b05a66f437ec"/>
     <w:p>
       <w:pPr>
         <w:pStyle w:val="Heading2"/>
@@ -15451,8 +15836,8 @@
         <w:t xml:space="preserve">.</w:t>
       </w:r>
     </w:p>
-    <w:bookmarkEnd w:id="137"/>
-    <w:bookmarkStart w:id="138" w:name="datos-concretos-detrás-del-valor-11"/>
+    <w:bookmarkEnd w:id="138"/>
+    <w:bookmarkStart w:id="139" w:name="datos-concretos-detrás-del-valor-11"/>
     <w:p>
       <w:pPr>
         <w:pStyle w:val="Heading2"/>
@@ -15482,8 +15867,8 @@
         <w:t xml:space="preserve">El informe publica el valor (39,8 índice) pero no los números que lo componen: la fuente entrega la serie ya calculada. Para auditar el dato hay que ir a la operación estadística citada más arriba.</w:t>
       </w:r>
     </w:p>
-    <w:bookmarkEnd w:id="138"/>
-    <w:bookmarkStart w:id="139" w:name="color-vigente-y-por-qué-11"/>
+    <w:bookmarkEnd w:id="139"/>
+    <w:bookmarkStart w:id="140" w:name="color-vigente-y-por-qué-11"/>
     <w:p>
       <w:pPr>
         <w:pStyle w:val="Heading2"/>
@@ -15551,8 +15936,8 @@
         <w:t xml:space="preserve">Doble función declarada: (1) componente del ITVC; (2) ancla de la validación externa del ITVC — para no ser circular, en ese estudio el índice se recalcula sin este componente. Hasta julio de 2026 puntuó además en el cinturón espíritu de época, que desde entonces quedó acotado a la intención migratoria; esa lectura se sigue registrando como seguimiento interno.</w:t>
       </w:r>
     </w:p>
-    <w:bookmarkEnd w:id="139"/>
-    <w:bookmarkStart w:id="140" w:name="transparencia-limitaciones-declaradas-11"/>
+    <w:bookmarkEnd w:id="140"/>
+    <w:bookmarkStart w:id="141" w:name="transparencia-limitaciones-declaradas-11"/>
     <w:p>
       <w:pPr>
         <w:pStyle w:val="Heading2"/>
@@ -15586,8 +15971,8 @@
         <w:t xml:space="preserve">Depende del formato de publicación de la universidad: un cambio en el listado o la planilla interrumpe la lectura hasta adaptarla.</w:t>
       </w:r>
     </w:p>
-    <w:bookmarkEnd w:id="140"/>
-    <w:bookmarkStart w:id="141" w:name="X4ff462a9d09394c6f7304e0055101f0f4b71003"/>
+    <w:bookmarkEnd w:id="141"/>
+    <w:bookmarkStart w:id="142" w:name="X4ff462a9d09394c6f7304e0055101f0f4b71003"/>
     <w:p>
       <w:pPr>
         <w:pStyle w:val="Heading2"/>
@@ -15639,8 +16024,8 @@
         <w:t xml:space="preserve">La planilla oficial trae la serie completa en cada descarga y adopta las revisiones de la fuente.</w:t>
       </w:r>
     </w:p>
-    <w:bookmarkEnd w:id="141"/>
-    <w:bookmarkStart w:id="142" w:name="X32af8005611dd896c50146a828f6519660aac81"/>
+    <w:bookmarkEnd w:id="142"/>
+    <w:bookmarkStart w:id="143" w:name="X32af8005611dd896c50146a828f6519660aac81"/>
     <w:p>
       <w:pPr>
         <w:pStyle w:val="Heading2"/>
@@ -15715,9 +16100,9 @@
         <w:t xml:space="preserve">Ficha metodológica · Cinturón Vida cotidiana · Capa de semáforo (4 colores)</w:t>
       </w:r>
     </w:p>
-    <w:bookmarkEnd w:id="142"/>
     <w:bookmarkEnd w:id="143"/>
-    <w:bookmarkStart w:id="153" w:name="pobreza-estimación-mensual"/>
+    <w:bookmarkEnd w:id="144"/>
+    <w:bookmarkStart w:id="154" w:name="pobreza-estimación-mensual"/>
     <w:p>
       <w:pPr>
         <w:pStyle w:val="Heading1"/>
@@ -15844,7 +16229,7 @@
         </w:tc>
       </w:tr>
     </w:tbl>
-    <w:bookmarkStart w:id="144" w:name="identificación-12"/>
+    <w:bookmarkStart w:id="145" w:name="identificación-12"/>
     <w:p>
       <w:pPr>
         <w:pStyle w:val="Heading2"/>
@@ -16207,8 +16592,8 @@
         </w:tc>
       </w:tr>
     </w:tbl>
-    <w:bookmarkEnd w:id="144"/>
-    <w:bookmarkStart w:id="145" w:name="definición-qué-mide-y-por-qué-importa-12"/>
+    <w:bookmarkEnd w:id="145"/>
+    <w:bookmarkStart w:id="146" w:name="definición-qué-mide-y-por-qué-importa-12"/>
     <w:p>
       <w:pPr>
         <w:pStyle w:val="Heading2"/>
@@ -16252,8 +16637,8 @@
         <w:t xml:space="preserve">Si el sueldo alcanza y qué compra: la brecha entre el salario y la canasta de pobreza, cuánta gente trabaja en la informalidad, y dos termómetros de bolsillo —el consumo de carne y el patentamiento de motos— que se mueven con el poder de compra.</w:t>
       </w:r>
     </w:p>
-    <w:bookmarkEnd w:id="145"/>
-    <w:bookmarkStart w:id="146" w:name="método-de-cómputo-12"/>
+    <w:bookmarkEnd w:id="146"/>
+    <w:bookmarkStart w:id="147" w:name="método-de-cómputo-12"/>
     <w:p>
       <w:pPr>
         <w:pStyle w:val="Heading2"/>
@@ -16287,8 +16672,8 @@
         <w:t xml:space="preserve">Se invierte, como los otros componentes que se leen al revés: más pobreza es peor, así que la base va arriba en el cociente y por encima de 100 significa MENOS pobreza que en la transición.</w:t>
       </w:r>
     </w:p>
-    <w:bookmarkEnd w:id="146"/>
-    <w:bookmarkStart w:id="147" w:name="Xc4b49c3d9969b89bf56c0c7c0dc3d292940a05d"/>
+    <w:bookmarkEnd w:id="147"/>
+    <w:bookmarkStart w:id="148" w:name="Xc4b49c3d9969b89bf56c0c7c0dc3d292940a05d"/>
     <w:p>
       <w:pPr>
         <w:pStyle w:val="Heading2"/>
@@ -16564,8 +16949,8 @@
         <w:t xml:space="preserve">.</w:t>
       </w:r>
     </w:p>
-    <w:bookmarkEnd w:id="147"/>
-    <w:bookmarkStart w:id="148" w:name="datos-concretos-detrás-del-valor-12"/>
+    <w:bookmarkEnd w:id="148"/>
+    <w:bookmarkStart w:id="149" w:name="datos-concretos-detrás-del-valor-12"/>
     <w:p>
       <w:pPr>
         <w:pStyle w:val="Heading2"/>
@@ -16595,8 +16980,8 @@
         <w:t xml:space="preserve">El informe publica el valor (31,6 % de personas) pero no los números que lo componen: la fuente entrega la serie ya calculada. Para auditar el dato hay que ir a la operación estadística citada más arriba.</w:t>
       </w:r>
     </w:p>
-    <w:bookmarkEnd w:id="148"/>
-    <w:bookmarkStart w:id="149" w:name="color-vigente-y-por-qué-12"/>
+    <w:bookmarkEnd w:id="149"/>
+    <w:bookmarkStart w:id="150" w:name="color-vigente-y-por-qué-12"/>
     <w:p>
       <w:pPr>
         <w:pStyle w:val="Heading2"/>
@@ -16642,8 +17027,8 @@
         <w:t xml:space="preserve">Ponderación vigente en el ITVC: 9,3 % efectivo. El color es una lectura adicional — no reemplaza ni cambia esta ponderación.</w:t>
       </w:r>
     </w:p>
-    <w:bookmarkEnd w:id="149"/>
-    <w:bookmarkStart w:id="150" w:name="transparencia-limitaciones-declaradas-12"/>
+    <w:bookmarkEnd w:id="150"/>
+    <w:bookmarkStart w:id="151" w:name="transparencia-limitaciones-declaradas-12"/>
     <w:p>
       <w:pPr>
         <w:pStyle w:val="Heading2"/>
@@ -16701,8 +17086,8 @@
         <w:t xml:space="preserve">No distingue intensidad: dos hogares apenas por debajo de la línea y dos muy por debajo cuentan igual.</w:t>
       </w:r>
     </w:p>
-    <w:bookmarkEnd w:id="150"/>
-    <w:bookmarkStart w:id="151" w:name="Xef80c7ba60ac922c16c234403633099d6fa1a96"/>
+    <w:bookmarkEnd w:id="151"/>
+    <w:bookmarkStart w:id="152" w:name="Xef80c7ba60ac922c16c234403633099d6fa1a96"/>
     <w:p>
       <w:pPr>
         <w:pStyle w:val="Heading2"/>
@@ -16754,8 +17139,8 @@
         <w:t xml:space="preserve">La universidad puede revisar meses previos al recalcular su modelo, y el INDEC actualiza la línea de pobreza; se re-descarga la serie completa en cada corrida. Cada informe declara dos veces a qué semestre corresponde —en el título y en el texto— y las dos leyendas se escriben a mano, así que a veces una de ellas quedó del mes anterior; se toma la más reciente de las dos y se verifica que la serie no quede con meses faltantes, porque la publicación es mensual y un mes ausente indicaría una leyenda mal puesta antes que un informe no publicado.</w:t>
       </w:r>
     </w:p>
-    <w:bookmarkEnd w:id="151"/>
-    <w:bookmarkStart w:id="152" w:name="X95a58e26bcd11004daa5592872527917495b2ed"/>
+    <w:bookmarkEnd w:id="152"/>
+    <w:bookmarkStart w:id="153" w:name="X95a58e26bcd11004daa5592872527917495b2ed"/>
     <w:p>
       <w:pPr>
         <w:pStyle w:val="Heading2"/>
@@ -16830,9 +17215,9 @@
         <w:t xml:space="preserve">Ficha metodológica · Cinturón Vida cotidiana · Capa de semáforo (4 colores)</w:t>
       </w:r>
     </w:p>
-    <w:bookmarkEnd w:id="152"/>
     <w:bookmarkEnd w:id="153"/>
-    <w:bookmarkStart w:id="163" w:name="sentimiento-digital-trends"/>
+    <w:bookmarkEnd w:id="154"/>
+    <w:bookmarkStart w:id="164" w:name="sentimiento-digital-trends"/>
     <w:p>
       <w:pPr>
         <w:pStyle w:val="Heading1"/>
@@ -16959,7 +17344,7 @@
         </w:tc>
       </w:tr>
     </w:tbl>
-    <w:bookmarkStart w:id="154" w:name="identificación-13"/>
+    <w:bookmarkStart w:id="155" w:name="identificación-13"/>
     <w:p>
       <w:pPr>
         <w:pStyle w:val="Heading2"/>
@@ -17322,8 +17707,8 @@
         </w:tc>
       </w:tr>
     </w:tbl>
-    <w:bookmarkEnd w:id="154"/>
-    <w:bookmarkStart w:id="155" w:name="definición-qué-mide-y-por-qué-importa-13"/>
+    <w:bookmarkEnd w:id="155"/>
+    <w:bookmarkStart w:id="156" w:name="definición-qué-mide-y-por-qué-importa-13"/>
     <w:p>
       <w:pPr>
         <w:pStyle w:val="Heading2"/>
@@ -17367,8 +17752,8 @@
         <w:t xml:space="preserve">El ánimo con que se vive el momento, medido de dos maneras: preguntando (el Índice de Confianza del Consumidor de la UTDT) y observando qué busca la gente en internet.</w:t>
       </w:r>
     </w:p>
-    <w:bookmarkEnd w:id="155"/>
-    <w:bookmarkStart w:id="156" w:name="método-de-cómputo-13"/>
+    <w:bookmarkEnd w:id="156"/>
+    <w:bookmarkStart w:id="157" w:name="método-de-cómputo-13"/>
     <w:p>
       <w:pPr>
         <w:pStyle w:val="Heading2"/>
@@ -17402,8 +17787,8 @@
         <w:t xml:space="preserve">El cociente entre valores de una misma consulta cancela la renormalización de escala de la fuente.</w:t>
       </w:r>
     </w:p>
-    <w:bookmarkEnd w:id="156"/>
-    <w:bookmarkStart w:id="157" w:name="Xaab4efafd10175937bfe344609501e53d799b16"/>
+    <w:bookmarkEnd w:id="157"/>
+    <w:bookmarkStart w:id="158" w:name="Xaab4efafd10175937bfe344609501e53d799b16"/>
     <w:p>
       <w:pPr>
         <w:pStyle w:val="Heading2"/>
@@ -17679,8 +18064,8 @@
         <w:t xml:space="preserve">.</w:t>
       </w:r>
     </w:p>
-    <w:bookmarkEnd w:id="157"/>
-    <w:bookmarkStart w:id="158" w:name="datos-concretos-detrás-del-valor-13"/>
+    <w:bookmarkEnd w:id="158"/>
+    <w:bookmarkStart w:id="159" w:name="datos-concretos-detrás-del-valor-13"/>
     <w:p>
       <w:pPr>
         <w:pStyle w:val="Heading2"/>
@@ -17710,8 +18095,8 @@
         <w:t xml:space="preserve">El titular es el pulso de los últimos 3 meses (escala relativa de esa ventana). El gráfico y el puntaje del ITVC usan la canasta mensual de ventana fija desde 2021, cuyo cociente contra el 4T-2023 es inmune a la renormalización de Trends.</w:t>
       </w:r>
     </w:p>
-    <w:bookmarkEnd w:id="158"/>
-    <w:bookmarkStart w:id="159" w:name="color-vigente-y-por-qué-13"/>
+    <w:bookmarkEnd w:id="159"/>
+    <w:bookmarkStart w:id="160" w:name="color-vigente-y-por-qué-13"/>
     <w:p>
       <w:pPr>
         <w:pStyle w:val="Heading2"/>
@@ -17779,8 +18164,8 @@
         <w:t xml:space="preserve">Hasta julio de 2026 integró además el cinturón espíritu de época con fórmula de tensión propia; ese cinturón quedó acotado a la intención migratoria y la lectura duplicada se sigue registrando como seguimiento interno, sin publicarse ni puntuar.</w:t>
       </w:r>
     </w:p>
-    <w:bookmarkEnd w:id="159"/>
-    <w:bookmarkStart w:id="160" w:name="transparencia-limitaciones-declaradas-13"/>
+    <w:bookmarkEnd w:id="160"/>
+    <w:bookmarkStart w:id="161" w:name="transparencia-limitaciones-declaradas-13"/>
     <w:p>
       <w:pPr>
         <w:pStyle w:val="Heading2"/>
@@ -17826,8 +18211,8 @@
         <w:t xml:space="preserve">Validación de constructo documentada: es la serie del cinturón que más co-mueve con la inflación mensual.</w:t>
       </w:r>
     </w:p>
-    <w:bookmarkEnd w:id="160"/>
-    <w:bookmarkStart w:id="161" w:name="X71e32d4ef8852d7b89f89dfb87e3c31d8c54533"/>
+    <w:bookmarkEnd w:id="161"/>
+    <w:bookmarkStart w:id="162" w:name="X71e32d4ef8852d7b89f89dfb87e3c31d8c54533"/>
     <w:p>
       <w:pPr>
         <w:pStyle w:val="Heading2"/>
@@ -17879,8 +18264,8 @@
         <w:t xml:space="preserve">Reemplazo total del archivo en cada descarga sana; la fuente no revisa datos propiamente.</w:t>
       </w:r>
     </w:p>
-    <w:bookmarkEnd w:id="161"/>
-    <w:bookmarkStart w:id="162" w:name="Xe97eb45c46db1c6f0b7a9d3dad61e7d604d0a09"/>
+    <w:bookmarkEnd w:id="162"/>
+    <w:bookmarkStart w:id="163" w:name="Xe97eb45c46db1c6f0b7a9d3dad61e7d604d0a09"/>
     <w:p>
       <w:pPr>
         <w:pStyle w:val="Heading2"/>
@@ -17955,9 +18340,9 @@
         <w:t xml:space="preserve">Ficha metodológica · Cinturón Vida cotidiana · Capa de semáforo (4 colores)</w:t>
       </w:r>
     </w:p>
-    <w:bookmarkEnd w:id="162"/>
     <w:bookmarkEnd w:id="163"/>
-    <w:bookmarkStart w:id="173" w:name="patentamiento-de-motos"/>
+    <w:bookmarkEnd w:id="164"/>
+    <w:bookmarkStart w:id="174" w:name="patentamiento-de-motos"/>
     <w:p>
       <w:pPr>
         <w:pStyle w:val="Heading1"/>
@@ -18084,7 +18469,7 @@
         </w:tc>
       </w:tr>
     </w:tbl>
-    <w:bookmarkStart w:id="164" w:name="identificación-14"/>
+    <w:bookmarkStart w:id="165" w:name="identificación-14"/>
     <w:p>
       <w:pPr>
         <w:pStyle w:val="Heading2"/>
@@ -18447,8 +18832,8 @@
         </w:tc>
       </w:tr>
     </w:tbl>
-    <w:bookmarkEnd w:id="164"/>
-    <w:bookmarkStart w:id="165" w:name="definición-qué-mide-y-por-qué-importa-14"/>
+    <w:bookmarkEnd w:id="165"/>
+    <w:bookmarkStart w:id="166" w:name="definición-qué-mide-y-por-qué-importa-14"/>
     <w:p>
       <w:pPr>
         <w:pStyle w:val="Heading2"/>
@@ -18492,8 +18877,8 @@
         <w:t xml:space="preserve">Si el sueldo alcanza y qué compra: la brecha entre el salario y la canasta de pobreza, cuánta gente trabaja en la informalidad, y dos termómetros de bolsillo —el consumo de carne y el patentamiento de motos— que se mueven con el poder de compra.</w:t>
       </w:r>
     </w:p>
-    <w:bookmarkEnd w:id="165"/>
-    <w:bookmarkStart w:id="166" w:name="método-de-cómputo-14"/>
+    <w:bookmarkEnd w:id="166"/>
+    <w:bookmarkStart w:id="167" w:name="método-de-cómputo-14"/>
     <w:p>
       <w:pPr>
         <w:pStyle w:val="Heading2"/>
@@ -18527,8 +18912,8 @@
         <w:t xml:space="preserve">Recorte declarado: el componente se acota al techo de 140 — un boom puntual no compra compensación ilimitada dentro del índice; el valor crudo queda declarado en el detalle.</w:t>
       </w:r>
     </w:p>
-    <w:bookmarkEnd w:id="166"/>
-    <w:bookmarkStart w:id="167" w:name="X7b7170cc03c186200356a5b68fedf47ae23f2d7"/>
+    <w:bookmarkEnd w:id="167"/>
+    <w:bookmarkStart w:id="168" w:name="X7b7170cc03c186200356a5b68fedf47ae23f2d7"/>
     <w:p>
       <w:pPr>
         <w:pStyle w:val="Heading2"/>
@@ -18804,8 +19189,8 @@
         <w:t xml:space="preserve">.</w:t>
       </w:r>
     </w:p>
-    <w:bookmarkEnd w:id="167"/>
-    <w:bookmarkStart w:id="168" w:name="datos-concretos-detrás-del-valor-14"/>
+    <w:bookmarkEnd w:id="168"/>
+    <w:bookmarkStart w:id="169" w:name="datos-concretos-detrás-del-valor-14"/>
     <w:p>
       <w:pPr>
         <w:pStyle w:val="Heading2"/>
@@ -18835,8 +19220,8 @@
         <w:t xml:space="preserve">El informe publica el valor (72.533 unidades) pero no los números que lo componen: la fuente entrega la serie ya calculada. Para auditar el dato hay que ir a la operación estadística citada más arriba.</w:t>
       </w:r>
     </w:p>
-    <w:bookmarkEnd w:id="168"/>
-    <w:bookmarkStart w:id="169" w:name="color-vigente-y-por-qué-14"/>
+    <w:bookmarkEnd w:id="169"/>
+    <w:bookmarkStart w:id="170" w:name="color-vigente-y-por-qué-14"/>
     <w:p>
       <w:pPr>
         <w:pStyle w:val="Heading2"/>
@@ -18882,8 +19267,8 @@
         <w:t xml:space="preserve">Ponderación vigente en el ITVC: 0,6 % efectivo. El color es una lectura adicional — no reemplaza ni cambia esta ponderación.</w:t>
       </w:r>
     </w:p>
-    <w:bookmarkEnd w:id="169"/>
-    <w:bookmarkStart w:id="170" w:name="transparencia-limitaciones-declaradas-14"/>
+    <w:bookmarkEnd w:id="170"/>
+    <w:bookmarkStart w:id="171" w:name="transparencia-limitaciones-declaradas-14"/>
     <w:p>
       <w:pPr>
         <w:pStyle w:val="Heading2"/>
@@ -18917,8 +19302,8 @@
         <w:t xml:space="preserve">Aproximación al consumo discrecional financiado, no al bienestar general.</w:t>
       </w:r>
     </w:p>
-    <w:bookmarkEnd w:id="170"/>
-    <w:bookmarkStart w:id="171" w:name="X02964bd421b6ce1686f5e02f1f98c7c34b51012"/>
+    <w:bookmarkEnd w:id="171"/>
+    <w:bookmarkStart w:id="172" w:name="X02964bd421b6ce1686f5e02f1f98c7c34b51012"/>
     <w:p>
       <w:pPr>
         <w:pStyle w:val="Heading2"/>
@@ -18970,8 +19355,8 @@
         <w:t xml:space="preserve">La API expone el histórico completo y se reconsulta entero en cada actualización.</w:t>
       </w:r>
     </w:p>
-    <w:bookmarkEnd w:id="171"/>
-    <w:bookmarkStart w:id="172" w:name="Xfec2c1dec879a8614d6605057a6efcb2a0b1de1"/>
+    <w:bookmarkEnd w:id="172"/>
+    <w:bookmarkStart w:id="173" w:name="Xfec2c1dec879a8614d6605057a6efcb2a0b1de1"/>
     <w:p>
       <w:pPr>
         <w:pStyle w:val="Heading2"/>
@@ -19046,9 +19431,9 @@
         <w:t xml:space="preserve">Ficha metodológica · Cinturón Vida cotidiana · Capa de semáforo (4 colores)</w:t>
       </w:r>
     </w:p>
-    <w:bookmarkEnd w:id="172"/>
     <w:bookmarkEnd w:id="173"/>
-    <w:bookmarkStart w:id="183" w:name="mora-de-las-familias"/>
+    <w:bookmarkEnd w:id="174"/>
+    <w:bookmarkStart w:id="184" w:name="mora-de-las-familias"/>
     <w:p>
       <w:pPr>
         <w:pStyle w:val="Heading1"/>
@@ -19175,7 +19560,7 @@
         </w:tc>
       </w:tr>
     </w:tbl>
-    <w:bookmarkStart w:id="174" w:name="identificación-15"/>
+    <w:bookmarkStart w:id="175" w:name="identificación-15"/>
     <w:p>
       <w:pPr>
         <w:pStyle w:val="Heading2"/>
@@ -19538,8 +19923,8 @@
         </w:tc>
       </w:tr>
     </w:tbl>
-    <w:bookmarkEnd w:id="174"/>
-    <w:bookmarkStart w:id="175" w:name="definición-qué-mide-y-por-qué-importa-15"/>
+    <w:bookmarkEnd w:id="175"/>
+    <w:bookmarkStart w:id="176" w:name="definición-qué-mide-y-por-qué-importa-15"/>
     <w:p>
       <w:pPr>
         <w:pStyle w:val="Heading2"/>
@@ -19583,8 +19968,8 @@
         <w:t xml:space="preserve">Cuán expuestas están las familias por su deuda de consumo, en dos señales: el nivel de crédito real (acceso al financiamiento) y la mora de esa cartera (si esa deuda se puede pagar). Deuda que crece con mora estable es acceso; con mora en aumento es fragilidad.</w:t>
       </w:r>
     </w:p>
-    <w:bookmarkEnd w:id="175"/>
-    <w:bookmarkStart w:id="176" w:name="método-de-cómputo-15"/>
+    <w:bookmarkEnd w:id="176"/>
+    <w:bookmarkStart w:id="177" w:name="método-de-cómputo-15"/>
     <w:p>
       <w:pPr>
         <w:pStyle w:val="Heading2"/>
@@ -19630,8 +20015,8 @@
         <w:t xml:space="preserve">Sin piso de recorte, igual que el resto de los componentes: el deterioro no se maquilla.</w:t>
       </w:r>
     </w:p>
-    <w:bookmarkEnd w:id="176"/>
-    <w:bookmarkStart w:id="177" w:name="X8797a617a46fa23875915c569ac62b6d653dda8"/>
+    <w:bookmarkEnd w:id="177"/>
+    <w:bookmarkStart w:id="178" w:name="X8797a617a46fa23875915c569ac62b6d653dda8"/>
     <w:p>
       <w:pPr>
         <w:pStyle w:val="Heading2"/>
@@ -19907,8 +20292,8 @@
         <w:t xml:space="preserve">.</w:t>
       </w:r>
     </w:p>
-    <w:bookmarkEnd w:id="177"/>
-    <w:bookmarkStart w:id="178" w:name="datos-concretos-detrás-del-valor-15"/>
+    <w:bookmarkEnd w:id="178"/>
+    <w:bookmarkStart w:id="179" w:name="datos-concretos-detrás-del-valor-15"/>
     <w:p>
       <w:pPr>
         <w:pStyle w:val="Heading2"/>
@@ -19938,8 +20323,8 @@
         <w:t xml:space="preserve">Porcentaje del crédito de consumo de las familias (préstamos personales y tarjetas) con atrasos de pago, ponderado por el saldo de cada línea.</w:t>
       </w:r>
     </w:p>
-    <w:bookmarkEnd w:id="178"/>
-    <w:bookmarkStart w:id="179" w:name="color-vigente-y-por-qué-15"/>
+    <w:bookmarkEnd w:id="179"/>
+    <w:bookmarkStart w:id="180" w:name="color-vigente-y-por-qué-15"/>
     <w:p>
       <w:pPr>
         <w:pStyle w:val="Heading2"/>
@@ -19985,8 +20370,8 @@
         <w:t xml:space="preserve">Ponderación vigente en el ITVC: 10 % efectivo. El color es una lectura adicional — no reemplaza ni cambia esta ponderación.</w:t>
       </w:r>
     </w:p>
-    <w:bookmarkEnd w:id="179"/>
-    <w:bookmarkStart w:id="180" w:name="transparencia-limitaciones-declaradas-15"/>
+    <w:bookmarkEnd w:id="180"/>
+    <w:bookmarkStart w:id="181" w:name="transparencia-limitaciones-declaradas-15"/>
     <w:p>
       <w:pPr>
         <w:pStyle w:val="Heading2"/>
@@ -20032,8 +20417,8 @@
         <w:t xml:space="preserve">El corte es la cartera consolidada del sistema, con el rezago de la planilla oficial.</w:t>
       </w:r>
     </w:p>
-    <w:bookmarkEnd w:id="180"/>
-    <w:bookmarkStart w:id="181" w:name="X0c45de6897a5612009ee621684988b95b96a817"/>
+    <w:bookmarkEnd w:id="181"/>
+    <w:bookmarkStart w:id="182" w:name="X0c45de6897a5612009ee621684988b95b96a817"/>
     <w:p>
       <w:pPr>
         <w:pStyle w:val="Heading2"/>
@@ -20085,8 +20470,8 @@
         <w:t xml:space="preserve">La planilla oficial se relee completa en cada actualización y adopta las revisiones del BCRA.</w:t>
       </w:r>
     </w:p>
-    <w:bookmarkEnd w:id="181"/>
-    <w:bookmarkStart w:id="182" w:name="X4ab0c5eb5abca5f38141be4205cfacb1b6608f5"/>
+    <w:bookmarkEnd w:id="182"/>
+    <w:bookmarkStart w:id="183" w:name="X4ab0c5eb5abca5f38141be4205cfacb1b6608f5"/>
     <w:p>
       <w:pPr>
         <w:pStyle w:val="Heading2"/>
@@ -20114,8 +20499,8 @@
         <w:t xml:space="preserve">— Entra al ITVC como indicador propio: hasta ahora la mora vivía adentro del componente de endeudamiento (deuda real × mora); separarla hace legible cada señal — acceso al crédito por un lado, estrés de pago por el otro — sin cambiar la información que el índice procesa.</w:t>
       </w:r>
     </w:p>
-    <w:bookmarkEnd w:id="182"/>
     <w:bookmarkEnd w:id="183"/>
+    <w:bookmarkEnd w:id="184"/>
     <w:sectPr>
       <w:headerReference r:id="rId9" w:type="default"/>
       <w:footerReference r:id="rId10" w:type="default"/>

--- a/projects/informe_coyuntura/output/fichas/Fichas Semaforo Vida cotidiana.docx
+++ b/projects/informe_coyuntura/output/fichas/Fichas Semaforo Vida cotidiana.docx
@@ -177,6 +177,7 @@
     <w:p>
       <w:pPr>
         <w:pStyle w:val="BodyText"/>
+        <w:spacing w:after="160"/>
       </w:pPr>
       <w:r>
         <w:t xml:space="preserve">El ITVC no es un puntaje de 0 a 100: es un índice base 100, donde 100 es el promedio del 4º trimestre de 2023. Por encima de 100 hay mejora acumulada; por debajo, deterioro. La tensión sale de 5 − (índice − 100) × 0,2.</w:t>
@@ -185,8 +186,6 @@
     <w:tbl>
       <w:tblPr>
         <w:tblStyle w:val="Table"/>
-        <w:tblW w:type="pct" w:w="5000.0"/>
-        <w:tblLayout w:type="autofit"/>
         <w:tblLook w:firstRow="1" w:lastRow="0" w:firstColumn="0" w:lastColumn="0" w:noHBand="0" w:noVBand="0" w:val="0020"/>
         <w:tblBorders>
           <w:top w:val="single" w:sz="4" w:color="D9DEDC"/>
@@ -202,11 +201,13 @@
           <w:left w:w="140" w:type="dxa"/>
           <w:right w:w="140" w:type="dxa"/>
         </w:tblCellMar>
+        <w:tblW w:w="9072" w:type="dxa"/>
+        <w:tblLayout w:type="fixed"/>
       </w:tblPr>
       <w:tblGrid>
-        <w:gridCol w:w="2640"/>
-        <w:gridCol w:w="2640"/>
-        <w:gridCol w:w="2640"/>
+        <w:gridCol w:w="3053"/>
+        <w:gridCol w:w="3926"/>
+        <w:gridCol w:w="2093"/>
       </w:tblGrid>
       <w:tr>
         <w:trPr>
@@ -215,6 +216,7 @@
         </w:trPr>
         <w:tc>
           <w:tcPr>
+            <w:tcW w:w="3053" w:type="dxa"/>
             <w:shd w:val="clear" w:color="auto" w:fill="1F3A34"/>
           </w:tcPr>
           <w:p>
@@ -234,6 +236,7 @@
         </w:tc>
         <w:tc>
           <w:tcPr>
+            <w:tcW w:w="3926" w:type="dxa"/>
             <w:shd w:val="clear" w:color="auto" w:fill="1F3A34"/>
           </w:tcPr>
           <w:p>
@@ -253,6 +256,7 @@
         </w:tc>
         <w:tc>
           <w:tcPr>
+            <w:tcW w:w="2093" w:type="dxa"/>
             <w:shd w:val="clear" w:color="auto" w:fill="1F3A34"/>
           </w:tcPr>
           <w:p>
@@ -276,6 +280,9 @@
           <w:cantSplit/>
         </w:trPr>
         <w:tc>
+          <w:tcPr>
+            <w:tcW w:w="3053" w:type="dxa"/>
+          </w:tcPr>
           <w:p>
             <w:pPr>
               <w:pStyle w:val="Compact"/>
@@ -290,6 +297,9 @@
           </w:p>
         </w:tc>
         <w:tc>
+          <w:tcPr>
+            <w:tcW w:w="3926" w:type="dxa"/>
+          </w:tcPr>
           <w:p>
             <w:pPr>
               <w:pStyle w:val="Compact"/>
@@ -305,6 +315,7 @@
         </w:tc>
         <w:tc>
           <w:tcPr>
+            <w:tcW w:w="2093" w:type="dxa"/>
             <w:shd w:val="clear" w:color="auto" w:fill="DCFCE7"/>
           </w:tcPr>
           <w:p>
@@ -329,6 +340,7 @@
         </w:trPr>
         <w:tc>
           <w:tcPr>
+            <w:tcW w:w="3053" w:type="dxa"/>
             <w:shd w:val="clear" w:color="auto" w:fill="F6F8F7"/>
           </w:tcPr>
           <w:p>
@@ -346,6 +358,7 @@
         </w:tc>
         <w:tc>
           <w:tcPr>
+            <w:tcW w:w="3926" w:type="dxa"/>
             <w:shd w:val="clear" w:color="auto" w:fill="F6F8F7"/>
           </w:tcPr>
           <w:p>
@@ -363,6 +376,7 @@
         </w:tc>
         <w:tc>
           <w:tcPr>
+            <w:tcW w:w="2093" w:type="dxa"/>
             <w:shd w:val="clear" w:color="auto" w:fill="FEF3C7"/>
           </w:tcPr>
           <w:p>
@@ -386,6 +400,9 @@
           <w:cantSplit/>
         </w:trPr>
         <w:tc>
+          <w:tcPr>
+            <w:tcW w:w="3053" w:type="dxa"/>
+          </w:tcPr>
           <w:p>
             <w:pPr>
               <w:pStyle w:val="Compact"/>
@@ -400,6 +417,9 @@
           </w:p>
         </w:tc>
         <w:tc>
+          <w:tcPr>
+            <w:tcW w:w="3926" w:type="dxa"/>
+          </w:tcPr>
           <w:p>
             <w:pPr>
               <w:pStyle w:val="Compact"/>
@@ -415,6 +435,7 @@
         </w:tc>
         <w:tc>
           <w:tcPr>
+            <w:tcW w:w="2093" w:type="dxa"/>
             <w:shd w:val="clear" w:color="auto" w:fill="FFEDD5"/>
           </w:tcPr>
           <w:p>
@@ -439,6 +460,7 @@
         </w:trPr>
         <w:tc>
           <w:tcPr>
+            <w:tcW w:w="3053" w:type="dxa"/>
             <w:shd w:val="clear" w:color="auto" w:fill="F6F8F7"/>
           </w:tcPr>
           <w:p>
@@ -456,6 +478,7 @@
         </w:tc>
         <w:tc>
           <w:tcPr>
+            <w:tcW w:w="3926" w:type="dxa"/>
             <w:shd w:val="clear" w:color="auto" w:fill="F6F8F7"/>
           </w:tcPr>
           <w:p>
@@ -473,6 +496,7 @@
         </w:tc>
         <w:tc>
           <w:tcPr>
+            <w:tcW w:w="2093" w:type="dxa"/>
             <w:shd w:val="clear" w:color="auto" w:fill="FEE2E2"/>
           </w:tcPr>
           <w:p>
@@ -495,6 +519,7 @@
     <w:p>
       <w:pPr>
         <w:pStyle w:val="BodyText"/>
+        <w:spacing w:before="200"/>
       </w:pPr>
       <w:r>
         <w:rPr>
@@ -530,6 +555,7 @@
       <w:pPr>
         <w:pStyle w:val="Heading2"/>
         <w:keepNext/>
+        <w:spacing w:after="160"/>
       </w:pPr>
       <w:r>
         <w:t xml:space="preserve">ITVC — el índice del cinturón</w:t>
@@ -538,8 +564,6 @@
     <w:tbl>
       <w:tblPr>
         <w:tblStyle w:val="Table"/>
-        <w:tblW w:type="pct" w:w="5000.0"/>
-        <w:tblLayout w:type="autofit"/>
         <w:tblLook w:firstRow="0" w:lastRow="0" w:firstColumn="0" w:lastColumn="0" w:noHBand="0" w:noVBand="0" w:val="0000"/>
         <w:tblBorders>
           <w:top w:val="single" w:sz="4" w:color="D9DEDC"/>
@@ -555,18 +579,23 @@
           <w:left w:w="140" w:type="dxa"/>
           <w:right w:w="140" w:type="dxa"/>
         </w:tblCellMar>
+        <w:tblW w:w="9072" w:type="dxa"/>
+        <w:tblLayout w:type="fixed"/>
       </w:tblPr>
       <w:tblGrid>
-        <w:gridCol w:w="1980"/>
-        <w:gridCol w:w="1980"/>
-        <w:gridCol w:w="1980"/>
-        <w:gridCol w:w="1980"/>
+        <w:gridCol w:w="1652"/>
+        <w:gridCol w:w="1264"/>
+        <w:gridCol w:w="2222"/>
+        <w:gridCol w:w="3934"/>
       </w:tblGrid>
       <w:tr>
         <w:trPr>
           <w:cantSplit/>
         </w:trPr>
         <w:tc>
+          <w:tcPr>
+            <w:tcW w:w="1652" w:type="dxa"/>
+          </w:tcPr>
           <w:p>
             <w:pPr>
               <w:pStyle w:val="Compact"/>
@@ -584,6 +613,7 @@
         </w:tc>
         <w:tc>
           <w:tcPr>
+            <w:tcW w:w="1264" w:type="dxa"/>
             <w:shd w:val="clear" w:color="auto" w:fill="FFEDD5"/>
           </w:tcPr>
           <w:p>
@@ -603,6 +633,9 @@
           </w:p>
         </w:tc>
         <w:tc>
+          <w:tcPr>
+            <w:tcW w:w="2222" w:type="dxa"/>
+          </w:tcPr>
           <w:p>
             <w:pPr>
               <w:pStyle w:val="Compact"/>
@@ -617,6 +650,9 @@
           </w:p>
         </w:tc>
         <w:tc>
+          <w:tcPr>
+            <w:tcW w:w="3934" w:type="dxa"/>
+          </w:tcPr>
           <w:p>
             <w:pPr>
               <w:pStyle w:val="Compact"/>
@@ -638,6 +674,7 @@
       <w:pPr>
         <w:pStyle w:val="Heading2"/>
         <w:keepNext/>
+        <w:spacing w:after="160"/>
       </w:pPr>
       <w:r>
         <w:t xml:space="preserve">Dimensiones</w:t>
@@ -646,8 +683,6 @@
     <w:tbl>
       <w:tblPr>
         <w:tblStyle w:val="Table"/>
-        <w:tblW w:type="pct" w:w="5000.0"/>
-        <w:tblLayout w:type="autofit"/>
         <w:tblLook w:firstRow="1" w:lastRow="0" w:firstColumn="0" w:lastColumn="0" w:noHBand="0" w:noVBand="0" w:val="0020"/>
         <w:tblBorders>
           <w:top w:val="single" w:sz="4" w:color="D9DEDC"/>
@@ -663,13 +698,15 @@
           <w:left w:w="140" w:type="dxa"/>
           <w:right w:w="140" w:type="dxa"/>
         </w:tblCellMar>
+        <w:tblW w:w="9072" w:type="dxa"/>
+        <w:tblLayout w:type="fixed"/>
       </w:tblPr>
       <w:tblGrid>
-        <w:gridCol w:w="1584"/>
-        <w:gridCol w:w="1584"/>
-        <w:gridCol w:w="1584"/>
-        <w:gridCol w:w="1584"/>
-        <w:gridCol w:w="1584"/>
+        <w:gridCol w:w="2154"/>
+        <w:gridCol w:w="3623"/>
+        <w:gridCol w:w="1009"/>
+        <w:gridCol w:w="1246"/>
+        <w:gridCol w:w="1040"/>
       </w:tblGrid>
       <w:tr>
         <w:trPr>
@@ -678,6 +715,7 @@
         </w:trPr>
         <w:tc>
           <w:tcPr>
+            <w:tcW w:w="2154" w:type="dxa"/>
             <w:shd w:val="clear" w:color="auto" w:fill="1F3A34"/>
           </w:tcPr>
           <w:p>
@@ -697,6 +735,7 @@
         </w:tc>
         <w:tc>
           <w:tcPr>
+            <w:tcW w:w="3623" w:type="dxa"/>
             <w:shd w:val="clear" w:color="auto" w:fill="1F3A34"/>
           </w:tcPr>
           <w:p>
@@ -716,6 +755,7 @@
         </w:tc>
         <w:tc>
           <w:tcPr>
+            <w:tcW w:w="1009" w:type="dxa"/>
             <w:shd w:val="clear" w:color="auto" w:fill="1F3A34"/>
           </w:tcPr>
           <w:p>
@@ -735,6 +775,7 @@
         </w:tc>
         <w:tc>
           <w:tcPr>
+            <w:tcW w:w="1246" w:type="dxa"/>
             <w:shd w:val="clear" w:color="auto" w:fill="1F3A34"/>
           </w:tcPr>
           <w:p>
@@ -754,6 +795,7 @@
         </w:tc>
         <w:tc>
           <w:tcPr>
+            <w:tcW w:w="1040" w:type="dxa"/>
             <w:shd w:val="clear" w:color="auto" w:fill="1F3A34"/>
           </w:tcPr>
           <w:p>
@@ -777,6 +819,9 @@
           <w:cantSplit/>
         </w:trPr>
         <w:tc>
+          <w:tcPr>
+            <w:tcW w:w="2154" w:type="dxa"/>
+          </w:tcPr>
           <w:p>
             <w:pPr>
               <w:pStyle w:val="Compact"/>
@@ -791,6 +836,9 @@
           </w:p>
         </w:tc>
         <w:tc>
+          <w:tcPr>
+            <w:tcW w:w="3623" w:type="dxa"/>
+          </w:tcPr>
           <w:p>
             <w:pPr>
               <w:pStyle w:val="Compact"/>
@@ -805,6 +853,9 @@
           </w:p>
         </w:tc>
         <w:tc>
+          <w:tcPr>
+            <w:tcW w:w="1009" w:type="dxa"/>
+          </w:tcPr>
           <w:p>
             <w:pPr>
               <w:pStyle w:val="Compact"/>
@@ -820,6 +871,7 @@
         </w:tc>
         <w:tc>
           <w:tcPr>
+            <w:tcW w:w="1246" w:type="dxa"/>
             <w:shd w:val="clear" w:color="auto" w:fill="DCFCE7"/>
           </w:tcPr>
           <w:p>
@@ -838,6 +890,9 @@
           </w:p>
         </w:tc>
         <w:tc>
+          <w:tcPr>
+            <w:tcW w:w="1040" w:type="dxa"/>
+          </w:tcPr>
           <w:p>
             <w:pPr>
               <w:pStyle w:val="Compact"/>
@@ -858,6 +913,7 @@
         </w:trPr>
         <w:tc>
           <w:tcPr>
+            <w:tcW w:w="2154" w:type="dxa"/>
             <w:shd w:val="clear" w:color="auto" w:fill="F6F8F7"/>
           </w:tcPr>
           <w:p>
@@ -875,6 +931,7 @@
         </w:tc>
         <w:tc>
           <w:tcPr>
+            <w:tcW w:w="3623" w:type="dxa"/>
             <w:shd w:val="clear" w:color="auto" w:fill="F6F8F7"/>
           </w:tcPr>
           <w:p>
@@ -892,6 +949,7 @@
         </w:tc>
         <w:tc>
           <w:tcPr>
+            <w:tcW w:w="1009" w:type="dxa"/>
             <w:shd w:val="clear" w:color="auto" w:fill="F6F8F7"/>
           </w:tcPr>
           <w:p>
@@ -909,6 +967,7 @@
         </w:tc>
         <w:tc>
           <w:tcPr>
+            <w:tcW w:w="1246" w:type="dxa"/>
             <w:shd w:val="clear" w:color="auto" w:fill="FEE2E2"/>
           </w:tcPr>
           <w:p>
@@ -928,6 +987,7 @@
         </w:tc>
         <w:tc>
           <w:tcPr>
+            <w:tcW w:w="1040" w:type="dxa"/>
             <w:shd w:val="clear" w:color="auto" w:fill="F6F8F7"/>
           </w:tcPr>
           <w:p>
@@ -949,6 +1009,9 @@
           <w:cantSplit/>
         </w:trPr>
         <w:tc>
+          <w:tcPr>
+            <w:tcW w:w="2154" w:type="dxa"/>
+          </w:tcPr>
           <w:p>
             <w:pPr>
               <w:pStyle w:val="Compact"/>
@@ -963,6 +1026,9 @@
           </w:p>
         </w:tc>
         <w:tc>
+          <w:tcPr>
+            <w:tcW w:w="3623" w:type="dxa"/>
+          </w:tcPr>
           <w:p>
             <w:pPr>
               <w:pStyle w:val="Compact"/>
@@ -977,6 +1043,9 @@
           </w:p>
         </w:tc>
         <w:tc>
+          <w:tcPr>
+            <w:tcW w:w="1009" w:type="dxa"/>
+          </w:tcPr>
           <w:p>
             <w:pPr>
               <w:pStyle w:val="Compact"/>
@@ -992,6 +1061,7 @@
         </w:tc>
         <w:tc>
           <w:tcPr>
+            <w:tcW w:w="1246" w:type="dxa"/>
             <w:shd w:val="clear" w:color="auto" w:fill="FFEDD5"/>
           </w:tcPr>
           <w:p>
@@ -1010,6 +1080,9 @@
           </w:p>
         </w:tc>
         <w:tc>
+          <w:tcPr>
+            <w:tcW w:w="1040" w:type="dxa"/>
+          </w:tcPr>
           <w:p>
             <w:pPr>
               <w:pStyle w:val="Compact"/>
@@ -1030,6 +1103,7 @@
         </w:trPr>
         <w:tc>
           <w:tcPr>
+            <w:tcW w:w="2154" w:type="dxa"/>
             <w:shd w:val="clear" w:color="auto" w:fill="F6F8F7"/>
           </w:tcPr>
           <w:p>
@@ -1047,6 +1121,7 @@
         </w:tc>
         <w:tc>
           <w:tcPr>
+            <w:tcW w:w="3623" w:type="dxa"/>
             <w:shd w:val="clear" w:color="auto" w:fill="F6F8F7"/>
           </w:tcPr>
           <w:p>
@@ -1064,6 +1139,7 @@
         </w:tc>
         <w:tc>
           <w:tcPr>
+            <w:tcW w:w="1009" w:type="dxa"/>
             <w:shd w:val="clear" w:color="auto" w:fill="F6F8F7"/>
           </w:tcPr>
           <w:p>
@@ -1081,6 +1157,7 @@
         </w:tc>
         <w:tc>
           <w:tcPr>
+            <w:tcW w:w="1246" w:type="dxa"/>
             <w:shd w:val="clear" w:color="auto" w:fill="FEE2E2"/>
           </w:tcPr>
           <w:p>
@@ -1100,6 +1177,7 @@
         </w:tc>
         <w:tc>
           <w:tcPr>
+            <w:tcW w:w="1040" w:type="dxa"/>
             <w:shd w:val="clear" w:color="auto" w:fill="F6F8F7"/>
           </w:tcPr>
           <w:p>
@@ -1121,6 +1199,9 @@
           <w:cantSplit/>
         </w:trPr>
         <w:tc>
+          <w:tcPr>
+            <w:tcW w:w="2154" w:type="dxa"/>
+          </w:tcPr>
           <w:p>
             <w:pPr>
               <w:pStyle w:val="Compact"/>
@@ -1135,6 +1216,9 @@
           </w:p>
         </w:tc>
         <w:tc>
+          <w:tcPr>
+            <w:tcW w:w="3623" w:type="dxa"/>
+          </w:tcPr>
           <w:p>
             <w:pPr>
               <w:pStyle w:val="Compact"/>
@@ -1149,6 +1233,9 @@
           </w:p>
         </w:tc>
         <w:tc>
+          <w:tcPr>
+            <w:tcW w:w="1009" w:type="dxa"/>
+          </w:tcPr>
           <w:p>
             <w:pPr>
               <w:pStyle w:val="Compact"/>
@@ -1164,6 +1251,7 @@
         </w:tc>
         <w:tc>
           <w:tcPr>
+            <w:tcW w:w="1246" w:type="dxa"/>
             <w:shd w:val="clear" w:color="auto" w:fill="FEF3C7"/>
           </w:tcPr>
           <w:p>
@@ -1182,6 +1270,9 @@
           </w:p>
         </w:tc>
         <w:tc>
+          <w:tcPr>
+            <w:tcW w:w="1040" w:type="dxa"/>
+          </w:tcPr>
           <w:p>
             <w:pPr>
               <w:pStyle w:val="Compact"/>
@@ -1202,6 +1293,7 @@
         </w:trPr>
         <w:tc>
           <w:tcPr>
+            <w:tcW w:w="2154" w:type="dxa"/>
             <w:shd w:val="clear" w:color="auto" w:fill="F6F8F7"/>
           </w:tcPr>
           <w:p>
@@ -1219,6 +1311,7 @@
         </w:tc>
         <w:tc>
           <w:tcPr>
+            <w:tcW w:w="3623" w:type="dxa"/>
             <w:shd w:val="clear" w:color="auto" w:fill="F6F8F7"/>
           </w:tcPr>
           <w:p>
@@ -1236,6 +1329,7 @@
         </w:tc>
         <w:tc>
           <w:tcPr>
+            <w:tcW w:w="1009" w:type="dxa"/>
             <w:shd w:val="clear" w:color="auto" w:fill="F6F8F7"/>
           </w:tcPr>
           <w:p>
@@ -1253,6 +1347,7 @@
         </w:tc>
         <w:tc>
           <w:tcPr>
+            <w:tcW w:w="1246" w:type="dxa"/>
             <w:shd w:val="clear" w:color="auto" w:fill="FEF3C7"/>
           </w:tcPr>
           <w:p>
@@ -1272,6 +1367,7 @@
         </w:tc>
         <w:tc>
           <w:tcPr>
+            <w:tcW w:w="1040" w:type="dxa"/>
             <w:shd w:val="clear" w:color="auto" w:fill="F6F8F7"/>
           </w:tcPr>
           <w:p>
@@ -1290,6 +1386,9 @@
       </w:tr>
     </w:tbl>
     <w:p>
+      <w:pPr>
+        <w:spacing w:before="200"/>
+      </w:pPr>
       <w:r>
         <w:br w:type="page"/>
       </w:r>
@@ -1320,6 +1419,7 @@
     <w:p>
       <w:pPr>
         <w:pStyle w:val="FirstParagraph"/>
+        <w:spacing w:after="160"/>
       </w:pPr>
       <w:r>
         <w:t xml:space="preserve">Agrupados por dimensión. La columna de peso dice cuánto mueve cada indicador el índice del cinturón; el color es el del semáforo de este mes.</w:t>
@@ -1328,8 +1428,6 @@
     <w:tbl>
       <w:tblPr>
         <w:tblStyle w:val="Table"/>
-        <w:tblW w:type="pct" w:w="5000.0"/>
-        <w:tblLayout w:type="autofit"/>
         <w:tblLook w:firstRow="1" w:lastRow="0" w:firstColumn="0" w:lastColumn="0" w:noHBand="0" w:noVBand="0" w:val="0020"/>
         <w:tblBorders>
           <w:top w:val="single" w:sz="4" w:color="D9DEDC"/>
@@ -1345,13 +1443,15 @@
           <w:left w:w="140" w:type="dxa"/>
           <w:right w:w="140" w:type="dxa"/>
         </w:tblCellMar>
+        <w:tblW w:w="9072" w:type="dxa"/>
+        <w:tblLayout w:type="fixed"/>
       </w:tblPr>
       <w:tblGrid>
-        <w:gridCol w:w="1584"/>
-        <w:gridCol w:w="1584"/>
-        <w:gridCol w:w="1584"/>
-        <w:gridCol w:w="1584"/>
-        <w:gridCol w:w="1584"/>
+        <w:gridCol w:w="2214"/>
+        <w:gridCol w:w="3002"/>
+        <w:gridCol w:w="1687"/>
+        <w:gridCol w:w="1186"/>
+        <w:gridCol w:w="983"/>
       </w:tblGrid>
       <w:tr>
         <w:trPr>
@@ -1360,6 +1460,7 @@
         </w:trPr>
         <w:tc>
           <w:tcPr>
+            <w:tcW w:w="2214" w:type="dxa"/>
             <w:shd w:val="clear" w:color="auto" w:fill="1F3A34"/>
           </w:tcPr>
           <w:p>
@@ -1379,6 +1480,7 @@
         </w:tc>
         <w:tc>
           <w:tcPr>
+            <w:tcW w:w="3002" w:type="dxa"/>
             <w:shd w:val="clear" w:color="auto" w:fill="1F3A34"/>
           </w:tcPr>
           <w:p>
@@ -1398,6 +1500,7 @@
         </w:tc>
         <w:tc>
           <w:tcPr>
+            <w:tcW w:w="1687" w:type="dxa"/>
             <w:shd w:val="clear" w:color="auto" w:fill="1F3A34"/>
           </w:tcPr>
           <w:p>
@@ -1417,6 +1520,7 @@
         </w:tc>
         <w:tc>
           <w:tcPr>
+            <w:tcW w:w="1186" w:type="dxa"/>
             <w:shd w:val="clear" w:color="auto" w:fill="1F3A34"/>
           </w:tcPr>
           <w:p>
@@ -1436,6 +1540,7 @@
         </w:tc>
         <w:tc>
           <w:tcPr>
+            <w:tcW w:w="983" w:type="dxa"/>
             <w:shd w:val="clear" w:color="auto" w:fill="1F3A34"/>
           </w:tcPr>
           <w:p>
@@ -1460,6 +1565,7 @@
         </w:trPr>
         <w:tc>
           <w:tcPr>
+            <w:tcW w:w="9072" w:type="dxa"/>
             <w:gridSpan w:val="5"/>
             <w:shd w:val="clear" w:color="auto" w:fill="E8EDEB"/>
           </w:tcPr>
@@ -1485,6 +1591,7 @@
         </w:trPr>
         <w:tc>
           <w:tcPr>
+            <w:tcW w:w="2214" w:type="dxa"/>
             <w:shd w:val="clear" w:color="auto" w:fill="F6F8F7"/>
           </w:tcPr>
           <w:p>
@@ -1502,6 +1609,7 @@
         </w:tc>
         <w:tc>
           <w:tcPr>
+            <w:tcW w:w="3002" w:type="dxa"/>
             <w:shd w:val="clear" w:color="auto" w:fill="F6F8F7"/>
           </w:tcPr>
           <w:p>
@@ -1519,6 +1627,7 @@
         </w:tc>
         <w:tc>
           <w:tcPr>
+            <w:tcW w:w="1687" w:type="dxa"/>
             <w:shd w:val="clear" w:color="auto" w:fill="F6F8F7"/>
           </w:tcPr>
           <w:p>
@@ -1536,6 +1645,7 @@
         </w:tc>
         <w:tc>
           <w:tcPr>
+            <w:tcW w:w="1186" w:type="dxa"/>
             <w:shd w:val="clear" w:color="auto" w:fill="DCFCE7"/>
           </w:tcPr>
           <w:p>
@@ -1555,6 +1665,7 @@
         </w:tc>
         <w:tc>
           <w:tcPr>
+            <w:tcW w:w="983" w:type="dxa"/>
             <w:shd w:val="clear" w:color="auto" w:fill="F6F8F7"/>
           </w:tcPr>
           <w:p>
@@ -1576,6 +1687,9 @@
           <w:cantSplit/>
         </w:trPr>
         <w:tc>
+          <w:tcPr>
+            <w:tcW w:w="2214" w:type="dxa"/>
+          </w:tcPr>
           <w:p>
             <w:pPr>
               <w:pStyle w:val="Compact"/>
@@ -1590,6 +1704,9 @@
           </w:p>
         </w:tc>
         <w:tc>
+          <w:tcPr>
+            <w:tcW w:w="3002" w:type="dxa"/>
+          </w:tcPr>
           <w:p>
             <w:pPr>
               <w:pStyle w:val="Compact"/>
@@ -1604,6 +1721,9 @@
           </w:p>
         </w:tc>
         <w:tc>
+          <w:tcPr>
+            <w:tcW w:w="1687" w:type="dxa"/>
+          </w:tcPr>
           <w:p>
             <w:pPr>
               <w:pStyle w:val="Compact"/>
@@ -1619,6 +1739,7 @@
         </w:tc>
         <w:tc>
           <w:tcPr>
+            <w:tcW w:w="1186" w:type="dxa"/>
             <w:shd w:val="clear" w:color="auto" w:fill="FFEDD5"/>
           </w:tcPr>
           <w:p>
@@ -1637,6 +1758,9 @@
           </w:p>
         </w:tc>
         <w:tc>
+          <w:tcPr>
+            <w:tcW w:w="983" w:type="dxa"/>
+          </w:tcPr>
           <w:p>
             <w:pPr>
               <w:pStyle w:val="Compact"/>
@@ -1657,6 +1781,7 @@
         </w:trPr>
         <w:tc>
           <w:tcPr>
+            <w:tcW w:w="2214" w:type="dxa"/>
             <w:shd w:val="clear" w:color="auto" w:fill="F6F8F7"/>
           </w:tcPr>
           <w:p>
@@ -1674,6 +1799,7 @@
         </w:tc>
         <w:tc>
           <w:tcPr>
+            <w:tcW w:w="3002" w:type="dxa"/>
             <w:shd w:val="clear" w:color="auto" w:fill="F6F8F7"/>
           </w:tcPr>
           <w:p>
@@ -1691,6 +1817,7 @@
         </w:tc>
         <w:tc>
           <w:tcPr>
+            <w:tcW w:w="1687" w:type="dxa"/>
             <w:shd w:val="clear" w:color="auto" w:fill="F6F8F7"/>
           </w:tcPr>
           <w:p>
@@ -1708,6 +1835,7 @@
         </w:tc>
         <w:tc>
           <w:tcPr>
+            <w:tcW w:w="1186" w:type="dxa"/>
             <w:shd w:val="clear" w:color="auto" w:fill="FFEDD5"/>
           </w:tcPr>
           <w:p>
@@ -1727,6 +1855,7 @@
         </w:tc>
         <w:tc>
           <w:tcPr>
+            <w:tcW w:w="983" w:type="dxa"/>
             <w:shd w:val="clear" w:color="auto" w:fill="F6F8F7"/>
           </w:tcPr>
           <w:p>
@@ -1748,6 +1877,9 @@
           <w:cantSplit/>
         </w:trPr>
         <w:tc>
+          <w:tcPr>
+            <w:tcW w:w="2214" w:type="dxa"/>
+          </w:tcPr>
           <w:p>
             <w:pPr>
               <w:pStyle w:val="Compact"/>
@@ -1762,6 +1894,9 @@
           </w:p>
         </w:tc>
         <w:tc>
+          <w:tcPr>
+            <w:tcW w:w="3002" w:type="dxa"/>
+          </w:tcPr>
           <w:p>
             <w:pPr>
               <w:pStyle w:val="Compact"/>
@@ -1776,6 +1911,9 @@
           </w:p>
         </w:tc>
         <w:tc>
+          <w:tcPr>
+            <w:tcW w:w="1687" w:type="dxa"/>
+          </w:tcPr>
           <w:p>
             <w:pPr>
               <w:pStyle w:val="Compact"/>
@@ -1791,6 +1929,7 @@
         </w:tc>
         <w:tc>
           <w:tcPr>
+            <w:tcW w:w="1186" w:type="dxa"/>
             <w:shd w:val="clear" w:color="auto" w:fill="DCFCE7"/>
           </w:tcPr>
           <w:p>
@@ -1809,6 +1948,9 @@
           </w:p>
         </w:tc>
         <w:tc>
+          <w:tcPr>
+            <w:tcW w:w="983" w:type="dxa"/>
+          </w:tcPr>
           <w:p>
             <w:pPr>
               <w:pStyle w:val="Compact"/>
@@ -1829,6 +1971,7 @@
         </w:trPr>
         <w:tc>
           <w:tcPr>
+            <w:tcW w:w="2214" w:type="dxa"/>
             <w:shd w:val="clear" w:color="auto" w:fill="F6F8F7"/>
           </w:tcPr>
           <w:p>
@@ -1846,6 +1989,7 @@
         </w:tc>
         <w:tc>
           <w:tcPr>
+            <w:tcW w:w="3002" w:type="dxa"/>
             <w:shd w:val="clear" w:color="auto" w:fill="F6F8F7"/>
           </w:tcPr>
           <w:p>
@@ -1863,6 +2007,7 @@
         </w:tc>
         <w:tc>
           <w:tcPr>
+            <w:tcW w:w="1687" w:type="dxa"/>
             <w:shd w:val="clear" w:color="auto" w:fill="F6F8F7"/>
           </w:tcPr>
           <w:p>
@@ -1880,6 +2025,7 @@
         </w:tc>
         <w:tc>
           <w:tcPr>
+            <w:tcW w:w="1186" w:type="dxa"/>
             <w:shd w:val="clear" w:color="auto" w:fill="DCFCE7"/>
           </w:tcPr>
           <w:p>
@@ -1899,6 +2045,7 @@
         </w:tc>
         <w:tc>
           <w:tcPr>
+            <w:tcW w:w="983" w:type="dxa"/>
             <w:shd w:val="clear" w:color="auto" w:fill="F6F8F7"/>
           </w:tcPr>
           <w:p>
@@ -1921,6 +2068,7 @@
         </w:trPr>
         <w:tc>
           <w:tcPr>
+            <w:tcW w:w="9072" w:type="dxa"/>
             <w:gridSpan w:val="5"/>
             <w:shd w:val="clear" w:color="auto" w:fill="E8EDEB"/>
           </w:tcPr>
@@ -1946,6 +2094,7 @@
         </w:trPr>
         <w:tc>
           <w:tcPr>
+            <w:tcW w:w="2214" w:type="dxa"/>
             <w:shd w:val="clear" w:color="auto" w:fill="F6F8F7"/>
           </w:tcPr>
           <w:p>
@@ -1963,6 +2112,7 @@
         </w:tc>
         <w:tc>
           <w:tcPr>
+            <w:tcW w:w="3002" w:type="dxa"/>
             <w:shd w:val="clear" w:color="auto" w:fill="F6F8F7"/>
           </w:tcPr>
           <w:p>
@@ -1980,6 +2130,7 @@
         </w:tc>
         <w:tc>
           <w:tcPr>
+            <w:tcW w:w="1687" w:type="dxa"/>
             <w:shd w:val="clear" w:color="auto" w:fill="F6F8F7"/>
           </w:tcPr>
           <w:p>
@@ -1997,6 +2148,7 @@
         </w:tc>
         <w:tc>
           <w:tcPr>
+            <w:tcW w:w="1186" w:type="dxa"/>
             <w:shd w:val="clear" w:color="auto" w:fill="DCFCE7"/>
           </w:tcPr>
           <w:p>
@@ -2016,6 +2168,7 @@
         </w:tc>
         <w:tc>
           <w:tcPr>
+            <w:tcW w:w="983" w:type="dxa"/>
             <w:shd w:val="clear" w:color="auto" w:fill="F6F8F7"/>
           </w:tcPr>
           <w:p>
@@ -2037,6 +2190,9 @@
           <w:cantSplit/>
         </w:trPr>
         <w:tc>
+          <w:tcPr>
+            <w:tcW w:w="2214" w:type="dxa"/>
+          </w:tcPr>
           <w:p>
             <w:pPr>
               <w:pStyle w:val="Compact"/>
@@ -2051,6 +2207,9 @@
           </w:p>
         </w:tc>
         <w:tc>
+          <w:tcPr>
+            <w:tcW w:w="3002" w:type="dxa"/>
+          </w:tcPr>
           <w:p>
             <w:pPr>
               <w:pStyle w:val="Compact"/>
@@ -2065,6 +2224,9 @@
           </w:p>
         </w:tc>
         <w:tc>
+          <w:tcPr>
+            <w:tcW w:w="1687" w:type="dxa"/>
+          </w:tcPr>
           <w:p>
             <w:pPr>
               <w:pStyle w:val="Compact"/>
@@ -2080,6 +2242,7 @@
         </w:tc>
         <w:tc>
           <w:tcPr>
+            <w:tcW w:w="1186" w:type="dxa"/>
             <w:shd w:val="clear" w:color="auto" w:fill="FEE2E2"/>
           </w:tcPr>
           <w:p>
@@ -2098,6 +2261,9 @@
           </w:p>
         </w:tc>
         <w:tc>
+          <w:tcPr>
+            <w:tcW w:w="983" w:type="dxa"/>
+          </w:tcPr>
           <w:p>
             <w:pPr>
               <w:pStyle w:val="Compact"/>
@@ -2118,6 +2284,7 @@
         </w:trPr>
         <w:tc>
           <w:tcPr>
+            <w:tcW w:w="2214" w:type="dxa"/>
             <w:shd w:val="clear" w:color="auto" w:fill="F6F8F7"/>
           </w:tcPr>
           <w:p>
@@ -2135,6 +2302,7 @@
         </w:tc>
         <w:tc>
           <w:tcPr>
+            <w:tcW w:w="3002" w:type="dxa"/>
             <w:shd w:val="clear" w:color="auto" w:fill="F6F8F7"/>
           </w:tcPr>
           <w:p>
@@ -2152,6 +2320,7 @@
         </w:tc>
         <w:tc>
           <w:tcPr>
+            <w:tcW w:w="1687" w:type="dxa"/>
             <w:shd w:val="clear" w:color="auto" w:fill="F6F8F7"/>
           </w:tcPr>
           <w:p>
@@ -2169,6 +2338,7 @@
         </w:tc>
         <w:tc>
           <w:tcPr>
+            <w:tcW w:w="1186" w:type="dxa"/>
             <w:shd w:val="clear" w:color="auto" w:fill="FEE2E2"/>
           </w:tcPr>
           <w:p>
@@ -2188,6 +2358,7 @@
         </w:tc>
         <w:tc>
           <w:tcPr>
+            <w:tcW w:w="983" w:type="dxa"/>
             <w:shd w:val="clear" w:color="auto" w:fill="F6F8F7"/>
           </w:tcPr>
           <w:p>
@@ -2210,6 +2381,7 @@
         </w:trPr>
         <w:tc>
           <w:tcPr>
+            <w:tcW w:w="9072" w:type="dxa"/>
             <w:gridSpan w:val="5"/>
             <w:shd w:val="clear" w:color="auto" w:fill="E8EDEB"/>
           </w:tcPr>
@@ -2235,6 +2407,7 @@
         </w:trPr>
         <w:tc>
           <w:tcPr>
+            <w:tcW w:w="2214" w:type="dxa"/>
             <w:shd w:val="clear" w:color="auto" w:fill="F6F8F7"/>
           </w:tcPr>
           <w:p>
@@ -2252,6 +2425,7 @@
         </w:tc>
         <w:tc>
           <w:tcPr>
+            <w:tcW w:w="3002" w:type="dxa"/>
             <w:shd w:val="clear" w:color="auto" w:fill="F6F8F7"/>
           </w:tcPr>
           <w:p>
@@ -2269,6 +2443,7 @@
         </w:tc>
         <w:tc>
           <w:tcPr>
+            <w:tcW w:w="1687" w:type="dxa"/>
             <w:shd w:val="clear" w:color="auto" w:fill="F6F8F7"/>
           </w:tcPr>
           <w:p>
@@ -2286,6 +2461,7 @@
         </w:tc>
         <w:tc>
           <w:tcPr>
+            <w:tcW w:w="1186" w:type="dxa"/>
             <w:shd w:val="clear" w:color="auto" w:fill="FEF3C7"/>
           </w:tcPr>
           <w:p>
@@ -2305,6 +2481,7 @@
         </w:tc>
         <w:tc>
           <w:tcPr>
+            <w:tcW w:w="983" w:type="dxa"/>
             <w:shd w:val="clear" w:color="auto" w:fill="F6F8F7"/>
           </w:tcPr>
           <w:p>
@@ -2326,6 +2503,9 @@
           <w:cantSplit/>
         </w:trPr>
         <w:tc>
+          <w:tcPr>
+            <w:tcW w:w="2214" w:type="dxa"/>
+          </w:tcPr>
           <w:p>
             <w:pPr>
               <w:pStyle w:val="Compact"/>
@@ -2340,6 +2520,9 @@
           </w:p>
         </w:tc>
         <w:tc>
+          <w:tcPr>
+            <w:tcW w:w="3002" w:type="dxa"/>
+          </w:tcPr>
           <w:p>
             <w:pPr>
               <w:pStyle w:val="Compact"/>
@@ -2354,6 +2537,9 @@
           </w:p>
         </w:tc>
         <w:tc>
+          <w:tcPr>
+            <w:tcW w:w="1687" w:type="dxa"/>
+          </w:tcPr>
           <w:p>
             <w:pPr>
               <w:pStyle w:val="Compact"/>
@@ -2369,6 +2555,7 @@
         </w:tc>
         <w:tc>
           <w:tcPr>
+            <w:tcW w:w="1186" w:type="dxa"/>
             <w:shd w:val="clear" w:color="auto" w:fill="FEE2E2"/>
           </w:tcPr>
           <w:p>
@@ -2387,6 +2574,9 @@
           </w:p>
         </w:tc>
         <w:tc>
+          <w:tcPr>
+            <w:tcW w:w="983" w:type="dxa"/>
+          </w:tcPr>
           <w:p>
             <w:pPr>
               <w:pStyle w:val="Compact"/>
@@ -2407,6 +2597,7 @@
         </w:trPr>
         <w:tc>
           <w:tcPr>
+            <w:tcW w:w="2214" w:type="dxa"/>
             <w:shd w:val="clear" w:color="auto" w:fill="F6F8F7"/>
           </w:tcPr>
           <w:p>
@@ -2424,6 +2615,7 @@
         </w:tc>
         <w:tc>
           <w:tcPr>
+            <w:tcW w:w="3002" w:type="dxa"/>
             <w:shd w:val="clear" w:color="auto" w:fill="F6F8F7"/>
           </w:tcPr>
           <w:p>
@@ -2441,6 +2633,7 @@
         </w:tc>
         <w:tc>
           <w:tcPr>
+            <w:tcW w:w="1687" w:type="dxa"/>
             <w:shd w:val="clear" w:color="auto" w:fill="F6F8F7"/>
           </w:tcPr>
           <w:p>
@@ -2458,6 +2651,7 @@
         </w:tc>
         <w:tc>
           <w:tcPr>
+            <w:tcW w:w="1186" w:type="dxa"/>
             <w:shd w:val="clear" w:color="auto" w:fill="FFEDD5"/>
           </w:tcPr>
           <w:p>
@@ -2477,6 +2671,7 @@
         </w:tc>
         <w:tc>
           <w:tcPr>
+            <w:tcW w:w="983" w:type="dxa"/>
             <w:shd w:val="clear" w:color="auto" w:fill="F6F8F7"/>
           </w:tcPr>
           <w:p>
@@ -2498,6 +2693,9 @@
           <w:cantSplit/>
         </w:trPr>
         <w:tc>
+          <w:tcPr>
+            <w:tcW w:w="2214" w:type="dxa"/>
+          </w:tcPr>
           <w:p>
             <w:pPr>
               <w:pStyle w:val="Compact"/>
@@ -2512,6 +2710,9 @@
           </w:p>
         </w:tc>
         <w:tc>
+          <w:tcPr>
+            <w:tcW w:w="3002" w:type="dxa"/>
+          </w:tcPr>
           <w:p>
             <w:pPr>
               <w:pStyle w:val="Compact"/>
@@ -2526,6 +2727,9 @@
           </w:p>
         </w:tc>
         <w:tc>
+          <w:tcPr>
+            <w:tcW w:w="1687" w:type="dxa"/>
+          </w:tcPr>
           <w:p>
             <w:pPr>
               <w:pStyle w:val="Compact"/>
@@ -2541,6 +2745,7 @@
         </w:tc>
         <w:tc>
           <w:tcPr>
+            <w:tcW w:w="1186" w:type="dxa"/>
             <w:shd w:val="clear" w:color="auto" w:fill="FEF3C7"/>
           </w:tcPr>
           <w:p>
@@ -2559,6 +2764,9 @@
           </w:p>
         </w:tc>
         <w:tc>
+          <w:tcPr>
+            <w:tcW w:w="983" w:type="dxa"/>
+          </w:tcPr>
           <w:p>
             <w:pPr>
               <w:pStyle w:val="Compact"/>
@@ -2579,6 +2787,7 @@
         </w:trPr>
         <w:tc>
           <w:tcPr>
+            <w:tcW w:w="9072" w:type="dxa"/>
             <w:gridSpan w:val="5"/>
             <w:shd w:val="clear" w:color="auto" w:fill="E8EDEB"/>
           </w:tcPr>
@@ -2603,6 +2812,9 @@
           <w:cantSplit/>
         </w:trPr>
         <w:tc>
+          <w:tcPr>
+            <w:tcW w:w="2214" w:type="dxa"/>
+          </w:tcPr>
           <w:p>
             <w:pPr>
               <w:pStyle w:val="Compact"/>
@@ -2617,6 +2829,9 @@
           </w:p>
         </w:tc>
         <w:tc>
+          <w:tcPr>
+            <w:tcW w:w="3002" w:type="dxa"/>
+          </w:tcPr>
           <w:p>
             <w:pPr>
               <w:pStyle w:val="Compact"/>
@@ -2631,6 +2846,9 @@
           </w:p>
         </w:tc>
         <w:tc>
+          <w:tcPr>
+            <w:tcW w:w="1687" w:type="dxa"/>
+          </w:tcPr>
           <w:p>
             <w:pPr>
               <w:pStyle w:val="Compact"/>
@@ -2646,6 +2864,7 @@
         </w:tc>
         <w:tc>
           <w:tcPr>
+            <w:tcW w:w="1186" w:type="dxa"/>
             <w:shd w:val="clear" w:color="auto" w:fill="FEE2E2"/>
           </w:tcPr>
           <w:p>
@@ -2664,6 +2883,9 @@
           </w:p>
         </w:tc>
         <w:tc>
+          <w:tcPr>
+            <w:tcW w:w="983" w:type="dxa"/>
+          </w:tcPr>
           <w:p>
             <w:pPr>
               <w:pStyle w:val="Compact"/>
@@ -2684,6 +2906,7 @@
         </w:trPr>
         <w:tc>
           <w:tcPr>
+            <w:tcW w:w="9072" w:type="dxa"/>
             <w:gridSpan w:val="5"/>
             <w:shd w:val="clear" w:color="auto" w:fill="E8EDEB"/>
           </w:tcPr>
@@ -2708,6 +2931,9 @@
           <w:cantSplit/>
         </w:trPr>
         <w:tc>
+          <w:tcPr>
+            <w:tcW w:w="2214" w:type="dxa"/>
+          </w:tcPr>
           <w:p>
             <w:pPr>
               <w:pStyle w:val="Compact"/>
@@ -2722,6 +2948,9 @@
           </w:p>
         </w:tc>
         <w:tc>
+          <w:tcPr>
+            <w:tcW w:w="3002" w:type="dxa"/>
+          </w:tcPr>
           <w:p>
             <w:pPr>
               <w:pStyle w:val="Compact"/>
@@ -2736,6 +2965,9 @@
           </w:p>
         </w:tc>
         <w:tc>
+          <w:tcPr>
+            <w:tcW w:w="1687" w:type="dxa"/>
+          </w:tcPr>
           <w:p>
             <w:pPr>
               <w:pStyle w:val="Compact"/>
@@ -2751,6 +2983,7 @@
         </w:tc>
         <w:tc>
           <w:tcPr>
+            <w:tcW w:w="1186" w:type="dxa"/>
             <w:shd w:val="clear" w:color="auto" w:fill="FFEDD5"/>
           </w:tcPr>
           <w:p>
@@ -2769,6 +3002,9 @@
           </w:p>
         </w:tc>
         <w:tc>
+          <w:tcPr>
+            <w:tcW w:w="983" w:type="dxa"/>
+          </w:tcPr>
           <w:p>
             <w:pPr>
               <w:pStyle w:val="Compact"/>
@@ -2789,6 +3025,7 @@
         </w:trPr>
         <w:tc>
           <w:tcPr>
+            <w:tcW w:w="2214" w:type="dxa"/>
             <w:shd w:val="clear" w:color="auto" w:fill="F6F8F7"/>
           </w:tcPr>
           <w:p>
@@ -2806,6 +3043,7 @@
         </w:tc>
         <w:tc>
           <w:tcPr>
+            <w:tcW w:w="3002" w:type="dxa"/>
             <w:shd w:val="clear" w:color="auto" w:fill="F6F8F7"/>
           </w:tcPr>
           <w:p>
@@ -2823,6 +3061,7 @@
         </w:tc>
         <w:tc>
           <w:tcPr>
+            <w:tcW w:w="1687" w:type="dxa"/>
             <w:shd w:val="clear" w:color="auto" w:fill="F6F8F7"/>
           </w:tcPr>
           <w:p>
@@ -2840,6 +3079,7 @@
         </w:tc>
         <w:tc>
           <w:tcPr>
+            <w:tcW w:w="1186" w:type="dxa"/>
             <w:shd w:val="clear" w:color="auto" w:fill="DCFCE7"/>
           </w:tcPr>
           <w:p>
@@ -2859,6 +3099,7 @@
         </w:tc>
         <w:tc>
           <w:tcPr>
+            <w:tcW w:w="983" w:type="dxa"/>
             <w:shd w:val="clear" w:color="auto" w:fill="F6F8F7"/>
           </w:tcPr>
           <w:p>
@@ -2881,6 +3122,7 @@
         </w:trPr>
         <w:tc>
           <w:tcPr>
+            <w:tcW w:w="9072" w:type="dxa"/>
             <w:gridSpan w:val="5"/>
             <w:shd w:val="clear" w:color="auto" w:fill="E8EDEB"/>
           </w:tcPr>
@@ -2906,6 +3148,7 @@
         </w:trPr>
         <w:tc>
           <w:tcPr>
+            <w:tcW w:w="2214" w:type="dxa"/>
             <w:shd w:val="clear" w:color="auto" w:fill="F6F8F7"/>
           </w:tcPr>
           <w:p>
@@ -2923,6 +3166,7 @@
         </w:tc>
         <w:tc>
           <w:tcPr>
+            <w:tcW w:w="3002" w:type="dxa"/>
             <w:shd w:val="clear" w:color="auto" w:fill="F6F8F7"/>
           </w:tcPr>
           <w:p>
@@ -2940,6 +3184,7 @@
         </w:tc>
         <w:tc>
           <w:tcPr>
+            <w:tcW w:w="1687" w:type="dxa"/>
             <w:shd w:val="clear" w:color="auto" w:fill="F6F8F7"/>
           </w:tcPr>
           <w:p>
@@ -2957,6 +3202,7 @@
         </w:tc>
         <w:tc>
           <w:tcPr>
+            <w:tcW w:w="1186" w:type="dxa"/>
             <w:shd w:val="clear" w:color="auto" w:fill="FEF3C7"/>
           </w:tcPr>
           <w:p>
@@ -2976,6 +3222,7 @@
         </w:tc>
         <w:tc>
           <w:tcPr>
+            <w:tcW w:w="983" w:type="dxa"/>
             <w:shd w:val="clear" w:color="auto" w:fill="F6F8F7"/>
           </w:tcPr>
           <w:p>
@@ -2996,6 +3243,7 @@
     <w:p>
       <w:pPr>
         <w:pStyle w:val="BodyText"/>
+        <w:spacing w:before="200"/>
       </w:pPr>
       <w:r>
         <w:rPr>
@@ -3049,6 +3297,7 @@
     <w:p>
       <w:pPr>
         <w:pStyle w:val="FirstParagraph"/>
+        <w:spacing w:after="160"/>
       </w:pPr>
       <w:r>
         <w:t xml:space="preserve">Cuántas canastas básicas totales alcanza a cubrir el salario formal promedio.</w:t>
@@ -3057,8 +3306,6 @@
     <w:tbl>
       <w:tblPr>
         <w:tblStyle w:val="Table"/>
-        <w:tblW w:type="pct" w:w="5000.0"/>
-        <w:tblLayout w:type="autofit"/>
         <w:tblLook w:firstRow="0" w:lastRow="0" w:firstColumn="0" w:lastColumn="0" w:noHBand="0" w:noVBand="0" w:val="0000"/>
         <w:tblBorders>
           <w:top w:val="single" w:sz="4" w:color="D9DEDC"/>
@@ -3074,18 +3321,23 @@
           <w:left w:w="140" w:type="dxa"/>
           <w:right w:w="140" w:type="dxa"/>
         </w:tblCellMar>
+        <w:tblW w:w="9072" w:type="dxa"/>
+        <w:tblLayout w:type="fixed"/>
       </w:tblPr>
       <w:tblGrid>
-        <w:gridCol w:w="1980"/>
-        <w:gridCol w:w="1980"/>
-        <w:gridCol w:w="1980"/>
-        <w:gridCol w:w="1980"/>
+        <w:gridCol w:w="3237"/>
+        <w:gridCol w:w="1144"/>
+        <w:gridCol w:w="2432"/>
+        <w:gridCol w:w="2259"/>
       </w:tblGrid>
       <w:tr>
         <w:trPr>
           <w:cantSplit/>
         </w:trPr>
         <w:tc>
+          <w:tcPr>
+            <w:tcW w:w="3237" w:type="dxa"/>
+          </w:tcPr>
           <w:p>
             <w:pPr>
               <w:pStyle w:val="Compact"/>
@@ -3115,6 +3367,7 @@
         </w:tc>
         <w:tc>
           <w:tcPr>
+            <w:tcW w:w="1144" w:type="dxa"/>
             <w:shd w:val="clear" w:color="auto" w:fill="DCFCE7"/>
           </w:tcPr>
           <w:p>
@@ -3134,6 +3387,9 @@
           </w:p>
         </w:tc>
         <w:tc>
+          <w:tcPr>
+            <w:tcW w:w="2432" w:type="dxa"/>
+          </w:tcPr>
           <w:p>
             <w:pPr>
               <w:pStyle w:val="Compact"/>
@@ -3148,6 +3404,9 @@
           </w:p>
         </w:tc>
         <w:tc>
+          <w:tcPr>
+            <w:tcW w:w="2259" w:type="dxa"/>
+          </w:tcPr>
           <w:p>
             <w:pPr>
               <w:pStyle w:val="Compact"/>
@@ -3168,6 +3427,7 @@
       <w:pPr>
         <w:pStyle w:val="Heading2"/>
         <w:keepNext/>
+        <w:spacing w:after="160"/>
       </w:pPr>
       <w:r>
         <w:t xml:space="preserve">Identificación</w:t>
@@ -3176,8 +3436,6 @@
     <w:tbl>
       <w:tblPr>
         <w:tblStyle w:val="Table"/>
-        <w:tblW w:type="pct" w:w="5000.0"/>
-        <w:tblLayout w:type="autofit"/>
         <w:tblLook w:firstRow="0" w:lastRow="0" w:firstColumn="0" w:lastColumn="0" w:noHBand="0" w:noVBand="0" w:val="0000"/>
         <w:tblBorders>
           <w:top w:val="single" w:sz="4" w:color="D9DEDC"/>
@@ -3193,18 +3451,23 @@
           <w:left w:w="140" w:type="dxa"/>
           <w:right w:w="140" w:type="dxa"/>
         </w:tblCellMar>
+        <w:tblW w:w="9072" w:type="dxa"/>
+        <w:tblLayout w:type="fixed"/>
       </w:tblPr>
       <w:tblGrid>
-        <w:gridCol w:w="1980"/>
-        <w:gridCol w:w="1980"/>
-        <w:gridCol w:w="1980"/>
-        <w:gridCol w:w="1980"/>
+        <w:gridCol w:w="1847"/>
+        <w:gridCol w:w="2902"/>
+        <w:gridCol w:w="1862"/>
+        <w:gridCol w:w="2461"/>
       </w:tblGrid>
       <w:tr>
         <w:trPr>
           <w:cantSplit/>
         </w:trPr>
         <w:tc>
+          <w:tcPr>
+            <w:tcW w:w="1847" w:type="dxa"/>
+          </w:tcPr>
           <w:p>
             <w:pPr>
               <w:pStyle w:val="Compact"/>
@@ -3221,6 +3484,9 @@
           </w:p>
         </w:tc>
         <w:tc>
+          <w:tcPr>
+            <w:tcW w:w="2902" w:type="dxa"/>
+          </w:tcPr>
           <w:p>
             <w:pPr>
               <w:pStyle w:val="Compact"/>
@@ -3235,6 +3501,9 @@
           </w:p>
         </w:tc>
         <w:tc>
+          <w:tcPr>
+            <w:tcW w:w="1862" w:type="dxa"/>
+          </w:tcPr>
           <w:p>
             <w:pPr>
               <w:pStyle w:val="Compact"/>
@@ -3251,6 +3520,9 @@
           </w:p>
         </w:tc>
         <w:tc>
+          <w:tcPr>
+            <w:tcW w:w="2461" w:type="dxa"/>
+          </w:tcPr>
           <w:p>
             <w:pPr>
               <w:pStyle w:val="Compact"/>
@@ -3270,6 +3542,9 @@
           <w:cantSplit/>
         </w:trPr>
         <w:tc>
+          <w:tcPr>
+            <w:tcW w:w="1847" w:type="dxa"/>
+          </w:tcPr>
           <w:p>
             <w:pPr>
               <w:pStyle w:val="Compact"/>
@@ -3286,6 +3561,9 @@
           </w:p>
         </w:tc>
         <w:tc>
+          <w:tcPr>
+            <w:tcW w:w="2902" w:type="dxa"/>
+          </w:tcPr>
           <w:p>
             <w:pPr>
               <w:pStyle w:val="Compact"/>
@@ -3300,6 +3578,9 @@
           </w:p>
         </w:tc>
         <w:tc>
+          <w:tcPr>
+            <w:tcW w:w="1862" w:type="dxa"/>
+          </w:tcPr>
           <w:p>
             <w:pPr>
               <w:pStyle w:val="Compact"/>
@@ -3316,6 +3597,9 @@
           </w:p>
         </w:tc>
         <w:tc>
+          <w:tcPr>
+            <w:tcW w:w="2461" w:type="dxa"/>
+          </w:tcPr>
           <w:p>
             <w:pPr>
               <w:pStyle w:val="Compact"/>
@@ -3335,6 +3619,9 @@
           <w:cantSplit/>
         </w:trPr>
         <w:tc>
+          <w:tcPr>
+            <w:tcW w:w="1847" w:type="dxa"/>
+          </w:tcPr>
           <w:p>
             <w:pPr>
               <w:pStyle w:val="Compact"/>
@@ -3351,6 +3638,9 @@
           </w:p>
         </w:tc>
         <w:tc>
+          <w:tcPr>
+            <w:tcW w:w="2902" w:type="dxa"/>
+          </w:tcPr>
           <w:p>
             <w:pPr>
               <w:pStyle w:val="Compact"/>
@@ -3365,6 +3655,9 @@
           </w:p>
         </w:tc>
         <w:tc>
+          <w:tcPr>
+            <w:tcW w:w="1862" w:type="dxa"/>
+          </w:tcPr>
           <w:p>
             <w:pPr>
               <w:pStyle w:val="Compact"/>
@@ -3381,6 +3674,9 @@
           </w:p>
         </w:tc>
         <w:tc>
+          <w:tcPr>
+            <w:tcW w:w="2461" w:type="dxa"/>
+          </w:tcPr>
           <w:p>
             <w:pPr>
               <w:pStyle w:val="Compact"/>
@@ -3400,6 +3696,9 @@
           <w:cantSplit/>
         </w:trPr>
         <w:tc>
+          <w:tcPr>
+            <w:tcW w:w="1847" w:type="dxa"/>
+          </w:tcPr>
           <w:p>
             <w:pPr>
               <w:pStyle w:val="Compact"/>
@@ -3416,6 +3715,9 @@
           </w:p>
         </w:tc>
         <w:tc>
+          <w:tcPr>
+            <w:tcW w:w="2902" w:type="dxa"/>
+          </w:tcPr>
           <w:p>
             <w:pPr>
               <w:pStyle w:val="Compact"/>
@@ -3430,6 +3732,9 @@
           </w:p>
         </w:tc>
         <w:tc>
+          <w:tcPr>
+            <w:tcW w:w="1862" w:type="dxa"/>
+          </w:tcPr>
           <w:p>
             <w:pPr>
               <w:pStyle w:val="Compact"/>
@@ -3446,6 +3751,9 @@
           </w:p>
         </w:tc>
         <w:tc>
+          <w:tcPr>
+            <w:tcW w:w="2461" w:type="dxa"/>
+          </w:tcPr>
           <w:p>
             <w:pPr>
               <w:pStyle w:val="Compact"/>
@@ -3465,6 +3773,9 @@
           <w:cantSplit/>
         </w:trPr>
         <w:tc>
+          <w:tcPr>
+            <w:tcW w:w="1847" w:type="dxa"/>
+          </w:tcPr>
           <w:p>
             <w:pPr>
               <w:pStyle w:val="Compact"/>
@@ -3481,6 +3792,9 @@
           </w:p>
         </w:tc>
         <w:tc>
+          <w:tcPr>
+            <w:tcW w:w="2902" w:type="dxa"/>
+          </w:tcPr>
           <w:p>
             <w:pPr>
               <w:pStyle w:val="Compact"/>
@@ -3495,6 +3809,9 @@
           </w:p>
         </w:tc>
         <w:tc>
+          <w:tcPr>
+            <w:tcW w:w="1862" w:type="dxa"/>
+          </w:tcPr>
           <w:p>
             <w:pPr>
               <w:pStyle w:val="Compact"/>
@@ -3511,6 +3828,9 @@
           </w:p>
         </w:tc>
         <w:tc>
+          <w:tcPr>
+            <w:tcW w:w="2461" w:type="dxa"/>
+          </w:tcPr>
           <w:p>
             <w:pPr>
               <w:pStyle w:val="Compact"/>
@@ -3628,6 +3948,7 @@
     <w:p>
       <w:pPr>
         <w:pStyle w:val="BodyText"/>
+        <w:spacing w:after="160"/>
       </w:pPr>
       <w:r>
         <w:rPr>
@@ -3640,8 +3961,6 @@
     <w:tbl>
       <w:tblPr>
         <w:tblStyle w:val="Table"/>
-        <w:tblW w:type="pct" w:w="0.0"/>
-        <w:tblLayout w:type="autofit"/>
         <w:tblLook w:firstRow="1" w:lastRow="0" w:firstColumn="0" w:lastColumn="0" w:noHBand="0" w:noVBand="0" w:val="0020"/>
         <w:tblBorders>
           <w:top w:val="single" w:sz="4" w:color="D9DEDC"/>
@@ -3657,8 +3976,13 @@
           <w:left w:w="140" w:type="dxa"/>
           <w:right w:w="140" w:type="dxa"/>
         </w:tblCellMar>
+        <w:tblW w:w="9072" w:type="dxa"/>
+        <w:tblLayout w:type="fixed"/>
       </w:tblPr>
-      <w:tblGrid/>
+      <w:tblGrid>
+        <w:gridCol w:w="5777"/>
+        <w:gridCol w:w="3295"/>
+      </w:tblGrid>
       <w:tr>
         <w:trPr>
           <w:cantSplit/>
@@ -3666,6 +3990,7 @@
         </w:trPr>
         <w:tc>
           <w:tcPr>
+            <w:tcW w:w="5777" w:type="dxa"/>
             <w:shd w:val="clear" w:color="auto" w:fill="1F3A34"/>
           </w:tcPr>
           <w:p>
@@ -3685,6 +4010,7 @@
         </w:tc>
         <w:tc>
           <w:tcPr>
+            <w:tcW w:w="3295" w:type="dxa"/>
             <w:shd w:val="clear" w:color="auto" w:fill="1F3A34"/>
           </w:tcPr>
           <w:p>
@@ -3708,6 +4034,9 @@
           <w:cantSplit/>
         </w:trPr>
         <w:tc>
+          <w:tcPr>
+            <w:tcW w:w="5777" w:type="dxa"/>
+          </w:tcPr>
           <w:p>
             <w:pPr>
               <w:pStyle w:val="Compact"/>
@@ -3723,6 +4052,7 @@
         </w:tc>
         <w:tc>
           <w:tcPr>
+            <w:tcW w:w="3295" w:type="dxa"/>
             <w:shd w:val="clear" w:color="auto" w:fill="DCFCE7"/>
           </w:tcPr>
           <w:p>
@@ -3747,6 +4077,7 @@
         </w:trPr>
         <w:tc>
           <w:tcPr>
+            <w:tcW w:w="5777" w:type="dxa"/>
             <w:shd w:val="clear" w:color="auto" w:fill="F6F8F7"/>
           </w:tcPr>
           <w:p>
@@ -3764,6 +4095,7 @@
         </w:tc>
         <w:tc>
           <w:tcPr>
+            <w:tcW w:w="3295" w:type="dxa"/>
             <w:shd w:val="clear" w:color="auto" w:fill="FEF3C7"/>
           </w:tcPr>
           <w:p>
@@ -3787,6 +4119,9 @@
           <w:cantSplit/>
         </w:trPr>
         <w:tc>
+          <w:tcPr>
+            <w:tcW w:w="5777" w:type="dxa"/>
+          </w:tcPr>
           <w:p>
             <w:pPr>
               <w:pStyle w:val="Compact"/>
@@ -3802,6 +4137,7 @@
         </w:tc>
         <w:tc>
           <w:tcPr>
+            <w:tcW w:w="3295" w:type="dxa"/>
             <w:shd w:val="clear" w:color="auto" w:fill="FFEDD5"/>
           </w:tcPr>
           <w:p>
@@ -3826,6 +4162,7 @@
         </w:trPr>
         <w:tc>
           <w:tcPr>
+            <w:tcW w:w="5777" w:type="dxa"/>
             <w:shd w:val="clear" w:color="auto" w:fill="F6F8F7"/>
           </w:tcPr>
           <w:p>
@@ -3843,6 +4180,7 @@
         </w:tc>
         <w:tc>
           <w:tcPr>
+            <w:tcW w:w="3295" w:type="dxa"/>
             <w:shd w:val="clear" w:color="auto" w:fill="FEE2E2"/>
           </w:tcPr>
           <w:p>
@@ -3865,6 +4203,7 @@
     <w:p>
       <w:pPr>
         <w:pStyle w:val="BodyText"/>
+        <w:spacing w:before="200"/>
       </w:pPr>
       <w:r>
         <w:t xml:space="preserve">Este componente está hoy en</w:t>
@@ -4152,6 +4491,7 @@
     <w:p>
       <w:pPr>
         <w:pStyle w:val="FirstParagraph"/>
+        <w:spacing w:after="160"/>
       </w:pPr>
       <w:r>
         <w:t xml:space="preserve">Cuánto suben en el mes los precios de alimentos y bebidas. En el ITVC puntúa por el NIVEL acumulado del índice de alimentos relativo al IPC general, rebaseado a 100 = 4T-2023: si supera 100, la comida subió menos que el resto de los precios desde el arranque del mandato (alivio relativo); si queda debajo, encarece por encima del promedio.</w:t>
@@ -4160,8 +4500,6 @@
     <w:tbl>
       <w:tblPr>
         <w:tblStyle w:val="Table"/>
-        <w:tblW w:type="pct" w:w="5000.0"/>
-        <w:tblLayout w:type="autofit"/>
         <w:tblLook w:firstRow="0" w:lastRow="0" w:firstColumn="0" w:lastColumn="0" w:noHBand="0" w:noVBand="0" w:val="0000"/>
         <w:tblBorders>
           <w:top w:val="single" w:sz="4" w:color="D9DEDC"/>
@@ -4177,18 +4515,23 @@
           <w:left w:w="140" w:type="dxa"/>
           <w:right w:w="140" w:type="dxa"/>
         </w:tblCellMar>
+        <w:tblW w:w="9072" w:type="dxa"/>
+        <w:tblLayout w:type="fixed"/>
       </w:tblPr>
       <w:tblGrid>
-        <w:gridCol w:w="1980"/>
-        <w:gridCol w:w="1980"/>
-        <w:gridCol w:w="1980"/>
-        <w:gridCol w:w="1980"/>
+        <w:gridCol w:w="2588"/>
+        <w:gridCol w:w="1233"/>
+        <w:gridCol w:w="2719"/>
+        <w:gridCol w:w="2532"/>
       </w:tblGrid>
       <w:tr>
         <w:trPr>
           <w:cantSplit/>
         </w:trPr>
         <w:tc>
+          <w:tcPr>
+            <w:tcW w:w="2588" w:type="dxa"/>
+          </w:tcPr>
           <w:p>
             <w:pPr>
               <w:pStyle w:val="Compact"/>
@@ -4218,6 +4561,7 @@
         </w:tc>
         <w:tc>
           <w:tcPr>
+            <w:tcW w:w="1233" w:type="dxa"/>
             <w:shd w:val="clear" w:color="auto" w:fill="DCFCE7"/>
           </w:tcPr>
           <w:p>
@@ -4237,6 +4581,9 @@
           </w:p>
         </w:tc>
         <w:tc>
+          <w:tcPr>
+            <w:tcW w:w="2719" w:type="dxa"/>
+          </w:tcPr>
           <w:p>
             <w:pPr>
               <w:pStyle w:val="Compact"/>
@@ -4251,6 +4598,9 @@
           </w:p>
         </w:tc>
         <w:tc>
+          <w:tcPr>
+            <w:tcW w:w="2532" w:type="dxa"/>
+          </w:tcPr>
           <w:p>
             <w:pPr>
               <w:pStyle w:val="Compact"/>
@@ -4271,6 +4621,7 @@
       <w:pPr>
         <w:pStyle w:val="Heading2"/>
         <w:keepNext/>
+        <w:spacing w:after="160"/>
       </w:pPr>
       <w:r>
         <w:t xml:space="preserve">Identificación</w:t>
@@ -4279,8 +4630,6 @@
     <w:tbl>
       <w:tblPr>
         <w:tblStyle w:val="Table"/>
-        <w:tblW w:type="pct" w:w="5000.0"/>
-        <w:tblLayout w:type="autofit"/>
         <w:tblLook w:firstRow="0" w:lastRow="0" w:firstColumn="0" w:lastColumn="0" w:noHBand="0" w:noVBand="0" w:val="0000"/>
         <w:tblBorders>
           <w:top w:val="single" w:sz="4" w:color="D9DEDC"/>
@@ -4296,18 +4645,23 @@
           <w:left w:w="140" w:type="dxa"/>
           <w:right w:w="140" w:type="dxa"/>
         </w:tblCellMar>
+        <w:tblW w:w="9072" w:type="dxa"/>
+        <w:tblLayout w:type="fixed"/>
       </w:tblPr>
       <w:tblGrid>
-        <w:gridCol w:w="1980"/>
-        <w:gridCol w:w="1980"/>
-        <w:gridCol w:w="1980"/>
-        <w:gridCol w:w="1980"/>
+        <w:gridCol w:w="2053"/>
+        <w:gridCol w:w="2200"/>
+        <w:gridCol w:w="2081"/>
+        <w:gridCol w:w="2738"/>
       </w:tblGrid>
       <w:tr>
         <w:trPr>
           <w:cantSplit/>
         </w:trPr>
         <w:tc>
+          <w:tcPr>
+            <w:tcW w:w="2053" w:type="dxa"/>
+          </w:tcPr>
           <w:p>
             <w:pPr>
               <w:pStyle w:val="Compact"/>
@@ -4324,6 +4678,9 @@
           </w:p>
         </w:tc>
         <w:tc>
+          <w:tcPr>
+            <w:tcW w:w="2200" w:type="dxa"/>
+          </w:tcPr>
           <w:p>
             <w:pPr>
               <w:pStyle w:val="Compact"/>
@@ -4338,6 +4695,9 @@
           </w:p>
         </w:tc>
         <w:tc>
+          <w:tcPr>
+            <w:tcW w:w="2081" w:type="dxa"/>
+          </w:tcPr>
           <w:p>
             <w:pPr>
               <w:pStyle w:val="Compact"/>
@@ -4354,6 +4714,9 @@
           </w:p>
         </w:tc>
         <w:tc>
+          <w:tcPr>
+            <w:tcW w:w="2738" w:type="dxa"/>
+          </w:tcPr>
           <w:p>
             <w:pPr>
               <w:pStyle w:val="Compact"/>
@@ -4373,6 +4736,9 @@
           <w:cantSplit/>
         </w:trPr>
         <w:tc>
+          <w:tcPr>
+            <w:tcW w:w="2053" w:type="dxa"/>
+          </w:tcPr>
           <w:p>
             <w:pPr>
               <w:pStyle w:val="Compact"/>
@@ -4389,6 +4755,9 @@
           </w:p>
         </w:tc>
         <w:tc>
+          <w:tcPr>
+            <w:tcW w:w="2200" w:type="dxa"/>
+          </w:tcPr>
           <w:p>
             <w:pPr>
               <w:pStyle w:val="Compact"/>
@@ -4403,6 +4772,9 @@
           </w:p>
         </w:tc>
         <w:tc>
+          <w:tcPr>
+            <w:tcW w:w="2081" w:type="dxa"/>
+          </w:tcPr>
           <w:p>
             <w:pPr>
               <w:pStyle w:val="Compact"/>
@@ -4419,6 +4791,9 @@
           </w:p>
         </w:tc>
         <w:tc>
+          <w:tcPr>
+            <w:tcW w:w="2738" w:type="dxa"/>
+          </w:tcPr>
           <w:p>
             <w:pPr>
               <w:pStyle w:val="Compact"/>
@@ -4438,6 +4813,9 @@
           <w:cantSplit/>
         </w:trPr>
         <w:tc>
+          <w:tcPr>
+            <w:tcW w:w="2053" w:type="dxa"/>
+          </w:tcPr>
           <w:p>
             <w:pPr>
               <w:pStyle w:val="Compact"/>
@@ -4454,6 +4832,9 @@
           </w:p>
         </w:tc>
         <w:tc>
+          <w:tcPr>
+            <w:tcW w:w="2200" w:type="dxa"/>
+          </w:tcPr>
           <w:p>
             <w:pPr>
               <w:pStyle w:val="Compact"/>
@@ -4468,6 +4849,9 @@
           </w:p>
         </w:tc>
         <w:tc>
+          <w:tcPr>
+            <w:tcW w:w="2081" w:type="dxa"/>
+          </w:tcPr>
           <w:p>
             <w:pPr>
               <w:pStyle w:val="Compact"/>
@@ -4484,6 +4868,9 @@
           </w:p>
         </w:tc>
         <w:tc>
+          <w:tcPr>
+            <w:tcW w:w="2738" w:type="dxa"/>
+          </w:tcPr>
           <w:p>
             <w:pPr>
               <w:pStyle w:val="Compact"/>
@@ -4503,6 +4890,9 @@
           <w:cantSplit/>
         </w:trPr>
         <w:tc>
+          <w:tcPr>
+            <w:tcW w:w="2053" w:type="dxa"/>
+          </w:tcPr>
           <w:p>
             <w:pPr>
               <w:pStyle w:val="Compact"/>
@@ -4519,6 +4909,9 @@
           </w:p>
         </w:tc>
         <w:tc>
+          <w:tcPr>
+            <w:tcW w:w="2200" w:type="dxa"/>
+          </w:tcPr>
           <w:p>
             <w:pPr>
               <w:pStyle w:val="Compact"/>
@@ -4533,6 +4926,9 @@
           </w:p>
         </w:tc>
         <w:tc>
+          <w:tcPr>
+            <w:tcW w:w="2081" w:type="dxa"/>
+          </w:tcPr>
           <w:p>
             <w:pPr>
               <w:pStyle w:val="Compact"/>
@@ -4549,6 +4945,9 @@
           </w:p>
         </w:tc>
         <w:tc>
+          <w:tcPr>
+            <w:tcW w:w="2738" w:type="dxa"/>
+          </w:tcPr>
           <w:p>
             <w:pPr>
               <w:pStyle w:val="Compact"/>
@@ -4568,6 +4967,9 @@
           <w:cantSplit/>
         </w:trPr>
         <w:tc>
+          <w:tcPr>
+            <w:tcW w:w="2053" w:type="dxa"/>
+          </w:tcPr>
           <w:p>
             <w:pPr>
               <w:pStyle w:val="Compact"/>
@@ -4584,6 +4986,9 @@
           </w:p>
         </w:tc>
         <w:tc>
+          <w:tcPr>
+            <w:tcW w:w="2200" w:type="dxa"/>
+          </w:tcPr>
           <w:p>
             <w:pPr>
               <w:pStyle w:val="Compact"/>
@@ -4598,6 +5003,9 @@
           </w:p>
         </w:tc>
         <w:tc>
+          <w:tcPr>
+            <w:tcW w:w="2081" w:type="dxa"/>
+          </w:tcPr>
           <w:p>
             <w:pPr>
               <w:pStyle w:val="Compact"/>
@@ -4614,6 +5022,9 @@
           </w:p>
         </w:tc>
         <w:tc>
+          <w:tcPr>
+            <w:tcW w:w="2738" w:type="dxa"/>
+          </w:tcPr>
           <w:p>
             <w:pPr>
               <w:pStyle w:val="Compact"/>
@@ -4731,6 +5142,7 @@
     <w:p>
       <w:pPr>
         <w:pStyle w:val="BodyText"/>
+        <w:spacing w:after="160"/>
       </w:pPr>
       <w:r>
         <w:rPr>
@@ -4743,8 +5155,6 @@
     <w:tbl>
       <w:tblPr>
         <w:tblStyle w:val="Table"/>
-        <w:tblW w:type="pct" w:w="0.0"/>
-        <w:tblLayout w:type="autofit"/>
         <w:tblLook w:firstRow="1" w:lastRow="0" w:firstColumn="0" w:lastColumn="0" w:noHBand="0" w:noVBand="0" w:val="0020"/>
         <w:tblBorders>
           <w:top w:val="single" w:sz="4" w:color="D9DEDC"/>
@@ -4760,8 +5170,13 @@
           <w:left w:w="140" w:type="dxa"/>
           <w:right w:w="140" w:type="dxa"/>
         </w:tblCellMar>
+        <w:tblW w:w="9072" w:type="dxa"/>
+        <w:tblLayout w:type="fixed"/>
       </w:tblPr>
-      <w:tblGrid/>
+      <w:tblGrid>
+        <w:gridCol w:w="5777"/>
+        <w:gridCol w:w="3295"/>
+      </w:tblGrid>
       <w:tr>
         <w:trPr>
           <w:cantSplit/>
@@ -4769,6 +5184,7 @@
         </w:trPr>
         <w:tc>
           <w:tcPr>
+            <w:tcW w:w="5777" w:type="dxa"/>
             <w:shd w:val="clear" w:color="auto" w:fill="1F3A34"/>
           </w:tcPr>
           <w:p>
@@ -4788,6 +5204,7 @@
         </w:tc>
         <w:tc>
           <w:tcPr>
+            <w:tcW w:w="3295" w:type="dxa"/>
             <w:shd w:val="clear" w:color="auto" w:fill="1F3A34"/>
           </w:tcPr>
           <w:p>
@@ -4811,6 +5228,9 @@
           <w:cantSplit/>
         </w:trPr>
         <w:tc>
+          <w:tcPr>
+            <w:tcW w:w="5777" w:type="dxa"/>
+          </w:tcPr>
           <w:p>
             <w:pPr>
               <w:pStyle w:val="Compact"/>
@@ -4826,6 +5246,7 @@
         </w:tc>
         <w:tc>
           <w:tcPr>
+            <w:tcW w:w="3295" w:type="dxa"/>
             <w:shd w:val="clear" w:color="auto" w:fill="DCFCE7"/>
           </w:tcPr>
           <w:p>
@@ -4850,6 +5271,7 @@
         </w:trPr>
         <w:tc>
           <w:tcPr>
+            <w:tcW w:w="5777" w:type="dxa"/>
             <w:shd w:val="clear" w:color="auto" w:fill="F6F8F7"/>
           </w:tcPr>
           <w:p>
@@ -4867,6 +5289,7 @@
         </w:tc>
         <w:tc>
           <w:tcPr>
+            <w:tcW w:w="3295" w:type="dxa"/>
             <w:shd w:val="clear" w:color="auto" w:fill="FEF3C7"/>
           </w:tcPr>
           <w:p>
@@ -4890,6 +5313,9 @@
           <w:cantSplit/>
         </w:trPr>
         <w:tc>
+          <w:tcPr>
+            <w:tcW w:w="5777" w:type="dxa"/>
+          </w:tcPr>
           <w:p>
             <w:pPr>
               <w:pStyle w:val="Compact"/>
@@ -4905,6 +5331,7 @@
         </w:tc>
         <w:tc>
           <w:tcPr>
+            <w:tcW w:w="3295" w:type="dxa"/>
             <w:shd w:val="clear" w:color="auto" w:fill="FFEDD5"/>
           </w:tcPr>
           <w:p>
@@ -4929,6 +5356,7 @@
         </w:trPr>
         <w:tc>
           <w:tcPr>
+            <w:tcW w:w="5777" w:type="dxa"/>
             <w:shd w:val="clear" w:color="auto" w:fill="F6F8F7"/>
           </w:tcPr>
           <w:p>
@@ -4946,6 +5374,7 @@
         </w:tc>
         <w:tc>
           <w:tcPr>
+            <w:tcW w:w="3295" w:type="dxa"/>
             <w:shd w:val="clear" w:color="auto" w:fill="FEE2E2"/>
           </w:tcPr>
           <w:p>
@@ -4968,6 +5397,7 @@
     <w:p>
       <w:pPr>
         <w:pStyle w:val="BodyText"/>
+        <w:spacing w:before="200"/>
       </w:pPr>
       <w:r>
         <w:t xml:space="preserve">Este componente está hoy en</w:t>
@@ -5243,6 +5673,7 @@
     <w:p>
       <w:pPr>
         <w:pStyle w:val="FirstParagraph"/>
+        <w:spacing w:after="160"/>
       </w:pPr>
       <w:r>
         <w:t xml:space="preserve">Cuánto suben en el mes los precios regulados: luz, gas, agua y transporte. En el ITVC puntúa por el NIVEL acumulado de regulados relativo a los salarios, rebaseado a 100 = 4T-2023.</w:t>
@@ -5251,8 +5682,6 @@
     <w:tbl>
       <w:tblPr>
         <w:tblStyle w:val="Table"/>
-        <w:tblW w:type="pct" w:w="5000.0"/>
-        <w:tblLayout w:type="autofit"/>
         <w:tblLook w:firstRow="0" w:lastRow="0" w:firstColumn="0" w:lastColumn="0" w:noHBand="0" w:noVBand="0" w:val="0000"/>
         <w:tblBorders>
           <w:top w:val="single" w:sz="4" w:color="D9DEDC"/>
@@ -5268,18 +5697,23 @@
           <w:left w:w="140" w:type="dxa"/>
           <w:right w:w="140" w:type="dxa"/>
         </w:tblCellMar>
+        <w:tblW w:w="9072" w:type="dxa"/>
+        <w:tblLayout w:type="fixed"/>
       </w:tblPr>
       <w:tblGrid>
-        <w:gridCol w:w="1980"/>
-        <w:gridCol w:w="1980"/>
-        <w:gridCol w:w="1980"/>
-        <w:gridCol w:w="1980"/>
+        <w:gridCol w:w="2971"/>
+        <w:gridCol w:w="1090"/>
+        <w:gridCol w:w="2611"/>
+        <w:gridCol w:w="2400"/>
       </w:tblGrid>
       <w:tr>
         <w:trPr>
           <w:cantSplit/>
         </w:trPr>
         <w:tc>
+          <w:tcPr>
+            <w:tcW w:w="2971" w:type="dxa"/>
+          </w:tcPr>
           <w:p>
             <w:pPr>
               <w:pStyle w:val="Compact"/>
@@ -5309,6 +5743,7 @@
         </w:tc>
         <w:tc>
           <w:tcPr>
+            <w:tcW w:w="1090" w:type="dxa"/>
             <w:shd w:val="clear" w:color="auto" w:fill="FEE2E2"/>
           </w:tcPr>
           <w:p>
@@ -5328,6 +5763,9 @@
           </w:p>
         </w:tc>
         <w:tc>
+          <w:tcPr>
+            <w:tcW w:w="2611" w:type="dxa"/>
+          </w:tcPr>
           <w:p>
             <w:pPr>
               <w:pStyle w:val="Compact"/>
@@ -5342,6 +5780,9 @@
           </w:p>
         </w:tc>
         <w:tc>
+          <w:tcPr>
+            <w:tcW w:w="2400" w:type="dxa"/>
+          </w:tcPr>
           <w:p>
             <w:pPr>
               <w:pStyle w:val="Compact"/>
@@ -5362,6 +5803,7 @@
       <w:pPr>
         <w:pStyle w:val="Heading2"/>
         <w:keepNext/>
+        <w:spacing w:after="160"/>
       </w:pPr>
       <w:r>
         <w:t xml:space="preserve">Identificación</w:t>
@@ -5370,8 +5812,6 @@
     <w:tbl>
       <w:tblPr>
         <w:tblStyle w:val="Table"/>
-        <w:tblW w:type="pct" w:w="5000.0"/>
-        <w:tblLayout w:type="autofit"/>
         <w:tblLook w:firstRow="0" w:lastRow="0" w:firstColumn="0" w:lastColumn="0" w:noHBand="0" w:noVBand="0" w:val="0000"/>
         <w:tblBorders>
           <w:top w:val="single" w:sz="4" w:color="D9DEDC"/>
@@ -5387,18 +5827,23 @@
           <w:left w:w="140" w:type="dxa"/>
           <w:right w:w="140" w:type="dxa"/>
         </w:tblCellMar>
+        <w:tblW w:w="9072" w:type="dxa"/>
+        <w:tblLayout w:type="fixed"/>
       </w:tblPr>
       <w:tblGrid>
-        <w:gridCol w:w="1980"/>
-        <w:gridCol w:w="1980"/>
-        <w:gridCol w:w="1980"/>
-        <w:gridCol w:w="1980"/>
+        <w:gridCol w:w="2028"/>
+        <w:gridCol w:w="2418"/>
+        <w:gridCol w:w="2055"/>
+        <w:gridCol w:w="2571"/>
       </w:tblGrid>
       <w:tr>
         <w:trPr>
           <w:cantSplit/>
         </w:trPr>
         <w:tc>
+          <w:tcPr>
+            <w:tcW w:w="2028" w:type="dxa"/>
+          </w:tcPr>
           <w:p>
             <w:pPr>
               <w:pStyle w:val="Compact"/>
@@ -5415,6 +5860,9 @@
           </w:p>
         </w:tc>
         <w:tc>
+          <w:tcPr>
+            <w:tcW w:w="2418" w:type="dxa"/>
+          </w:tcPr>
           <w:p>
             <w:pPr>
               <w:pStyle w:val="Compact"/>
@@ -5429,6 +5877,9 @@
           </w:p>
         </w:tc>
         <w:tc>
+          <w:tcPr>
+            <w:tcW w:w="2055" w:type="dxa"/>
+          </w:tcPr>
           <w:p>
             <w:pPr>
               <w:pStyle w:val="Compact"/>
@@ -5445,6 +5896,9 @@
           </w:p>
         </w:tc>
         <w:tc>
+          <w:tcPr>
+            <w:tcW w:w="2571" w:type="dxa"/>
+          </w:tcPr>
           <w:p>
             <w:pPr>
               <w:pStyle w:val="Compact"/>
@@ -5464,6 +5918,9 @@
           <w:cantSplit/>
         </w:trPr>
         <w:tc>
+          <w:tcPr>
+            <w:tcW w:w="2028" w:type="dxa"/>
+          </w:tcPr>
           <w:p>
             <w:pPr>
               <w:pStyle w:val="Compact"/>
@@ -5480,6 +5937,9 @@
           </w:p>
         </w:tc>
         <w:tc>
+          <w:tcPr>
+            <w:tcW w:w="2418" w:type="dxa"/>
+          </w:tcPr>
           <w:p>
             <w:pPr>
               <w:pStyle w:val="Compact"/>
@@ -5494,6 +5954,9 @@
           </w:p>
         </w:tc>
         <w:tc>
+          <w:tcPr>
+            <w:tcW w:w="2055" w:type="dxa"/>
+          </w:tcPr>
           <w:p>
             <w:pPr>
               <w:pStyle w:val="Compact"/>
@@ -5510,6 +5973,9 @@
           </w:p>
         </w:tc>
         <w:tc>
+          <w:tcPr>
+            <w:tcW w:w="2571" w:type="dxa"/>
+          </w:tcPr>
           <w:p>
             <w:pPr>
               <w:pStyle w:val="Compact"/>
@@ -5529,6 +5995,9 @@
           <w:cantSplit/>
         </w:trPr>
         <w:tc>
+          <w:tcPr>
+            <w:tcW w:w="2028" w:type="dxa"/>
+          </w:tcPr>
           <w:p>
             <w:pPr>
               <w:pStyle w:val="Compact"/>
@@ -5545,6 +6014,9 @@
           </w:p>
         </w:tc>
         <w:tc>
+          <w:tcPr>
+            <w:tcW w:w="2418" w:type="dxa"/>
+          </w:tcPr>
           <w:p>
             <w:pPr>
               <w:pStyle w:val="Compact"/>
@@ -5559,6 +6031,9 @@
           </w:p>
         </w:tc>
         <w:tc>
+          <w:tcPr>
+            <w:tcW w:w="2055" w:type="dxa"/>
+          </w:tcPr>
           <w:p>
             <w:pPr>
               <w:pStyle w:val="Compact"/>
@@ -5575,6 +6050,9 @@
           </w:p>
         </w:tc>
         <w:tc>
+          <w:tcPr>
+            <w:tcW w:w="2571" w:type="dxa"/>
+          </w:tcPr>
           <w:p>
             <w:pPr>
               <w:pStyle w:val="Compact"/>
@@ -5594,6 +6072,9 @@
           <w:cantSplit/>
         </w:trPr>
         <w:tc>
+          <w:tcPr>
+            <w:tcW w:w="2028" w:type="dxa"/>
+          </w:tcPr>
           <w:p>
             <w:pPr>
               <w:pStyle w:val="Compact"/>
@@ -5610,6 +6091,9 @@
           </w:p>
         </w:tc>
         <w:tc>
+          <w:tcPr>
+            <w:tcW w:w="2418" w:type="dxa"/>
+          </w:tcPr>
           <w:p>
             <w:pPr>
               <w:pStyle w:val="Compact"/>
@@ -5624,6 +6108,9 @@
           </w:p>
         </w:tc>
         <w:tc>
+          <w:tcPr>
+            <w:tcW w:w="2055" w:type="dxa"/>
+          </w:tcPr>
           <w:p>
             <w:pPr>
               <w:pStyle w:val="Compact"/>
@@ -5640,6 +6127,9 @@
           </w:p>
         </w:tc>
         <w:tc>
+          <w:tcPr>
+            <w:tcW w:w="2571" w:type="dxa"/>
+          </w:tcPr>
           <w:p>
             <w:pPr>
               <w:pStyle w:val="Compact"/>
@@ -5659,6 +6149,9 @@
           <w:cantSplit/>
         </w:trPr>
         <w:tc>
+          <w:tcPr>
+            <w:tcW w:w="2028" w:type="dxa"/>
+          </w:tcPr>
           <w:p>
             <w:pPr>
               <w:pStyle w:val="Compact"/>
@@ -5675,6 +6168,9 @@
           </w:p>
         </w:tc>
         <w:tc>
+          <w:tcPr>
+            <w:tcW w:w="2418" w:type="dxa"/>
+          </w:tcPr>
           <w:p>
             <w:pPr>
               <w:pStyle w:val="Compact"/>
@@ -5689,6 +6185,9 @@
           </w:p>
         </w:tc>
         <w:tc>
+          <w:tcPr>
+            <w:tcW w:w="2055" w:type="dxa"/>
+          </w:tcPr>
           <w:p>
             <w:pPr>
               <w:pStyle w:val="Compact"/>
@@ -5705,6 +6204,9 @@
           </w:p>
         </w:tc>
         <w:tc>
+          <w:tcPr>
+            <w:tcW w:w="2571" w:type="dxa"/>
+          </w:tcPr>
           <w:p>
             <w:pPr>
               <w:pStyle w:val="Compact"/>
@@ -5822,6 +6324,7 @@
     <w:p>
       <w:pPr>
         <w:pStyle w:val="BodyText"/>
+        <w:spacing w:after="160"/>
       </w:pPr>
       <w:r>
         <w:rPr>
@@ -5834,8 +6337,6 @@
     <w:tbl>
       <w:tblPr>
         <w:tblStyle w:val="Table"/>
-        <w:tblW w:type="pct" w:w="0.0"/>
-        <w:tblLayout w:type="autofit"/>
         <w:tblLook w:firstRow="1" w:lastRow="0" w:firstColumn="0" w:lastColumn="0" w:noHBand="0" w:noVBand="0" w:val="0020"/>
         <w:tblBorders>
           <w:top w:val="single" w:sz="4" w:color="D9DEDC"/>
@@ -5851,8 +6352,13 @@
           <w:left w:w="140" w:type="dxa"/>
           <w:right w:w="140" w:type="dxa"/>
         </w:tblCellMar>
+        <w:tblW w:w="9072" w:type="dxa"/>
+        <w:tblLayout w:type="fixed"/>
       </w:tblPr>
-      <w:tblGrid/>
+      <w:tblGrid>
+        <w:gridCol w:w="5777"/>
+        <w:gridCol w:w="3295"/>
+      </w:tblGrid>
       <w:tr>
         <w:trPr>
           <w:cantSplit/>
@@ -5860,6 +6366,7 @@
         </w:trPr>
         <w:tc>
           <w:tcPr>
+            <w:tcW w:w="5777" w:type="dxa"/>
             <w:shd w:val="clear" w:color="auto" w:fill="1F3A34"/>
           </w:tcPr>
           <w:p>
@@ -5879,6 +6386,7 @@
         </w:tc>
         <w:tc>
           <w:tcPr>
+            <w:tcW w:w="3295" w:type="dxa"/>
             <w:shd w:val="clear" w:color="auto" w:fill="1F3A34"/>
           </w:tcPr>
           <w:p>
@@ -5902,6 +6410,9 @@
           <w:cantSplit/>
         </w:trPr>
         <w:tc>
+          <w:tcPr>
+            <w:tcW w:w="5777" w:type="dxa"/>
+          </w:tcPr>
           <w:p>
             <w:pPr>
               <w:pStyle w:val="Compact"/>
@@ -5917,6 +6428,7 @@
         </w:tc>
         <w:tc>
           <w:tcPr>
+            <w:tcW w:w="3295" w:type="dxa"/>
             <w:shd w:val="clear" w:color="auto" w:fill="DCFCE7"/>
           </w:tcPr>
           <w:p>
@@ -5941,6 +6453,7 @@
         </w:trPr>
         <w:tc>
           <w:tcPr>
+            <w:tcW w:w="5777" w:type="dxa"/>
             <w:shd w:val="clear" w:color="auto" w:fill="F6F8F7"/>
           </w:tcPr>
           <w:p>
@@ -5958,6 +6471,7 @@
         </w:tc>
         <w:tc>
           <w:tcPr>
+            <w:tcW w:w="3295" w:type="dxa"/>
             <w:shd w:val="clear" w:color="auto" w:fill="FEF3C7"/>
           </w:tcPr>
           <w:p>
@@ -5981,6 +6495,9 @@
           <w:cantSplit/>
         </w:trPr>
         <w:tc>
+          <w:tcPr>
+            <w:tcW w:w="5777" w:type="dxa"/>
+          </w:tcPr>
           <w:p>
             <w:pPr>
               <w:pStyle w:val="Compact"/>
@@ -5996,6 +6513,7 @@
         </w:tc>
         <w:tc>
           <w:tcPr>
+            <w:tcW w:w="3295" w:type="dxa"/>
             <w:shd w:val="clear" w:color="auto" w:fill="FFEDD5"/>
           </w:tcPr>
           <w:p>
@@ -6020,6 +6538,7 @@
         </w:trPr>
         <w:tc>
           <w:tcPr>
+            <w:tcW w:w="5777" w:type="dxa"/>
             <w:shd w:val="clear" w:color="auto" w:fill="F6F8F7"/>
           </w:tcPr>
           <w:p>
@@ -6037,6 +6556,7 @@
         </w:tc>
         <w:tc>
           <w:tcPr>
+            <w:tcW w:w="3295" w:type="dxa"/>
             <w:shd w:val="clear" w:color="auto" w:fill="FEE2E2"/>
           </w:tcPr>
           <w:p>
@@ -6059,6 +6579,7 @@
     <w:p>
       <w:pPr>
         <w:pStyle w:val="BodyText"/>
+        <w:spacing w:before="200"/>
       </w:pPr>
       <w:r>
         <w:t xml:space="preserve">Este componente está hoy en</w:t>
@@ -6316,6 +6837,7 @@
     <w:p>
       <w:pPr>
         <w:pStyle w:val="FirstParagraph"/>
+        <w:spacing w:after="160"/>
       </w:pPr>
       <w:r>
         <w:t xml:space="preserve">Cuánto se encareció el alquiler de la vivienda por encima del resto de los precios. En el ITVC puntúa por el NIVEL del alquiler relativo al índice general del Gran Buenos Aires, rebaseado a 100 = 4T-2023.</w:t>
@@ -6324,8 +6846,6 @@
     <w:tbl>
       <w:tblPr>
         <w:tblStyle w:val="Table"/>
-        <w:tblW w:type="pct" w:w="5000.0"/>
-        <w:tblLayout w:type="autofit"/>
         <w:tblLook w:firstRow="0" w:lastRow="0" w:firstColumn="0" w:lastColumn="0" w:noHBand="0" w:noVBand="0" w:val="0000"/>
         <w:tblBorders>
           <w:top w:val="single" w:sz="4" w:color="D9DEDC"/>
@@ -6341,18 +6861,23 @@
           <w:left w:w="140" w:type="dxa"/>
           <w:right w:w="140" w:type="dxa"/>
         </w:tblCellMar>
+        <w:tblW w:w="9072" w:type="dxa"/>
+        <w:tblLayout w:type="fixed"/>
       </w:tblPr>
       <w:tblGrid>
-        <w:gridCol w:w="1980"/>
-        <w:gridCol w:w="1980"/>
-        <w:gridCol w:w="1980"/>
-        <w:gridCol w:w="1980"/>
+        <w:gridCol w:w="3157"/>
+        <w:gridCol w:w="1086"/>
+        <w:gridCol w:w="2441"/>
+        <w:gridCol w:w="2388"/>
       </w:tblGrid>
       <w:tr>
         <w:trPr>
           <w:cantSplit/>
         </w:trPr>
         <w:tc>
+          <w:tcPr>
+            <w:tcW w:w="3157" w:type="dxa"/>
+          </w:tcPr>
           <w:p>
             <w:pPr>
               <w:pStyle w:val="Compact"/>
@@ -6382,6 +6907,7 @@
         </w:tc>
         <w:tc>
           <w:tcPr>
+            <w:tcW w:w="1086" w:type="dxa"/>
             <w:shd w:val="clear" w:color="auto" w:fill="FEE2E2"/>
           </w:tcPr>
           <w:p>
@@ -6401,6 +6927,9 @@
           </w:p>
         </w:tc>
         <w:tc>
+          <w:tcPr>
+            <w:tcW w:w="2441" w:type="dxa"/>
+          </w:tcPr>
           <w:p>
             <w:pPr>
               <w:pStyle w:val="Compact"/>
@@ -6415,6 +6944,9 @@
           </w:p>
         </w:tc>
         <w:tc>
+          <w:tcPr>
+            <w:tcW w:w="2388" w:type="dxa"/>
+          </w:tcPr>
           <w:p>
             <w:pPr>
               <w:pStyle w:val="Compact"/>
@@ -6435,6 +6967,7 @@
       <w:pPr>
         <w:pStyle w:val="Heading2"/>
         <w:keepNext/>
+        <w:spacing w:after="160"/>
       </w:pPr>
       <w:r>
         <w:t xml:space="preserve">Identificación</w:t>
@@ -6443,8 +6976,6 @@
     <w:tbl>
       <w:tblPr>
         <w:tblStyle w:val="Table"/>
-        <w:tblW w:type="pct" w:w="5000.0"/>
-        <w:tblLayout w:type="autofit"/>
         <w:tblLook w:firstRow="0" w:lastRow="0" w:firstColumn="0" w:lastColumn="0" w:noHBand="0" w:noVBand="0" w:val="0000"/>
         <w:tblBorders>
           <w:top w:val="single" w:sz="4" w:color="D9DEDC"/>
@@ -6460,18 +6991,23 @@
           <w:left w:w="140" w:type="dxa"/>
           <w:right w:w="140" w:type="dxa"/>
         </w:tblCellMar>
+        <w:tblW w:w="9072" w:type="dxa"/>
+        <w:tblLayout w:type="fixed"/>
       </w:tblPr>
       <w:tblGrid>
-        <w:gridCol w:w="1980"/>
-        <w:gridCol w:w="1980"/>
-        <w:gridCol w:w="1980"/>
-        <w:gridCol w:w="1980"/>
+        <w:gridCol w:w="2097"/>
+        <w:gridCol w:w="2193"/>
+        <w:gridCol w:w="2128"/>
+        <w:gridCol w:w="2654"/>
       </w:tblGrid>
       <w:tr>
         <w:trPr>
           <w:cantSplit/>
         </w:trPr>
         <w:tc>
+          <w:tcPr>
+            <w:tcW w:w="2097" w:type="dxa"/>
+          </w:tcPr>
           <w:p>
             <w:pPr>
               <w:pStyle w:val="Compact"/>
@@ -6488,6 +7024,9 @@
           </w:p>
         </w:tc>
         <w:tc>
+          <w:tcPr>
+            <w:tcW w:w="2193" w:type="dxa"/>
+          </w:tcPr>
           <w:p>
             <w:pPr>
               <w:pStyle w:val="Compact"/>
@@ -6502,6 +7041,9 @@
           </w:p>
         </w:tc>
         <w:tc>
+          <w:tcPr>
+            <w:tcW w:w="2128" w:type="dxa"/>
+          </w:tcPr>
           <w:p>
             <w:pPr>
               <w:pStyle w:val="Compact"/>
@@ -6518,6 +7060,9 @@
           </w:p>
         </w:tc>
         <w:tc>
+          <w:tcPr>
+            <w:tcW w:w="2654" w:type="dxa"/>
+          </w:tcPr>
           <w:p>
             <w:pPr>
               <w:pStyle w:val="Compact"/>
@@ -6537,6 +7082,9 @@
           <w:cantSplit/>
         </w:trPr>
         <w:tc>
+          <w:tcPr>
+            <w:tcW w:w="2097" w:type="dxa"/>
+          </w:tcPr>
           <w:p>
             <w:pPr>
               <w:pStyle w:val="Compact"/>
@@ -6553,6 +7101,9 @@
           </w:p>
         </w:tc>
         <w:tc>
+          <w:tcPr>
+            <w:tcW w:w="2193" w:type="dxa"/>
+          </w:tcPr>
           <w:p>
             <w:pPr>
               <w:pStyle w:val="Compact"/>
@@ -6567,6 +7118,9 @@
           </w:p>
         </w:tc>
         <w:tc>
+          <w:tcPr>
+            <w:tcW w:w="2128" w:type="dxa"/>
+          </w:tcPr>
           <w:p>
             <w:pPr>
               <w:pStyle w:val="Compact"/>
@@ -6583,6 +7137,9 @@
           </w:p>
         </w:tc>
         <w:tc>
+          <w:tcPr>
+            <w:tcW w:w="2654" w:type="dxa"/>
+          </w:tcPr>
           <w:p>
             <w:pPr>
               <w:pStyle w:val="Compact"/>
@@ -6602,6 +7159,9 @@
           <w:cantSplit/>
         </w:trPr>
         <w:tc>
+          <w:tcPr>
+            <w:tcW w:w="2097" w:type="dxa"/>
+          </w:tcPr>
           <w:p>
             <w:pPr>
               <w:pStyle w:val="Compact"/>
@@ -6618,6 +7178,9 @@
           </w:p>
         </w:tc>
         <w:tc>
+          <w:tcPr>
+            <w:tcW w:w="2193" w:type="dxa"/>
+          </w:tcPr>
           <w:p>
             <w:pPr>
               <w:pStyle w:val="Compact"/>
@@ -6632,6 +7195,9 @@
           </w:p>
         </w:tc>
         <w:tc>
+          <w:tcPr>
+            <w:tcW w:w="2128" w:type="dxa"/>
+          </w:tcPr>
           <w:p>
             <w:pPr>
               <w:pStyle w:val="Compact"/>
@@ -6648,6 +7214,9 @@
           </w:p>
         </w:tc>
         <w:tc>
+          <w:tcPr>
+            <w:tcW w:w="2654" w:type="dxa"/>
+          </w:tcPr>
           <w:p>
             <w:pPr>
               <w:pStyle w:val="Compact"/>
@@ -6667,6 +7236,9 @@
           <w:cantSplit/>
         </w:trPr>
         <w:tc>
+          <w:tcPr>
+            <w:tcW w:w="2097" w:type="dxa"/>
+          </w:tcPr>
           <w:p>
             <w:pPr>
               <w:pStyle w:val="Compact"/>
@@ -6683,6 +7255,9 @@
           </w:p>
         </w:tc>
         <w:tc>
+          <w:tcPr>
+            <w:tcW w:w="2193" w:type="dxa"/>
+          </w:tcPr>
           <w:p>
             <w:pPr>
               <w:pStyle w:val="Compact"/>
@@ -6697,6 +7272,9 @@
           </w:p>
         </w:tc>
         <w:tc>
+          <w:tcPr>
+            <w:tcW w:w="2128" w:type="dxa"/>
+          </w:tcPr>
           <w:p>
             <w:pPr>
               <w:pStyle w:val="Compact"/>
@@ -6713,6 +7291,9 @@
           </w:p>
         </w:tc>
         <w:tc>
+          <w:tcPr>
+            <w:tcW w:w="2654" w:type="dxa"/>
+          </w:tcPr>
           <w:p>
             <w:pPr>
               <w:pStyle w:val="Compact"/>
@@ -6732,6 +7313,9 @@
           <w:cantSplit/>
         </w:trPr>
         <w:tc>
+          <w:tcPr>
+            <w:tcW w:w="2097" w:type="dxa"/>
+          </w:tcPr>
           <w:p>
             <w:pPr>
               <w:pStyle w:val="Compact"/>
@@ -6748,6 +7332,9 @@
           </w:p>
         </w:tc>
         <w:tc>
+          <w:tcPr>
+            <w:tcW w:w="2193" w:type="dxa"/>
+          </w:tcPr>
           <w:p>
             <w:pPr>
               <w:pStyle w:val="Compact"/>
@@ -6762,6 +7349,9 @@
           </w:p>
         </w:tc>
         <w:tc>
+          <w:tcPr>
+            <w:tcW w:w="2128" w:type="dxa"/>
+          </w:tcPr>
           <w:p>
             <w:pPr>
               <w:pStyle w:val="Compact"/>
@@ -6778,6 +7368,9 @@
           </w:p>
         </w:tc>
         <w:tc>
+          <w:tcPr>
+            <w:tcW w:w="2654" w:type="dxa"/>
+          </w:tcPr>
           <w:p>
             <w:pPr>
               <w:pStyle w:val="Compact"/>
@@ -6907,6 +7500,7 @@
     <w:p>
       <w:pPr>
         <w:pStyle w:val="BodyText"/>
+        <w:spacing w:after="160"/>
       </w:pPr>
       <w:r>
         <w:rPr>
@@ -6919,8 +7513,6 @@
     <w:tbl>
       <w:tblPr>
         <w:tblStyle w:val="Table"/>
-        <w:tblW w:type="pct" w:w="0.0"/>
-        <w:tblLayout w:type="autofit"/>
         <w:tblLook w:firstRow="1" w:lastRow="0" w:firstColumn="0" w:lastColumn="0" w:noHBand="0" w:noVBand="0" w:val="0020"/>
         <w:tblBorders>
           <w:top w:val="single" w:sz="4" w:color="D9DEDC"/>
@@ -6936,8 +7528,13 @@
           <w:left w:w="140" w:type="dxa"/>
           <w:right w:w="140" w:type="dxa"/>
         </w:tblCellMar>
+        <w:tblW w:w="9072" w:type="dxa"/>
+        <w:tblLayout w:type="fixed"/>
       </w:tblPr>
-      <w:tblGrid/>
+      <w:tblGrid>
+        <w:gridCol w:w="5777"/>
+        <w:gridCol w:w="3295"/>
+      </w:tblGrid>
       <w:tr>
         <w:trPr>
           <w:cantSplit/>
@@ -6945,6 +7542,7 @@
         </w:trPr>
         <w:tc>
           <w:tcPr>
+            <w:tcW w:w="5777" w:type="dxa"/>
             <w:shd w:val="clear" w:color="auto" w:fill="1F3A34"/>
           </w:tcPr>
           <w:p>
@@ -6964,6 +7562,7 @@
         </w:tc>
         <w:tc>
           <w:tcPr>
+            <w:tcW w:w="3295" w:type="dxa"/>
             <w:shd w:val="clear" w:color="auto" w:fill="1F3A34"/>
           </w:tcPr>
           <w:p>
@@ -6987,6 +7586,9 @@
           <w:cantSplit/>
         </w:trPr>
         <w:tc>
+          <w:tcPr>
+            <w:tcW w:w="5777" w:type="dxa"/>
+          </w:tcPr>
           <w:p>
             <w:pPr>
               <w:pStyle w:val="Compact"/>
@@ -7002,6 +7604,7 @@
         </w:tc>
         <w:tc>
           <w:tcPr>
+            <w:tcW w:w="3295" w:type="dxa"/>
             <w:shd w:val="clear" w:color="auto" w:fill="DCFCE7"/>
           </w:tcPr>
           <w:p>
@@ -7026,6 +7629,7 @@
         </w:trPr>
         <w:tc>
           <w:tcPr>
+            <w:tcW w:w="5777" w:type="dxa"/>
             <w:shd w:val="clear" w:color="auto" w:fill="F6F8F7"/>
           </w:tcPr>
           <w:p>
@@ -7043,6 +7647,7 @@
         </w:tc>
         <w:tc>
           <w:tcPr>
+            <w:tcW w:w="3295" w:type="dxa"/>
             <w:shd w:val="clear" w:color="auto" w:fill="FEF3C7"/>
           </w:tcPr>
           <w:p>
@@ -7066,6 +7671,9 @@
           <w:cantSplit/>
         </w:trPr>
         <w:tc>
+          <w:tcPr>
+            <w:tcW w:w="5777" w:type="dxa"/>
+          </w:tcPr>
           <w:p>
             <w:pPr>
               <w:pStyle w:val="Compact"/>
@@ -7081,6 +7689,7 @@
         </w:tc>
         <w:tc>
           <w:tcPr>
+            <w:tcW w:w="3295" w:type="dxa"/>
             <w:shd w:val="clear" w:color="auto" w:fill="FFEDD5"/>
           </w:tcPr>
           <w:p>
@@ -7105,6 +7714,7 @@
         </w:trPr>
         <w:tc>
           <w:tcPr>
+            <w:tcW w:w="5777" w:type="dxa"/>
             <w:shd w:val="clear" w:color="auto" w:fill="F6F8F7"/>
           </w:tcPr>
           <w:p>
@@ -7122,6 +7732,7 @@
         </w:tc>
         <w:tc>
           <w:tcPr>
+            <w:tcW w:w="3295" w:type="dxa"/>
             <w:shd w:val="clear" w:color="auto" w:fill="FEE2E2"/>
           </w:tcPr>
           <w:p>
@@ -7144,6 +7755,7 @@
     <w:p>
       <w:pPr>
         <w:pStyle w:val="BodyText"/>
+        <w:spacing w:before="200"/>
       </w:pPr>
       <w:r>
         <w:t xml:space="preserve">Este componente está hoy en</w:t>
@@ -7413,6 +8025,7 @@
     <w:p>
       <w:pPr>
         <w:pStyle w:val="FirstParagraph"/>
+        <w:spacing w:after="160"/>
       </w:pPr>
       <w:r>
         <w:t xml:space="preserve">Cuántos kilos de carne vacuna consume por año cada habitante.</w:t>
@@ -7421,8 +8034,6 @@
     <w:tbl>
       <w:tblPr>
         <w:tblStyle w:val="Table"/>
-        <w:tblW w:type="pct" w:w="5000.0"/>
-        <w:tblLayout w:type="autofit"/>
         <w:tblLook w:firstRow="0" w:lastRow="0" w:firstColumn="0" w:lastColumn="0" w:noHBand="0" w:noVBand="0" w:val="0000"/>
         <w:tblBorders>
           <w:top w:val="single" w:sz="4" w:color="D9DEDC"/>
@@ -7438,18 +8049,23 @@
           <w:left w:w="140" w:type="dxa"/>
           <w:right w:w="140" w:type="dxa"/>
         </w:tblCellMar>
+        <w:tblW w:w="9072" w:type="dxa"/>
+        <w:tblLayout w:type="fixed"/>
       </w:tblPr>
       <w:tblGrid>
-        <w:gridCol w:w="1980"/>
-        <w:gridCol w:w="1980"/>
-        <w:gridCol w:w="1980"/>
-        <w:gridCol w:w="1980"/>
+        <w:gridCol w:w="2815"/>
+        <w:gridCol w:w="1378"/>
+        <w:gridCol w:w="2514"/>
+        <w:gridCol w:w="2365"/>
       </w:tblGrid>
       <w:tr>
         <w:trPr>
           <w:cantSplit/>
         </w:trPr>
         <w:tc>
+          <w:tcPr>
+            <w:tcW w:w="2815" w:type="dxa"/>
+          </w:tcPr>
           <w:p>
             <w:pPr>
               <w:pStyle w:val="Compact"/>
@@ -7479,6 +8095,7 @@
         </w:tc>
         <w:tc>
           <w:tcPr>
+            <w:tcW w:w="1378" w:type="dxa"/>
             <w:shd w:val="clear" w:color="auto" w:fill="FFEDD5"/>
           </w:tcPr>
           <w:p>
@@ -7498,6 +8115,9 @@
           </w:p>
         </w:tc>
         <w:tc>
+          <w:tcPr>
+            <w:tcW w:w="2514" w:type="dxa"/>
+          </w:tcPr>
           <w:p>
             <w:pPr>
               <w:pStyle w:val="Compact"/>
@@ -7512,6 +8132,9 @@
           </w:p>
         </w:tc>
         <w:tc>
+          <w:tcPr>
+            <w:tcW w:w="2365" w:type="dxa"/>
+          </w:tcPr>
           <w:p>
             <w:pPr>
               <w:pStyle w:val="Compact"/>
@@ -7532,6 +8155,7 @@
       <w:pPr>
         <w:pStyle w:val="Heading2"/>
         <w:keepNext/>
+        <w:spacing w:after="160"/>
       </w:pPr>
       <w:r>
         <w:t xml:space="preserve">Identificación</w:t>
@@ -7540,8 +8164,6 @@
     <w:tbl>
       <w:tblPr>
         <w:tblStyle w:val="Table"/>
-        <w:tblW w:type="pct" w:w="5000.0"/>
-        <w:tblLayout w:type="autofit"/>
         <w:tblLook w:firstRow="0" w:lastRow="0" w:firstColumn="0" w:lastColumn="0" w:noHBand="0" w:noVBand="0" w:val="0000"/>
         <w:tblBorders>
           <w:top w:val="single" w:sz="4" w:color="D9DEDC"/>
@@ -7557,18 +8179,23 @@
           <w:left w:w="140" w:type="dxa"/>
           <w:right w:w="140" w:type="dxa"/>
         </w:tblCellMar>
+        <w:tblW w:w="9072" w:type="dxa"/>
+        <w:tblLayout w:type="fixed"/>
       </w:tblPr>
       <w:tblGrid>
-        <w:gridCol w:w="1980"/>
-        <w:gridCol w:w="1980"/>
-        <w:gridCol w:w="1980"/>
-        <w:gridCol w:w="1980"/>
+        <w:gridCol w:w="1927"/>
+        <w:gridCol w:w="2582"/>
+        <w:gridCol w:w="1948"/>
+        <w:gridCol w:w="2615"/>
       </w:tblGrid>
       <w:tr>
         <w:trPr>
           <w:cantSplit/>
         </w:trPr>
         <w:tc>
+          <w:tcPr>
+            <w:tcW w:w="1927" w:type="dxa"/>
+          </w:tcPr>
           <w:p>
             <w:pPr>
               <w:pStyle w:val="Compact"/>
@@ -7585,6 +8212,9 @@
           </w:p>
         </w:tc>
         <w:tc>
+          <w:tcPr>
+            <w:tcW w:w="2582" w:type="dxa"/>
+          </w:tcPr>
           <w:p>
             <w:pPr>
               <w:pStyle w:val="Compact"/>
@@ -7599,6 +8229,9 @@
           </w:p>
         </w:tc>
         <w:tc>
+          <w:tcPr>
+            <w:tcW w:w="1948" w:type="dxa"/>
+          </w:tcPr>
           <w:p>
             <w:pPr>
               <w:pStyle w:val="Compact"/>
@@ -7615,6 +8248,9 @@
           </w:p>
         </w:tc>
         <w:tc>
+          <w:tcPr>
+            <w:tcW w:w="2615" w:type="dxa"/>
+          </w:tcPr>
           <w:p>
             <w:pPr>
               <w:pStyle w:val="Compact"/>
@@ -7634,6 +8270,9 @@
           <w:cantSplit/>
         </w:trPr>
         <w:tc>
+          <w:tcPr>
+            <w:tcW w:w="1927" w:type="dxa"/>
+          </w:tcPr>
           <w:p>
             <w:pPr>
               <w:pStyle w:val="Compact"/>
@@ -7650,6 +8289,9 @@
           </w:p>
         </w:tc>
         <w:tc>
+          <w:tcPr>
+            <w:tcW w:w="2582" w:type="dxa"/>
+          </w:tcPr>
           <w:p>
             <w:pPr>
               <w:pStyle w:val="Compact"/>
@@ -7664,6 +8306,9 @@
           </w:p>
         </w:tc>
         <w:tc>
+          <w:tcPr>
+            <w:tcW w:w="1948" w:type="dxa"/>
+          </w:tcPr>
           <w:p>
             <w:pPr>
               <w:pStyle w:val="Compact"/>
@@ -7680,6 +8325,9 @@
           </w:p>
         </w:tc>
         <w:tc>
+          <w:tcPr>
+            <w:tcW w:w="2615" w:type="dxa"/>
+          </w:tcPr>
           <w:p>
             <w:pPr>
               <w:pStyle w:val="Compact"/>
@@ -7699,6 +8347,9 @@
           <w:cantSplit/>
         </w:trPr>
         <w:tc>
+          <w:tcPr>
+            <w:tcW w:w="1927" w:type="dxa"/>
+          </w:tcPr>
           <w:p>
             <w:pPr>
               <w:pStyle w:val="Compact"/>
@@ -7715,6 +8366,9 @@
           </w:p>
         </w:tc>
         <w:tc>
+          <w:tcPr>
+            <w:tcW w:w="2582" w:type="dxa"/>
+          </w:tcPr>
           <w:p>
             <w:pPr>
               <w:pStyle w:val="Compact"/>
@@ -7729,6 +8383,9 @@
           </w:p>
         </w:tc>
         <w:tc>
+          <w:tcPr>
+            <w:tcW w:w="1948" w:type="dxa"/>
+          </w:tcPr>
           <w:p>
             <w:pPr>
               <w:pStyle w:val="Compact"/>
@@ -7745,6 +8402,9 @@
           </w:p>
         </w:tc>
         <w:tc>
+          <w:tcPr>
+            <w:tcW w:w="2615" w:type="dxa"/>
+          </w:tcPr>
           <w:p>
             <w:pPr>
               <w:pStyle w:val="Compact"/>
@@ -7764,6 +8424,9 @@
           <w:cantSplit/>
         </w:trPr>
         <w:tc>
+          <w:tcPr>
+            <w:tcW w:w="1927" w:type="dxa"/>
+          </w:tcPr>
           <w:p>
             <w:pPr>
               <w:pStyle w:val="Compact"/>
@@ -7780,6 +8443,9 @@
           </w:p>
         </w:tc>
         <w:tc>
+          <w:tcPr>
+            <w:tcW w:w="2582" w:type="dxa"/>
+          </w:tcPr>
           <w:p>
             <w:pPr>
               <w:pStyle w:val="Compact"/>
@@ -7794,6 +8460,9 @@
           </w:p>
         </w:tc>
         <w:tc>
+          <w:tcPr>
+            <w:tcW w:w="1948" w:type="dxa"/>
+          </w:tcPr>
           <w:p>
             <w:pPr>
               <w:pStyle w:val="Compact"/>
@@ -7810,6 +8479,9 @@
           </w:p>
         </w:tc>
         <w:tc>
+          <w:tcPr>
+            <w:tcW w:w="2615" w:type="dxa"/>
+          </w:tcPr>
           <w:p>
             <w:pPr>
               <w:pStyle w:val="Compact"/>
@@ -7829,6 +8501,9 @@
           <w:cantSplit/>
         </w:trPr>
         <w:tc>
+          <w:tcPr>
+            <w:tcW w:w="1927" w:type="dxa"/>
+          </w:tcPr>
           <w:p>
             <w:pPr>
               <w:pStyle w:val="Compact"/>
@@ -7845,6 +8520,9 @@
           </w:p>
         </w:tc>
         <w:tc>
+          <w:tcPr>
+            <w:tcW w:w="2582" w:type="dxa"/>
+          </w:tcPr>
           <w:p>
             <w:pPr>
               <w:pStyle w:val="Compact"/>
@@ -7859,6 +8537,9 @@
           </w:p>
         </w:tc>
         <w:tc>
+          <w:tcPr>
+            <w:tcW w:w="1948" w:type="dxa"/>
+          </w:tcPr>
           <w:p>
             <w:pPr>
               <w:pStyle w:val="Compact"/>
@@ -7875,6 +8556,9 @@
           </w:p>
         </w:tc>
         <w:tc>
+          <w:tcPr>
+            <w:tcW w:w="2615" w:type="dxa"/>
+          </w:tcPr>
           <w:p>
             <w:pPr>
               <w:pStyle w:val="Compact"/>
@@ -7992,6 +8676,7 @@
     <w:p>
       <w:pPr>
         <w:pStyle w:val="BodyText"/>
+        <w:spacing w:after="160"/>
       </w:pPr>
       <w:r>
         <w:rPr>
@@ -8004,8 +8689,6 @@
     <w:tbl>
       <w:tblPr>
         <w:tblStyle w:val="Table"/>
-        <w:tblW w:type="pct" w:w="0.0"/>
-        <w:tblLayout w:type="autofit"/>
         <w:tblLook w:firstRow="1" w:lastRow="0" w:firstColumn="0" w:lastColumn="0" w:noHBand="0" w:noVBand="0" w:val="0020"/>
         <w:tblBorders>
           <w:top w:val="single" w:sz="4" w:color="D9DEDC"/>
@@ -8021,8 +8704,13 @@
           <w:left w:w="140" w:type="dxa"/>
           <w:right w:w="140" w:type="dxa"/>
         </w:tblCellMar>
+        <w:tblW w:w="9072" w:type="dxa"/>
+        <w:tblLayout w:type="fixed"/>
       </w:tblPr>
-      <w:tblGrid/>
+      <w:tblGrid>
+        <w:gridCol w:w="5777"/>
+        <w:gridCol w:w="3295"/>
+      </w:tblGrid>
       <w:tr>
         <w:trPr>
           <w:cantSplit/>
@@ -8030,6 +8718,7 @@
         </w:trPr>
         <w:tc>
           <w:tcPr>
+            <w:tcW w:w="5777" w:type="dxa"/>
             <w:shd w:val="clear" w:color="auto" w:fill="1F3A34"/>
           </w:tcPr>
           <w:p>
@@ -8049,6 +8738,7 @@
         </w:tc>
         <w:tc>
           <w:tcPr>
+            <w:tcW w:w="3295" w:type="dxa"/>
             <w:shd w:val="clear" w:color="auto" w:fill="1F3A34"/>
           </w:tcPr>
           <w:p>
@@ -8072,6 +8762,9 @@
           <w:cantSplit/>
         </w:trPr>
         <w:tc>
+          <w:tcPr>
+            <w:tcW w:w="5777" w:type="dxa"/>
+          </w:tcPr>
           <w:p>
             <w:pPr>
               <w:pStyle w:val="Compact"/>
@@ -8087,6 +8780,7 @@
         </w:tc>
         <w:tc>
           <w:tcPr>
+            <w:tcW w:w="3295" w:type="dxa"/>
             <w:shd w:val="clear" w:color="auto" w:fill="DCFCE7"/>
           </w:tcPr>
           <w:p>
@@ -8111,6 +8805,7 @@
         </w:trPr>
         <w:tc>
           <w:tcPr>
+            <w:tcW w:w="5777" w:type="dxa"/>
             <w:shd w:val="clear" w:color="auto" w:fill="F6F8F7"/>
           </w:tcPr>
           <w:p>
@@ -8128,6 +8823,7 @@
         </w:tc>
         <w:tc>
           <w:tcPr>
+            <w:tcW w:w="3295" w:type="dxa"/>
             <w:shd w:val="clear" w:color="auto" w:fill="FEF3C7"/>
           </w:tcPr>
           <w:p>
@@ -8151,6 +8847,9 @@
           <w:cantSplit/>
         </w:trPr>
         <w:tc>
+          <w:tcPr>
+            <w:tcW w:w="5777" w:type="dxa"/>
+          </w:tcPr>
           <w:p>
             <w:pPr>
               <w:pStyle w:val="Compact"/>
@@ -8166,6 +8865,7 @@
         </w:tc>
         <w:tc>
           <w:tcPr>
+            <w:tcW w:w="3295" w:type="dxa"/>
             <w:shd w:val="clear" w:color="auto" w:fill="FFEDD5"/>
           </w:tcPr>
           <w:p>
@@ -8190,6 +8890,7 @@
         </w:trPr>
         <w:tc>
           <w:tcPr>
+            <w:tcW w:w="5777" w:type="dxa"/>
             <w:shd w:val="clear" w:color="auto" w:fill="F6F8F7"/>
           </w:tcPr>
           <w:p>
@@ -8207,6 +8908,7 @@
         </w:tc>
         <w:tc>
           <w:tcPr>
+            <w:tcW w:w="3295" w:type="dxa"/>
             <w:shd w:val="clear" w:color="auto" w:fill="FEE2E2"/>
           </w:tcPr>
           <w:p>
@@ -8229,6 +8931,7 @@
     <w:p>
       <w:pPr>
         <w:pStyle w:val="BodyText"/>
+        <w:spacing w:before="200"/>
       </w:pPr>
       <w:r>
         <w:t xml:space="preserve">Este componente está hoy en</w:t>
@@ -8516,6 +9219,7 @@
     <w:p>
       <w:pPr>
         <w:pStyle w:val="FirstParagraph"/>
+        <w:spacing w:after="160"/>
       </w:pPr>
       <w:r>
         <w:t xml:space="preserve">Qué porcentaje de los asalariados trabaja sin aportes jubilatorios (empleo en negro), según la EPH trimestral del INDEC.</w:t>
@@ -8524,8 +9228,6 @@
     <w:tbl>
       <w:tblPr>
         <w:tblStyle w:val="Table"/>
-        <w:tblW w:type="pct" w:w="5000.0"/>
-        <w:tblLayout w:type="autofit"/>
         <w:tblLook w:firstRow="0" w:lastRow="0" w:firstColumn="0" w:lastColumn="0" w:noHBand="0" w:noVBand="0" w:val="0000"/>
         <w:tblBorders>
           <w:top w:val="single" w:sz="4" w:color="D9DEDC"/>
@@ -8541,18 +9243,23 @@
           <w:left w:w="140" w:type="dxa"/>
           <w:right w:w="140" w:type="dxa"/>
         </w:tblCellMar>
+        <w:tblW w:w="9072" w:type="dxa"/>
+        <w:tblLayout w:type="fixed"/>
       </w:tblPr>
       <w:tblGrid>
-        <w:gridCol w:w="1980"/>
-        <w:gridCol w:w="1980"/>
-        <w:gridCol w:w="1980"/>
-        <w:gridCol w:w="1980"/>
+        <w:gridCol w:w="2407"/>
+        <w:gridCol w:w="1431"/>
+        <w:gridCol w:w="2710"/>
+        <w:gridCol w:w="2524"/>
       </w:tblGrid>
       <w:tr>
         <w:trPr>
           <w:cantSplit/>
         </w:trPr>
         <w:tc>
+          <w:tcPr>
+            <w:tcW w:w="2407" w:type="dxa"/>
+          </w:tcPr>
           <w:p>
             <w:pPr>
               <w:pStyle w:val="Compact"/>
@@ -8582,6 +9289,7 @@
         </w:tc>
         <w:tc>
           <w:tcPr>
+            <w:tcW w:w="1431" w:type="dxa"/>
             <w:shd w:val="clear" w:color="auto" w:fill="FFEDD5"/>
           </w:tcPr>
           <w:p>
@@ -8601,6 +9309,9 @@
           </w:p>
         </w:tc>
         <w:tc>
+          <w:tcPr>
+            <w:tcW w:w="2710" w:type="dxa"/>
+          </w:tcPr>
           <w:p>
             <w:pPr>
               <w:pStyle w:val="Compact"/>
@@ -8615,6 +9326,9 @@
           </w:p>
         </w:tc>
         <w:tc>
+          <w:tcPr>
+            <w:tcW w:w="2524" w:type="dxa"/>
+          </w:tcPr>
           <w:p>
             <w:pPr>
               <w:pStyle w:val="Compact"/>
@@ -8635,6 +9349,7 @@
       <w:pPr>
         <w:pStyle w:val="Heading2"/>
         <w:keepNext/>
+        <w:spacing w:after="160"/>
       </w:pPr>
       <w:r>
         <w:t xml:space="preserve">Identificación</w:t>
@@ -8643,8 +9358,6 @@
     <w:tbl>
       <w:tblPr>
         <w:tblStyle w:val="Table"/>
-        <w:tblW w:type="pct" w:w="5000.0"/>
-        <w:tblLayout w:type="autofit"/>
         <w:tblLook w:firstRow="0" w:lastRow="0" w:firstColumn="0" w:lastColumn="0" w:noHBand="0" w:noVBand="0" w:val="0000"/>
         <w:tblBorders>
           <w:top w:val="single" w:sz="4" w:color="D9DEDC"/>
@@ -8660,18 +9373,23 @@
           <w:left w:w="140" w:type="dxa"/>
           <w:right w:w="140" w:type="dxa"/>
         </w:tblCellMar>
+        <w:tblW w:w="9072" w:type="dxa"/>
+        <w:tblLayout w:type="fixed"/>
       </w:tblPr>
       <w:tblGrid>
-        <w:gridCol w:w="1980"/>
-        <w:gridCol w:w="1980"/>
-        <w:gridCol w:w="1980"/>
-        <w:gridCol w:w="1980"/>
+        <w:gridCol w:w="2095"/>
+        <w:gridCol w:w="2192"/>
+        <w:gridCol w:w="2126"/>
+        <w:gridCol w:w="2659"/>
       </w:tblGrid>
       <w:tr>
         <w:trPr>
           <w:cantSplit/>
         </w:trPr>
         <w:tc>
+          <w:tcPr>
+            <w:tcW w:w="2095" w:type="dxa"/>
+          </w:tcPr>
           <w:p>
             <w:pPr>
               <w:pStyle w:val="Compact"/>
@@ -8688,6 +9406,9 @@
           </w:p>
         </w:tc>
         <w:tc>
+          <w:tcPr>
+            <w:tcW w:w="2192" w:type="dxa"/>
+          </w:tcPr>
           <w:p>
             <w:pPr>
               <w:pStyle w:val="Compact"/>
@@ -8702,6 +9423,9 @@
           </w:p>
         </w:tc>
         <w:tc>
+          <w:tcPr>
+            <w:tcW w:w="2126" w:type="dxa"/>
+          </w:tcPr>
           <w:p>
             <w:pPr>
               <w:pStyle w:val="Compact"/>
@@ -8718,6 +9442,9 @@
           </w:p>
         </w:tc>
         <w:tc>
+          <w:tcPr>
+            <w:tcW w:w="2659" w:type="dxa"/>
+          </w:tcPr>
           <w:p>
             <w:pPr>
               <w:pStyle w:val="Compact"/>
@@ -8737,6 +9464,9 @@
           <w:cantSplit/>
         </w:trPr>
         <w:tc>
+          <w:tcPr>
+            <w:tcW w:w="2095" w:type="dxa"/>
+          </w:tcPr>
           <w:p>
             <w:pPr>
               <w:pStyle w:val="Compact"/>
@@ -8753,6 +9483,9 @@
           </w:p>
         </w:tc>
         <w:tc>
+          <w:tcPr>
+            <w:tcW w:w="2192" w:type="dxa"/>
+          </w:tcPr>
           <w:p>
             <w:pPr>
               <w:pStyle w:val="Compact"/>
@@ -8767,6 +9500,9 @@
           </w:p>
         </w:tc>
         <w:tc>
+          <w:tcPr>
+            <w:tcW w:w="2126" w:type="dxa"/>
+          </w:tcPr>
           <w:p>
             <w:pPr>
               <w:pStyle w:val="Compact"/>
@@ -8783,6 +9519,9 @@
           </w:p>
         </w:tc>
         <w:tc>
+          <w:tcPr>
+            <w:tcW w:w="2659" w:type="dxa"/>
+          </w:tcPr>
           <w:p>
             <w:pPr>
               <w:pStyle w:val="Compact"/>
@@ -8802,6 +9541,9 @@
           <w:cantSplit/>
         </w:trPr>
         <w:tc>
+          <w:tcPr>
+            <w:tcW w:w="2095" w:type="dxa"/>
+          </w:tcPr>
           <w:p>
             <w:pPr>
               <w:pStyle w:val="Compact"/>
@@ -8818,6 +9560,9 @@
           </w:p>
         </w:tc>
         <w:tc>
+          <w:tcPr>
+            <w:tcW w:w="2192" w:type="dxa"/>
+          </w:tcPr>
           <w:p>
             <w:pPr>
               <w:pStyle w:val="Compact"/>
@@ -8832,6 +9577,9 @@
           </w:p>
         </w:tc>
         <w:tc>
+          <w:tcPr>
+            <w:tcW w:w="2126" w:type="dxa"/>
+          </w:tcPr>
           <w:p>
             <w:pPr>
               <w:pStyle w:val="Compact"/>
@@ -8848,6 +9596,9 @@
           </w:p>
         </w:tc>
         <w:tc>
+          <w:tcPr>
+            <w:tcW w:w="2659" w:type="dxa"/>
+          </w:tcPr>
           <w:p>
             <w:pPr>
               <w:pStyle w:val="Compact"/>
@@ -8867,6 +9618,9 @@
           <w:cantSplit/>
         </w:trPr>
         <w:tc>
+          <w:tcPr>
+            <w:tcW w:w="2095" w:type="dxa"/>
+          </w:tcPr>
           <w:p>
             <w:pPr>
               <w:pStyle w:val="Compact"/>
@@ -8883,6 +9637,9 @@
           </w:p>
         </w:tc>
         <w:tc>
+          <w:tcPr>
+            <w:tcW w:w="2192" w:type="dxa"/>
+          </w:tcPr>
           <w:p>
             <w:pPr>
               <w:pStyle w:val="Compact"/>
@@ -8897,6 +9654,9 @@
           </w:p>
         </w:tc>
         <w:tc>
+          <w:tcPr>
+            <w:tcW w:w="2126" w:type="dxa"/>
+          </w:tcPr>
           <w:p>
             <w:pPr>
               <w:pStyle w:val="Compact"/>
@@ -8913,6 +9673,9 @@
           </w:p>
         </w:tc>
         <w:tc>
+          <w:tcPr>
+            <w:tcW w:w="2659" w:type="dxa"/>
+          </w:tcPr>
           <w:p>
             <w:pPr>
               <w:pStyle w:val="Compact"/>
@@ -8932,6 +9695,9 @@
           <w:cantSplit/>
         </w:trPr>
         <w:tc>
+          <w:tcPr>
+            <w:tcW w:w="2095" w:type="dxa"/>
+          </w:tcPr>
           <w:p>
             <w:pPr>
               <w:pStyle w:val="Compact"/>
@@ -8948,6 +9714,9 @@
           </w:p>
         </w:tc>
         <w:tc>
+          <w:tcPr>
+            <w:tcW w:w="2192" w:type="dxa"/>
+          </w:tcPr>
           <w:p>
             <w:pPr>
               <w:pStyle w:val="Compact"/>
@@ -8962,6 +9731,9 @@
           </w:p>
         </w:tc>
         <w:tc>
+          <w:tcPr>
+            <w:tcW w:w="2126" w:type="dxa"/>
+          </w:tcPr>
           <w:p>
             <w:pPr>
               <w:pStyle w:val="Compact"/>
@@ -8978,6 +9750,9 @@
           </w:p>
         </w:tc>
         <w:tc>
+          <w:tcPr>
+            <w:tcW w:w="2659" w:type="dxa"/>
+          </w:tcPr>
           <w:p>
             <w:pPr>
               <w:pStyle w:val="Compact"/>
@@ -9083,6 +9858,7 @@
     <w:p>
       <w:pPr>
         <w:pStyle w:val="BodyText"/>
+        <w:spacing w:after="160"/>
       </w:pPr>
       <w:r>
         <w:rPr>
@@ -9095,8 +9871,6 @@
     <w:tbl>
       <w:tblPr>
         <w:tblStyle w:val="Table"/>
-        <w:tblW w:type="pct" w:w="0.0"/>
-        <w:tblLayout w:type="autofit"/>
         <w:tblLook w:firstRow="1" w:lastRow="0" w:firstColumn="0" w:lastColumn="0" w:noHBand="0" w:noVBand="0" w:val="0020"/>
         <w:tblBorders>
           <w:top w:val="single" w:sz="4" w:color="D9DEDC"/>
@@ -9112,8 +9886,13 @@
           <w:left w:w="140" w:type="dxa"/>
           <w:right w:w="140" w:type="dxa"/>
         </w:tblCellMar>
+        <w:tblW w:w="9072" w:type="dxa"/>
+        <w:tblLayout w:type="fixed"/>
       </w:tblPr>
-      <w:tblGrid/>
+      <w:tblGrid>
+        <w:gridCol w:w="5777"/>
+        <w:gridCol w:w="3295"/>
+      </w:tblGrid>
       <w:tr>
         <w:trPr>
           <w:cantSplit/>
@@ -9121,6 +9900,7 @@
         </w:trPr>
         <w:tc>
           <w:tcPr>
+            <w:tcW w:w="5777" w:type="dxa"/>
             <w:shd w:val="clear" w:color="auto" w:fill="1F3A34"/>
           </w:tcPr>
           <w:p>
@@ -9140,6 +9920,7 @@
         </w:tc>
         <w:tc>
           <w:tcPr>
+            <w:tcW w:w="3295" w:type="dxa"/>
             <w:shd w:val="clear" w:color="auto" w:fill="1F3A34"/>
           </w:tcPr>
           <w:p>
@@ -9163,6 +9944,9 @@
           <w:cantSplit/>
         </w:trPr>
         <w:tc>
+          <w:tcPr>
+            <w:tcW w:w="5777" w:type="dxa"/>
+          </w:tcPr>
           <w:p>
             <w:pPr>
               <w:pStyle w:val="Compact"/>
@@ -9178,6 +9962,7 @@
         </w:tc>
         <w:tc>
           <w:tcPr>
+            <w:tcW w:w="3295" w:type="dxa"/>
             <w:shd w:val="clear" w:color="auto" w:fill="DCFCE7"/>
           </w:tcPr>
           <w:p>
@@ -9202,6 +9987,7 @@
         </w:trPr>
         <w:tc>
           <w:tcPr>
+            <w:tcW w:w="5777" w:type="dxa"/>
             <w:shd w:val="clear" w:color="auto" w:fill="F6F8F7"/>
           </w:tcPr>
           <w:p>
@@ -9219,6 +10005,7 @@
         </w:tc>
         <w:tc>
           <w:tcPr>
+            <w:tcW w:w="3295" w:type="dxa"/>
             <w:shd w:val="clear" w:color="auto" w:fill="FEF3C7"/>
           </w:tcPr>
           <w:p>
@@ -9242,6 +10029,9 @@
           <w:cantSplit/>
         </w:trPr>
         <w:tc>
+          <w:tcPr>
+            <w:tcW w:w="5777" w:type="dxa"/>
+          </w:tcPr>
           <w:p>
             <w:pPr>
               <w:pStyle w:val="Compact"/>
@@ -9257,6 +10047,7 @@
         </w:tc>
         <w:tc>
           <w:tcPr>
+            <w:tcW w:w="3295" w:type="dxa"/>
             <w:shd w:val="clear" w:color="auto" w:fill="FFEDD5"/>
           </w:tcPr>
           <w:p>
@@ -9281,6 +10072,7 @@
         </w:trPr>
         <w:tc>
           <w:tcPr>
+            <w:tcW w:w="5777" w:type="dxa"/>
             <w:shd w:val="clear" w:color="auto" w:fill="F6F8F7"/>
           </w:tcPr>
           <w:p>
@@ -9298,6 +10090,7 @@
         </w:tc>
         <w:tc>
           <w:tcPr>
+            <w:tcW w:w="3295" w:type="dxa"/>
             <w:shd w:val="clear" w:color="auto" w:fill="FEE2E2"/>
           </w:tcPr>
           <w:p>
@@ -9320,6 +10113,7 @@
     <w:p>
       <w:pPr>
         <w:pStyle w:val="BodyText"/>
+        <w:spacing w:before="200"/>
       </w:pPr>
       <w:r>
         <w:t xml:space="preserve">Este componente está hoy en</w:t>
@@ -9607,6 +10401,7 @@
     <w:p>
       <w:pPr>
         <w:pStyle w:val="FirstParagraph"/>
+        <w:spacing w:after="160"/>
       </w:pPr>
       <w:r>
         <w:t xml:space="preserve">La salud del entramado productivo y del empleo PyME, aproximada por la actividad industrial manufacturera. En el ITVC puntúa por el NIVEL del IPI desestacionalizado rebaseado a 100 = 4T-2023 (ya no la variación de un mes, que premiaba o castigaba por estacionalidad).</w:t>
@@ -9615,8 +10410,6 @@
     <w:tbl>
       <w:tblPr>
         <w:tblStyle w:val="Table"/>
-        <w:tblW w:type="pct" w:w="5000.0"/>
-        <w:tblLayout w:type="autofit"/>
         <w:tblLook w:firstRow="0" w:lastRow="0" w:firstColumn="0" w:lastColumn="0" w:noHBand="0" w:noVBand="0" w:val="0000"/>
         <w:tblBorders>
           <w:top w:val="single" w:sz="4" w:color="D9DEDC"/>
@@ -9632,18 +10425,23 @@
           <w:left w:w="140" w:type="dxa"/>
           <w:right w:w="140" w:type="dxa"/>
         </w:tblCellMar>
+        <w:tblW w:w="9072" w:type="dxa"/>
+        <w:tblLayout w:type="fixed"/>
       </w:tblPr>
       <w:tblGrid>
-        <w:gridCol w:w="1980"/>
-        <w:gridCol w:w="1980"/>
-        <w:gridCol w:w="1980"/>
-        <w:gridCol w:w="1980"/>
+        <w:gridCol w:w="3016"/>
+        <w:gridCol w:w="1472"/>
+        <w:gridCol w:w="2311"/>
+        <w:gridCol w:w="2273"/>
       </w:tblGrid>
       <w:tr>
         <w:trPr>
           <w:cantSplit/>
         </w:trPr>
         <w:tc>
+          <w:tcPr>
+            <w:tcW w:w="3016" w:type="dxa"/>
+          </w:tcPr>
           <w:p>
             <w:pPr>
               <w:pStyle w:val="Compact"/>
@@ -9673,6 +10471,7 @@
         </w:tc>
         <w:tc>
           <w:tcPr>
+            <w:tcW w:w="1472" w:type="dxa"/>
             <w:shd w:val="clear" w:color="auto" w:fill="FEF3C7"/>
           </w:tcPr>
           <w:p>
@@ -9692,6 +10491,9 @@
           </w:p>
         </w:tc>
         <w:tc>
+          <w:tcPr>
+            <w:tcW w:w="2311" w:type="dxa"/>
+          </w:tcPr>
           <w:p>
             <w:pPr>
               <w:pStyle w:val="Compact"/>
@@ -9706,6 +10508,9 @@
           </w:p>
         </w:tc>
         <w:tc>
+          <w:tcPr>
+            <w:tcW w:w="2273" w:type="dxa"/>
+          </w:tcPr>
           <w:p>
             <w:pPr>
               <w:pStyle w:val="Compact"/>
@@ -9726,6 +10531,7 @@
       <w:pPr>
         <w:pStyle w:val="Heading2"/>
         <w:keepNext/>
+        <w:spacing w:after="160"/>
       </w:pPr>
       <w:r>
         <w:t xml:space="preserve">Identificación</w:t>
@@ -9734,8 +10540,6 @@
     <w:tbl>
       <w:tblPr>
         <w:tblStyle w:val="Table"/>
-        <w:tblW w:type="pct" w:w="5000.0"/>
-        <w:tblLayout w:type="autofit"/>
         <w:tblLook w:firstRow="0" w:lastRow="0" w:firstColumn="0" w:lastColumn="0" w:noHBand="0" w:noVBand="0" w:val="0000"/>
         <w:tblBorders>
           <w:top w:val="single" w:sz="4" w:color="D9DEDC"/>
@@ -9751,18 +10555,23 @@
           <w:left w:w="140" w:type="dxa"/>
           <w:right w:w="140" w:type="dxa"/>
         </w:tblCellMar>
+        <w:tblW w:w="9072" w:type="dxa"/>
+        <w:tblLayout w:type="fixed"/>
       </w:tblPr>
       <w:tblGrid>
-        <w:gridCol w:w="1980"/>
-        <w:gridCol w:w="1980"/>
-        <w:gridCol w:w="1980"/>
-        <w:gridCol w:w="1980"/>
+        <w:gridCol w:w="1874"/>
+        <w:gridCol w:w="2282"/>
+        <w:gridCol w:w="1891"/>
+        <w:gridCol w:w="3025"/>
       </w:tblGrid>
       <w:tr>
         <w:trPr>
           <w:cantSplit/>
         </w:trPr>
         <w:tc>
+          <w:tcPr>
+            <w:tcW w:w="1874" w:type="dxa"/>
+          </w:tcPr>
           <w:p>
             <w:pPr>
               <w:pStyle w:val="Compact"/>
@@ -9779,6 +10588,9 @@
           </w:p>
         </w:tc>
         <w:tc>
+          <w:tcPr>
+            <w:tcW w:w="2282" w:type="dxa"/>
+          </w:tcPr>
           <w:p>
             <w:pPr>
               <w:pStyle w:val="Compact"/>
@@ -9793,6 +10605,9 @@
           </w:p>
         </w:tc>
         <w:tc>
+          <w:tcPr>
+            <w:tcW w:w="1891" w:type="dxa"/>
+          </w:tcPr>
           <w:p>
             <w:pPr>
               <w:pStyle w:val="Compact"/>
@@ -9809,6 +10624,9 @@
           </w:p>
         </w:tc>
         <w:tc>
+          <w:tcPr>
+            <w:tcW w:w="3025" w:type="dxa"/>
+          </w:tcPr>
           <w:p>
             <w:pPr>
               <w:pStyle w:val="Compact"/>
@@ -9828,6 +10646,9 @@
           <w:cantSplit/>
         </w:trPr>
         <w:tc>
+          <w:tcPr>
+            <w:tcW w:w="1874" w:type="dxa"/>
+          </w:tcPr>
           <w:p>
             <w:pPr>
               <w:pStyle w:val="Compact"/>
@@ -9844,6 +10665,9 @@
           </w:p>
         </w:tc>
         <w:tc>
+          <w:tcPr>
+            <w:tcW w:w="2282" w:type="dxa"/>
+          </w:tcPr>
           <w:p>
             <w:pPr>
               <w:pStyle w:val="Compact"/>
@@ -9858,6 +10682,9 @@
           </w:p>
         </w:tc>
         <w:tc>
+          <w:tcPr>
+            <w:tcW w:w="1891" w:type="dxa"/>
+          </w:tcPr>
           <w:p>
             <w:pPr>
               <w:pStyle w:val="Compact"/>
@@ -9874,6 +10701,9 @@
           </w:p>
         </w:tc>
         <w:tc>
+          <w:tcPr>
+            <w:tcW w:w="3025" w:type="dxa"/>
+          </w:tcPr>
           <w:p>
             <w:pPr>
               <w:pStyle w:val="Compact"/>
@@ -9893,6 +10723,9 @@
           <w:cantSplit/>
         </w:trPr>
         <w:tc>
+          <w:tcPr>
+            <w:tcW w:w="1874" w:type="dxa"/>
+          </w:tcPr>
           <w:p>
             <w:pPr>
               <w:pStyle w:val="Compact"/>
@@ -9909,6 +10742,9 @@
           </w:p>
         </w:tc>
         <w:tc>
+          <w:tcPr>
+            <w:tcW w:w="2282" w:type="dxa"/>
+          </w:tcPr>
           <w:p>
             <w:pPr>
               <w:pStyle w:val="Compact"/>
@@ -9923,6 +10759,9 @@
           </w:p>
         </w:tc>
         <w:tc>
+          <w:tcPr>
+            <w:tcW w:w="1891" w:type="dxa"/>
+          </w:tcPr>
           <w:p>
             <w:pPr>
               <w:pStyle w:val="Compact"/>
@@ -9939,6 +10778,9 @@
           </w:p>
         </w:tc>
         <w:tc>
+          <w:tcPr>
+            <w:tcW w:w="3025" w:type="dxa"/>
+          </w:tcPr>
           <w:p>
             <w:pPr>
               <w:pStyle w:val="Compact"/>
@@ -9958,6 +10800,9 @@
           <w:cantSplit/>
         </w:trPr>
         <w:tc>
+          <w:tcPr>
+            <w:tcW w:w="1874" w:type="dxa"/>
+          </w:tcPr>
           <w:p>
             <w:pPr>
               <w:pStyle w:val="Compact"/>
@@ -9974,6 +10819,9 @@
           </w:p>
         </w:tc>
         <w:tc>
+          <w:tcPr>
+            <w:tcW w:w="2282" w:type="dxa"/>
+          </w:tcPr>
           <w:p>
             <w:pPr>
               <w:pStyle w:val="Compact"/>
@@ -9988,6 +10836,9 @@
           </w:p>
         </w:tc>
         <w:tc>
+          <w:tcPr>
+            <w:tcW w:w="1891" w:type="dxa"/>
+          </w:tcPr>
           <w:p>
             <w:pPr>
               <w:pStyle w:val="Compact"/>
@@ -10004,6 +10855,9 @@
           </w:p>
         </w:tc>
         <w:tc>
+          <w:tcPr>
+            <w:tcW w:w="3025" w:type="dxa"/>
+          </w:tcPr>
           <w:p>
             <w:pPr>
               <w:pStyle w:val="Compact"/>
@@ -10023,6 +10877,9 @@
           <w:cantSplit/>
         </w:trPr>
         <w:tc>
+          <w:tcPr>
+            <w:tcW w:w="1874" w:type="dxa"/>
+          </w:tcPr>
           <w:p>
             <w:pPr>
               <w:pStyle w:val="Compact"/>
@@ -10039,6 +10896,9 @@
           </w:p>
         </w:tc>
         <w:tc>
+          <w:tcPr>
+            <w:tcW w:w="2282" w:type="dxa"/>
+          </w:tcPr>
           <w:p>
             <w:pPr>
               <w:pStyle w:val="Compact"/>
@@ -10053,6 +10913,9 @@
           </w:p>
         </w:tc>
         <w:tc>
+          <w:tcPr>
+            <w:tcW w:w="1891" w:type="dxa"/>
+          </w:tcPr>
           <w:p>
             <w:pPr>
               <w:pStyle w:val="Compact"/>
@@ -10069,6 +10932,9 @@
           </w:p>
         </w:tc>
         <w:tc>
+          <w:tcPr>
+            <w:tcW w:w="3025" w:type="dxa"/>
+          </w:tcPr>
           <w:p>
             <w:pPr>
               <w:pStyle w:val="Compact"/>
@@ -10186,6 +11052,7 @@
     <w:p>
       <w:pPr>
         <w:pStyle w:val="BodyText"/>
+        <w:spacing w:after="160"/>
       </w:pPr>
       <w:r>
         <w:rPr>
@@ -10198,8 +11065,6 @@
     <w:tbl>
       <w:tblPr>
         <w:tblStyle w:val="Table"/>
-        <w:tblW w:type="pct" w:w="0.0"/>
-        <w:tblLayout w:type="autofit"/>
         <w:tblLook w:firstRow="1" w:lastRow="0" w:firstColumn="0" w:lastColumn="0" w:noHBand="0" w:noVBand="0" w:val="0020"/>
         <w:tblBorders>
           <w:top w:val="single" w:sz="4" w:color="D9DEDC"/>
@@ -10215,8 +11080,13 @@
           <w:left w:w="140" w:type="dxa"/>
           <w:right w:w="140" w:type="dxa"/>
         </w:tblCellMar>
+        <w:tblW w:w="9072" w:type="dxa"/>
+        <w:tblLayout w:type="fixed"/>
       </w:tblPr>
-      <w:tblGrid/>
+      <w:tblGrid>
+        <w:gridCol w:w="5777"/>
+        <w:gridCol w:w="3295"/>
+      </w:tblGrid>
       <w:tr>
         <w:trPr>
           <w:cantSplit/>
@@ -10224,6 +11094,7 @@
         </w:trPr>
         <w:tc>
           <w:tcPr>
+            <w:tcW w:w="5777" w:type="dxa"/>
             <w:shd w:val="clear" w:color="auto" w:fill="1F3A34"/>
           </w:tcPr>
           <w:p>
@@ -10243,6 +11114,7 @@
         </w:tc>
         <w:tc>
           <w:tcPr>
+            <w:tcW w:w="3295" w:type="dxa"/>
             <w:shd w:val="clear" w:color="auto" w:fill="1F3A34"/>
           </w:tcPr>
           <w:p>
@@ -10266,6 +11138,9 @@
           <w:cantSplit/>
         </w:trPr>
         <w:tc>
+          <w:tcPr>
+            <w:tcW w:w="5777" w:type="dxa"/>
+          </w:tcPr>
           <w:p>
             <w:pPr>
               <w:pStyle w:val="Compact"/>
@@ -10281,6 +11156,7 @@
         </w:tc>
         <w:tc>
           <w:tcPr>
+            <w:tcW w:w="3295" w:type="dxa"/>
             <w:shd w:val="clear" w:color="auto" w:fill="DCFCE7"/>
           </w:tcPr>
           <w:p>
@@ -10305,6 +11181,7 @@
         </w:trPr>
         <w:tc>
           <w:tcPr>
+            <w:tcW w:w="5777" w:type="dxa"/>
             <w:shd w:val="clear" w:color="auto" w:fill="F6F8F7"/>
           </w:tcPr>
           <w:p>
@@ -10322,6 +11199,7 @@
         </w:tc>
         <w:tc>
           <w:tcPr>
+            <w:tcW w:w="3295" w:type="dxa"/>
             <w:shd w:val="clear" w:color="auto" w:fill="FEF3C7"/>
           </w:tcPr>
           <w:p>
@@ -10345,6 +11223,9 @@
           <w:cantSplit/>
         </w:trPr>
         <w:tc>
+          <w:tcPr>
+            <w:tcW w:w="5777" w:type="dxa"/>
+          </w:tcPr>
           <w:p>
             <w:pPr>
               <w:pStyle w:val="Compact"/>
@@ -10360,6 +11241,7 @@
         </w:tc>
         <w:tc>
           <w:tcPr>
+            <w:tcW w:w="3295" w:type="dxa"/>
             <w:shd w:val="clear" w:color="auto" w:fill="FFEDD5"/>
           </w:tcPr>
           <w:p>
@@ -10384,6 +11266,7 @@
         </w:trPr>
         <w:tc>
           <w:tcPr>
+            <w:tcW w:w="5777" w:type="dxa"/>
             <w:shd w:val="clear" w:color="auto" w:fill="F6F8F7"/>
           </w:tcPr>
           <w:p>
@@ -10401,6 +11284,7 @@
         </w:tc>
         <w:tc>
           <w:tcPr>
+            <w:tcW w:w="3295" w:type="dxa"/>
             <w:shd w:val="clear" w:color="auto" w:fill="FEE2E2"/>
           </w:tcPr>
           <w:p>
@@ -10423,6 +11307,7 @@
     <w:p>
       <w:pPr>
         <w:pStyle w:val="BodyText"/>
+        <w:spacing w:before="200"/>
       </w:pPr>
       <w:r>
         <w:t xml:space="preserve">Este componente está hoy en</w:t>
@@ -10680,6 +11565,7 @@
     <w:p>
       <w:pPr>
         <w:pStyle w:val="FirstParagraph"/>
+        <w:spacing w:after="160"/>
       </w:pPr>
       <w:r>
         <w:t xml:space="preserve">El nivel de actividad de la construcción, gran motor de empleo de baja calificación.</w:t>
@@ -10688,8 +11574,6 @@
     <w:tbl>
       <w:tblPr>
         <w:tblStyle w:val="Table"/>
-        <w:tblW w:type="pct" w:w="5000.0"/>
-        <w:tblLayout w:type="autofit"/>
         <w:tblLook w:firstRow="0" w:lastRow="0" w:firstColumn="0" w:lastColumn="0" w:noHBand="0" w:noVBand="0" w:val="0000"/>
         <w:tblBorders>
           <w:top w:val="single" w:sz="4" w:color="D9DEDC"/>
@@ -10705,18 +11589,23 @@
           <w:left w:w="140" w:type="dxa"/>
           <w:right w:w="140" w:type="dxa"/>
         </w:tblCellMar>
+        <w:tblW w:w="9072" w:type="dxa"/>
+        <w:tblLayout w:type="fixed"/>
       </w:tblPr>
       <w:tblGrid>
-        <w:gridCol w:w="1980"/>
-        <w:gridCol w:w="1980"/>
-        <w:gridCol w:w="1980"/>
-        <w:gridCol w:w="1980"/>
+        <w:gridCol w:w="2922"/>
+        <w:gridCol w:w="1103"/>
+        <w:gridCol w:w="2607"/>
+        <w:gridCol w:w="2440"/>
       </w:tblGrid>
       <w:tr>
         <w:trPr>
           <w:cantSplit/>
         </w:trPr>
         <w:tc>
+          <w:tcPr>
+            <w:tcW w:w="2922" w:type="dxa"/>
+          </w:tcPr>
           <w:p>
             <w:pPr>
               <w:pStyle w:val="Compact"/>
@@ -10746,6 +11635,7 @@
         </w:tc>
         <w:tc>
           <w:tcPr>
+            <w:tcW w:w="1103" w:type="dxa"/>
             <w:shd w:val="clear" w:color="auto" w:fill="FEE2E2"/>
           </w:tcPr>
           <w:p>
@@ -10765,6 +11655,9 @@
           </w:p>
         </w:tc>
         <w:tc>
+          <w:tcPr>
+            <w:tcW w:w="2607" w:type="dxa"/>
+          </w:tcPr>
           <w:p>
             <w:pPr>
               <w:pStyle w:val="Compact"/>
@@ -10779,6 +11672,9 @@
           </w:p>
         </w:tc>
         <w:tc>
+          <w:tcPr>
+            <w:tcW w:w="2440" w:type="dxa"/>
+          </w:tcPr>
           <w:p>
             <w:pPr>
               <w:pStyle w:val="Compact"/>
@@ -10799,6 +11695,7 @@
       <w:pPr>
         <w:pStyle w:val="Heading2"/>
         <w:keepNext/>
+        <w:spacing w:after="160"/>
       </w:pPr>
       <w:r>
         <w:t xml:space="preserve">Identificación</w:t>
@@ -10807,8 +11704,6 @@
     <w:tbl>
       <w:tblPr>
         <w:tblStyle w:val="Table"/>
-        <w:tblW w:type="pct" w:w="5000.0"/>
-        <w:tblLayout w:type="autofit"/>
         <w:tblLook w:firstRow="0" w:lastRow="0" w:firstColumn="0" w:lastColumn="0" w:noHBand="0" w:noVBand="0" w:val="0000"/>
         <w:tblBorders>
           <w:top w:val="single" w:sz="4" w:color="D9DEDC"/>
@@ -10824,18 +11719,23 @@
           <w:left w:w="140" w:type="dxa"/>
           <w:right w:w="140" w:type="dxa"/>
         </w:tblCellMar>
+        <w:tblW w:w="9072" w:type="dxa"/>
+        <w:tblLayout w:type="fixed"/>
       </w:tblPr>
       <w:tblGrid>
-        <w:gridCol w:w="1980"/>
-        <w:gridCol w:w="1980"/>
-        <w:gridCol w:w="1980"/>
-        <w:gridCol w:w="1980"/>
+        <w:gridCol w:w="1861"/>
+        <w:gridCol w:w="2263"/>
+        <w:gridCol w:w="1877"/>
+        <w:gridCol w:w="3071"/>
       </w:tblGrid>
       <w:tr>
         <w:trPr>
           <w:cantSplit/>
         </w:trPr>
         <w:tc>
+          <w:tcPr>
+            <w:tcW w:w="1861" w:type="dxa"/>
+          </w:tcPr>
           <w:p>
             <w:pPr>
               <w:pStyle w:val="Compact"/>
@@ -10852,6 +11752,9 @@
           </w:p>
         </w:tc>
         <w:tc>
+          <w:tcPr>
+            <w:tcW w:w="2263" w:type="dxa"/>
+          </w:tcPr>
           <w:p>
             <w:pPr>
               <w:pStyle w:val="Compact"/>
@@ -10866,6 +11769,9 @@
           </w:p>
         </w:tc>
         <w:tc>
+          <w:tcPr>
+            <w:tcW w:w="1877" w:type="dxa"/>
+          </w:tcPr>
           <w:p>
             <w:pPr>
               <w:pStyle w:val="Compact"/>
@@ -10882,6 +11788,9 @@
           </w:p>
         </w:tc>
         <w:tc>
+          <w:tcPr>
+            <w:tcW w:w="3071" w:type="dxa"/>
+          </w:tcPr>
           <w:p>
             <w:pPr>
               <w:pStyle w:val="Compact"/>
@@ -10901,6 +11810,9 @@
           <w:cantSplit/>
         </w:trPr>
         <w:tc>
+          <w:tcPr>
+            <w:tcW w:w="1861" w:type="dxa"/>
+          </w:tcPr>
           <w:p>
             <w:pPr>
               <w:pStyle w:val="Compact"/>
@@ -10917,6 +11829,9 @@
           </w:p>
         </w:tc>
         <w:tc>
+          <w:tcPr>
+            <w:tcW w:w="2263" w:type="dxa"/>
+          </w:tcPr>
           <w:p>
             <w:pPr>
               <w:pStyle w:val="Compact"/>
@@ -10931,6 +11846,9 @@
           </w:p>
         </w:tc>
         <w:tc>
+          <w:tcPr>
+            <w:tcW w:w="1877" w:type="dxa"/>
+          </w:tcPr>
           <w:p>
             <w:pPr>
               <w:pStyle w:val="Compact"/>
@@ -10947,6 +11865,9 @@
           </w:p>
         </w:tc>
         <w:tc>
+          <w:tcPr>
+            <w:tcW w:w="3071" w:type="dxa"/>
+          </w:tcPr>
           <w:p>
             <w:pPr>
               <w:pStyle w:val="Compact"/>
@@ -10966,6 +11887,9 @@
           <w:cantSplit/>
         </w:trPr>
         <w:tc>
+          <w:tcPr>
+            <w:tcW w:w="1861" w:type="dxa"/>
+          </w:tcPr>
           <w:p>
             <w:pPr>
               <w:pStyle w:val="Compact"/>
@@ -10982,6 +11906,9 @@
           </w:p>
         </w:tc>
         <w:tc>
+          <w:tcPr>
+            <w:tcW w:w="2263" w:type="dxa"/>
+          </w:tcPr>
           <w:p>
             <w:pPr>
               <w:pStyle w:val="Compact"/>
@@ -10996,6 +11923,9 @@
           </w:p>
         </w:tc>
         <w:tc>
+          <w:tcPr>
+            <w:tcW w:w="1877" w:type="dxa"/>
+          </w:tcPr>
           <w:p>
             <w:pPr>
               <w:pStyle w:val="Compact"/>
@@ -11012,6 +11942,9 @@
           </w:p>
         </w:tc>
         <w:tc>
+          <w:tcPr>
+            <w:tcW w:w="3071" w:type="dxa"/>
+          </w:tcPr>
           <w:p>
             <w:pPr>
               <w:pStyle w:val="Compact"/>
@@ -11031,6 +11964,9 @@
           <w:cantSplit/>
         </w:trPr>
         <w:tc>
+          <w:tcPr>
+            <w:tcW w:w="1861" w:type="dxa"/>
+          </w:tcPr>
           <w:p>
             <w:pPr>
               <w:pStyle w:val="Compact"/>
@@ -11047,6 +11983,9 @@
           </w:p>
         </w:tc>
         <w:tc>
+          <w:tcPr>
+            <w:tcW w:w="2263" w:type="dxa"/>
+          </w:tcPr>
           <w:p>
             <w:pPr>
               <w:pStyle w:val="Compact"/>
@@ -11061,6 +12000,9 @@
           </w:p>
         </w:tc>
         <w:tc>
+          <w:tcPr>
+            <w:tcW w:w="1877" w:type="dxa"/>
+          </w:tcPr>
           <w:p>
             <w:pPr>
               <w:pStyle w:val="Compact"/>
@@ -11077,6 +12019,9 @@
           </w:p>
         </w:tc>
         <w:tc>
+          <w:tcPr>
+            <w:tcW w:w="3071" w:type="dxa"/>
+          </w:tcPr>
           <w:p>
             <w:pPr>
               <w:pStyle w:val="Compact"/>
@@ -11096,6 +12041,9 @@
           <w:cantSplit/>
         </w:trPr>
         <w:tc>
+          <w:tcPr>
+            <w:tcW w:w="1861" w:type="dxa"/>
+          </w:tcPr>
           <w:p>
             <w:pPr>
               <w:pStyle w:val="Compact"/>
@@ -11112,6 +12060,9 @@
           </w:p>
         </w:tc>
         <w:tc>
+          <w:tcPr>
+            <w:tcW w:w="2263" w:type="dxa"/>
+          </w:tcPr>
           <w:p>
             <w:pPr>
               <w:pStyle w:val="Compact"/>
@@ -11126,6 +12077,9 @@
           </w:p>
         </w:tc>
         <w:tc>
+          <w:tcPr>
+            <w:tcW w:w="1877" w:type="dxa"/>
+          </w:tcPr>
           <w:p>
             <w:pPr>
               <w:pStyle w:val="Compact"/>
@@ -11142,6 +12096,9 @@
           </w:p>
         </w:tc>
         <w:tc>
+          <w:tcPr>
+            <w:tcW w:w="3071" w:type="dxa"/>
+          </w:tcPr>
           <w:p>
             <w:pPr>
               <w:pStyle w:val="Compact"/>
@@ -11259,6 +12216,7 @@
     <w:p>
       <w:pPr>
         <w:pStyle w:val="BodyText"/>
+        <w:spacing w:after="160"/>
       </w:pPr>
       <w:r>
         <w:rPr>
@@ -11271,8 +12229,6 @@
     <w:tbl>
       <w:tblPr>
         <w:tblStyle w:val="Table"/>
-        <w:tblW w:type="pct" w:w="0.0"/>
-        <w:tblLayout w:type="autofit"/>
         <w:tblLook w:firstRow="1" w:lastRow="0" w:firstColumn="0" w:lastColumn="0" w:noHBand="0" w:noVBand="0" w:val="0020"/>
         <w:tblBorders>
           <w:top w:val="single" w:sz="4" w:color="D9DEDC"/>
@@ -11288,8 +12244,13 @@
           <w:left w:w="140" w:type="dxa"/>
           <w:right w:w="140" w:type="dxa"/>
         </w:tblCellMar>
+        <w:tblW w:w="9072" w:type="dxa"/>
+        <w:tblLayout w:type="fixed"/>
       </w:tblPr>
-      <w:tblGrid/>
+      <w:tblGrid>
+        <w:gridCol w:w="5777"/>
+        <w:gridCol w:w="3295"/>
+      </w:tblGrid>
       <w:tr>
         <w:trPr>
           <w:cantSplit/>
@@ -11297,6 +12258,7 @@
         </w:trPr>
         <w:tc>
           <w:tcPr>
+            <w:tcW w:w="5777" w:type="dxa"/>
             <w:shd w:val="clear" w:color="auto" w:fill="1F3A34"/>
           </w:tcPr>
           <w:p>
@@ -11316,6 +12278,7 @@
         </w:tc>
         <w:tc>
           <w:tcPr>
+            <w:tcW w:w="3295" w:type="dxa"/>
             <w:shd w:val="clear" w:color="auto" w:fill="1F3A34"/>
           </w:tcPr>
           <w:p>
@@ -11339,6 +12302,9 @@
           <w:cantSplit/>
         </w:trPr>
         <w:tc>
+          <w:tcPr>
+            <w:tcW w:w="5777" w:type="dxa"/>
+          </w:tcPr>
           <w:p>
             <w:pPr>
               <w:pStyle w:val="Compact"/>
@@ -11354,6 +12320,7 @@
         </w:tc>
         <w:tc>
           <w:tcPr>
+            <w:tcW w:w="3295" w:type="dxa"/>
             <w:shd w:val="clear" w:color="auto" w:fill="DCFCE7"/>
           </w:tcPr>
           <w:p>
@@ -11378,6 +12345,7 @@
         </w:trPr>
         <w:tc>
           <w:tcPr>
+            <w:tcW w:w="5777" w:type="dxa"/>
             <w:shd w:val="clear" w:color="auto" w:fill="F6F8F7"/>
           </w:tcPr>
           <w:p>
@@ -11395,6 +12363,7 @@
         </w:tc>
         <w:tc>
           <w:tcPr>
+            <w:tcW w:w="3295" w:type="dxa"/>
             <w:shd w:val="clear" w:color="auto" w:fill="FEF3C7"/>
           </w:tcPr>
           <w:p>
@@ -11418,6 +12387,9 @@
           <w:cantSplit/>
         </w:trPr>
         <w:tc>
+          <w:tcPr>
+            <w:tcW w:w="5777" w:type="dxa"/>
+          </w:tcPr>
           <w:p>
             <w:pPr>
               <w:pStyle w:val="Compact"/>
@@ -11433,6 +12405,7 @@
         </w:tc>
         <w:tc>
           <w:tcPr>
+            <w:tcW w:w="3295" w:type="dxa"/>
             <w:shd w:val="clear" w:color="auto" w:fill="FFEDD5"/>
           </w:tcPr>
           <w:p>
@@ -11457,6 +12430,7 @@
         </w:trPr>
         <w:tc>
           <w:tcPr>
+            <w:tcW w:w="5777" w:type="dxa"/>
             <w:shd w:val="clear" w:color="auto" w:fill="F6F8F7"/>
           </w:tcPr>
           <w:p>
@@ -11474,6 +12448,7 @@
         </w:tc>
         <w:tc>
           <w:tcPr>
+            <w:tcW w:w="3295" w:type="dxa"/>
             <w:shd w:val="clear" w:color="auto" w:fill="FEE2E2"/>
           </w:tcPr>
           <w:p>
@@ -11496,6 +12471,7 @@
     <w:p>
       <w:pPr>
         <w:pStyle w:val="BodyText"/>
+        <w:spacing w:before="200"/>
       </w:pPr>
       <w:r>
         <w:t xml:space="preserve">Este componente está hoy en</w:t>
@@ -11741,6 +12717,7 @@
     <w:p>
       <w:pPr>
         <w:pStyle w:val="FirstParagraph"/>
+        <w:spacing w:after="160"/>
       </w:pPr>
       <w:r>
         <w:t xml:space="preserve">Qué porcentaje de los ocupados busca trabajar más horas porque su empleo no le alcanza.</w:t>
@@ -11749,8 +12726,6 @@
     <w:tbl>
       <w:tblPr>
         <w:tblStyle w:val="Table"/>
-        <w:tblW w:type="pct" w:w="5000.0"/>
-        <w:tblLayout w:type="autofit"/>
         <w:tblLook w:firstRow="0" w:lastRow="0" w:firstColumn="0" w:lastColumn="0" w:noHBand="0" w:noVBand="0" w:val="0000"/>
         <w:tblBorders>
           <w:top w:val="single" w:sz="4" w:color="D9DEDC"/>
@@ -11766,18 +12741,23 @@
           <w:left w:w="140" w:type="dxa"/>
           <w:right w:w="140" w:type="dxa"/>
         </w:tblCellMar>
+        <w:tblW w:w="9072" w:type="dxa"/>
+        <w:tblLayout w:type="fixed"/>
       </w:tblPr>
       <w:tblGrid>
-        <w:gridCol w:w="1980"/>
-        <w:gridCol w:w="1980"/>
-        <w:gridCol w:w="1980"/>
-        <w:gridCol w:w="1980"/>
+        <w:gridCol w:w="2364"/>
+        <w:gridCol w:w="1436"/>
+        <w:gridCol w:w="2730"/>
+        <w:gridCol w:w="2542"/>
       </w:tblGrid>
       <w:tr>
         <w:trPr>
           <w:cantSplit/>
         </w:trPr>
         <w:tc>
+          <w:tcPr>
+            <w:tcW w:w="2364" w:type="dxa"/>
+          </w:tcPr>
           <w:p>
             <w:pPr>
               <w:pStyle w:val="Compact"/>
@@ -11807,6 +12787,7 @@
         </w:tc>
         <w:tc>
           <w:tcPr>
+            <w:tcW w:w="1436" w:type="dxa"/>
             <w:shd w:val="clear" w:color="auto" w:fill="FFEDD5"/>
           </w:tcPr>
           <w:p>
@@ -11826,6 +12807,9 @@
           </w:p>
         </w:tc>
         <w:tc>
+          <w:tcPr>
+            <w:tcW w:w="2730" w:type="dxa"/>
+          </w:tcPr>
           <w:p>
             <w:pPr>
               <w:pStyle w:val="Compact"/>
@@ -11840,6 +12824,9 @@
           </w:p>
         </w:tc>
         <w:tc>
+          <w:tcPr>
+            <w:tcW w:w="2542" w:type="dxa"/>
+          </w:tcPr>
           <w:p>
             <w:pPr>
               <w:pStyle w:val="Compact"/>
@@ -11860,6 +12847,7 @@
       <w:pPr>
         <w:pStyle w:val="Heading2"/>
         <w:keepNext/>
+        <w:spacing w:after="160"/>
       </w:pPr>
       <w:r>
         <w:t xml:space="preserve">Identificación</w:t>
@@ -11868,8 +12856,6 @@
     <w:tbl>
       <w:tblPr>
         <w:tblStyle w:val="Table"/>
-        <w:tblW w:type="pct" w:w="5000.0"/>
-        <w:tblLayout w:type="autofit"/>
         <w:tblLook w:firstRow="0" w:lastRow="0" w:firstColumn="0" w:lastColumn="0" w:noHBand="0" w:noVBand="0" w:val="0000"/>
         <w:tblBorders>
           <w:top w:val="single" w:sz="4" w:color="D9DEDC"/>
@@ -11885,18 +12871,23 @@
           <w:left w:w="140" w:type="dxa"/>
           <w:right w:w="140" w:type="dxa"/>
         </w:tblCellMar>
+        <w:tblW w:w="9072" w:type="dxa"/>
+        <w:tblLayout w:type="fixed"/>
       </w:tblPr>
       <w:tblGrid>
-        <w:gridCol w:w="1980"/>
-        <w:gridCol w:w="1980"/>
-        <w:gridCol w:w="1980"/>
-        <w:gridCol w:w="1980"/>
+        <w:gridCol w:w="2055"/>
+        <w:gridCol w:w="2158"/>
+        <w:gridCol w:w="2084"/>
+        <w:gridCol w:w="2775"/>
       </w:tblGrid>
       <w:tr>
         <w:trPr>
           <w:cantSplit/>
         </w:trPr>
         <w:tc>
+          <w:tcPr>
+            <w:tcW w:w="2055" w:type="dxa"/>
+          </w:tcPr>
           <w:p>
             <w:pPr>
               <w:pStyle w:val="Compact"/>
@@ -11913,6 +12904,9 @@
           </w:p>
         </w:tc>
         <w:tc>
+          <w:tcPr>
+            <w:tcW w:w="2158" w:type="dxa"/>
+          </w:tcPr>
           <w:p>
             <w:pPr>
               <w:pStyle w:val="Compact"/>
@@ -11927,6 +12921,9 @@
           </w:p>
         </w:tc>
         <w:tc>
+          <w:tcPr>
+            <w:tcW w:w="2084" w:type="dxa"/>
+          </w:tcPr>
           <w:p>
             <w:pPr>
               <w:pStyle w:val="Compact"/>
@@ -11943,6 +12940,9 @@
           </w:p>
         </w:tc>
         <w:tc>
+          <w:tcPr>
+            <w:tcW w:w="2775" w:type="dxa"/>
+          </w:tcPr>
           <w:p>
             <w:pPr>
               <w:pStyle w:val="Compact"/>
@@ -11962,6 +12962,9 @@
           <w:cantSplit/>
         </w:trPr>
         <w:tc>
+          <w:tcPr>
+            <w:tcW w:w="2055" w:type="dxa"/>
+          </w:tcPr>
           <w:p>
             <w:pPr>
               <w:pStyle w:val="Compact"/>
@@ -11978,6 +12981,9 @@
           </w:p>
         </w:tc>
         <w:tc>
+          <w:tcPr>
+            <w:tcW w:w="2158" w:type="dxa"/>
+          </w:tcPr>
           <w:p>
             <w:pPr>
               <w:pStyle w:val="Compact"/>
@@ -11992,6 +12998,9 @@
           </w:p>
         </w:tc>
         <w:tc>
+          <w:tcPr>
+            <w:tcW w:w="2084" w:type="dxa"/>
+          </w:tcPr>
           <w:p>
             <w:pPr>
               <w:pStyle w:val="Compact"/>
@@ -12008,6 +13017,9 @@
           </w:p>
         </w:tc>
         <w:tc>
+          <w:tcPr>
+            <w:tcW w:w="2775" w:type="dxa"/>
+          </w:tcPr>
           <w:p>
             <w:pPr>
               <w:pStyle w:val="Compact"/>
@@ -12027,6 +13039,9 @@
           <w:cantSplit/>
         </w:trPr>
         <w:tc>
+          <w:tcPr>
+            <w:tcW w:w="2055" w:type="dxa"/>
+          </w:tcPr>
           <w:p>
             <w:pPr>
               <w:pStyle w:val="Compact"/>
@@ -12043,6 +13058,9 @@
           </w:p>
         </w:tc>
         <w:tc>
+          <w:tcPr>
+            <w:tcW w:w="2158" w:type="dxa"/>
+          </w:tcPr>
           <w:p>
             <w:pPr>
               <w:pStyle w:val="Compact"/>
@@ -12057,6 +13075,9 @@
           </w:p>
         </w:tc>
         <w:tc>
+          <w:tcPr>
+            <w:tcW w:w="2084" w:type="dxa"/>
+          </w:tcPr>
           <w:p>
             <w:pPr>
               <w:pStyle w:val="Compact"/>
@@ -12073,6 +13094,9 @@
           </w:p>
         </w:tc>
         <w:tc>
+          <w:tcPr>
+            <w:tcW w:w="2775" w:type="dxa"/>
+          </w:tcPr>
           <w:p>
             <w:pPr>
               <w:pStyle w:val="Compact"/>
@@ -12092,6 +13116,9 @@
           <w:cantSplit/>
         </w:trPr>
         <w:tc>
+          <w:tcPr>
+            <w:tcW w:w="2055" w:type="dxa"/>
+          </w:tcPr>
           <w:p>
             <w:pPr>
               <w:pStyle w:val="Compact"/>
@@ -12108,6 +13135,9 @@
           </w:p>
         </w:tc>
         <w:tc>
+          <w:tcPr>
+            <w:tcW w:w="2158" w:type="dxa"/>
+          </w:tcPr>
           <w:p>
             <w:pPr>
               <w:pStyle w:val="Compact"/>
@@ -12122,6 +13152,9 @@
           </w:p>
         </w:tc>
         <w:tc>
+          <w:tcPr>
+            <w:tcW w:w="2084" w:type="dxa"/>
+          </w:tcPr>
           <w:p>
             <w:pPr>
               <w:pStyle w:val="Compact"/>
@@ -12138,6 +13171,9 @@
           </w:p>
         </w:tc>
         <w:tc>
+          <w:tcPr>
+            <w:tcW w:w="2775" w:type="dxa"/>
+          </w:tcPr>
           <w:p>
             <w:pPr>
               <w:pStyle w:val="Compact"/>
@@ -12157,6 +13193,9 @@
           <w:cantSplit/>
         </w:trPr>
         <w:tc>
+          <w:tcPr>
+            <w:tcW w:w="2055" w:type="dxa"/>
+          </w:tcPr>
           <w:p>
             <w:pPr>
               <w:pStyle w:val="Compact"/>
@@ -12173,6 +13212,9 @@
           </w:p>
         </w:tc>
         <w:tc>
+          <w:tcPr>
+            <w:tcW w:w="2158" w:type="dxa"/>
+          </w:tcPr>
           <w:p>
             <w:pPr>
               <w:pStyle w:val="Compact"/>
@@ -12187,6 +13229,9 @@
           </w:p>
         </w:tc>
         <w:tc>
+          <w:tcPr>
+            <w:tcW w:w="2084" w:type="dxa"/>
+          </w:tcPr>
           <w:p>
             <w:pPr>
               <w:pStyle w:val="Compact"/>
@@ -12203,6 +13248,9 @@
           </w:p>
         </w:tc>
         <w:tc>
+          <w:tcPr>
+            <w:tcW w:w="2775" w:type="dxa"/>
+          </w:tcPr>
           <w:p>
             <w:pPr>
               <w:pStyle w:val="Compact"/>
@@ -12308,6 +13356,7 @@
     <w:p>
       <w:pPr>
         <w:pStyle w:val="BodyText"/>
+        <w:spacing w:after="160"/>
       </w:pPr>
       <w:r>
         <w:rPr>
@@ -12320,8 +13369,6 @@
     <w:tbl>
       <w:tblPr>
         <w:tblStyle w:val="Table"/>
-        <w:tblW w:type="pct" w:w="0.0"/>
-        <w:tblLayout w:type="autofit"/>
         <w:tblLook w:firstRow="1" w:lastRow="0" w:firstColumn="0" w:lastColumn="0" w:noHBand="0" w:noVBand="0" w:val="0020"/>
         <w:tblBorders>
           <w:top w:val="single" w:sz="4" w:color="D9DEDC"/>
@@ -12337,8 +13384,13 @@
           <w:left w:w="140" w:type="dxa"/>
           <w:right w:w="140" w:type="dxa"/>
         </w:tblCellMar>
+        <w:tblW w:w="9072" w:type="dxa"/>
+        <w:tblLayout w:type="fixed"/>
       </w:tblPr>
-      <w:tblGrid/>
+      <w:tblGrid>
+        <w:gridCol w:w="5777"/>
+        <w:gridCol w:w="3295"/>
+      </w:tblGrid>
       <w:tr>
         <w:trPr>
           <w:cantSplit/>
@@ -12346,6 +13398,7 @@
         </w:trPr>
         <w:tc>
           <w:tcPr>
+            <w:tcW w:w="5777" w:type="dxa"/>
             <w:shd w:val="clear" w:color="auto" w:fill="1F3A34"/>
           </w:tcPr>
           <w:p>
@@ -12365,6 +13418,7 @@
         </w:tc>
         <w:tc>
           <w:tcPr>
+            <w:tcW w:w="3295" w:type="dxa"/>
             <w:shd w:val="clear" w:color="auto" w:fill="1F3A34"/>
           </w:tcPr>
           <w:p>
@@ -12388,6 +13442,9 @@
           <w:cantSplit/>
         </w:trPr>
         <w:tc>
+          <w:tcPr>
+            <w:tcW w:w="5777" w:type="dxa"/>
+          </w:tcPr>
           <w:p>
             <w:pPr>
               <w:pStyle w:val="Compact"/>
@@ -12403,6 +13460,7 @@
         </w:tc>
         <w:tc>
           <w:tcPr>
+            <w:tcW w:w="3295" w:type="dxa"/>
             <w:shd w:val="clear" w:color="auto" w:fill="DCFCE7"/>
           </w:tcPr>
           <w:p>
@@ -12427,6 +13485,7 @@
         </w:trPr>
         <w:tc>
           <w:tcPr>
+            <w:tcW w:w="5777" w:type="dxa"/>
             <w:shd w:val="clear" w:color="auto" w:fill="F6F8F7"/>
           </w:tcPr>
           <w:p>
@@ -12444,6 +13503,7 @@
         </w:tc>
         <w:tc>
           <w:tcPr>
+            <w:tcW w:w="3295" w:type="dxa"/>
             <w:shd w:val="clear" w:color="auto" w:fill="FEF3C7"/>
           </w:tcPr>
           <w:p>
@@ -12467,6 +13527,9 @@
           <w:cantSplit/>
         </w:trPr>
         <w:tc>
+          <w:tcPr>
+            <w:tcW w:w="5777" w:type="dxa"/>
+          </w:tcPr>
           <w:p>
             <w:pPr>
               <w:pStyle w:val="Compact"/>
@@ -12482,6 +13545,7 @@
         </w:tc>
         <w:tc>
           <w:tcPr>
+            <w:tcW w:w="3295" w:type="dxa"/>
             <w:shd w:val="clear" w:color="auto" w:fill="FFEDD5"/>
           </w:tcPr>
           <w:p>
@@ -12506,6 +13570,7 @@
         </w:trPr>
         <w:tc>
           <w:tcPr>
+            <w:tcW w:w="5777" w:type="dxa"/>
             <w:shd w:val="clear" w:color="auto" w:fill="F6F8F7"/>
           </w:tcPr>
           <w:p>
@@ -12523,6 +13588,7 @@
         </w:tc>
         <w:tc>
           <w:tcPr>
+            <w:tcW w:w="3295" w:type="dxa"/>
             <w:shd w:val="clear" w:color="auto" w:fill="FEE2E2"/>
           </w:tcPr>
           <w:p>
@@ -12545,6 +13611,7 @@
     <w:p>
       <w:pPr>
         <w:pStyle w:val="BodyText"/>
+        <w:spacing w:before="200"/>
       </w:pPr>
       <w:r>
         <w:t xml:space="preserve">Este componente está hoy en</w:t>
@@ -12802,6 +13869,7 @@
     <w:p>
       <w:pPr>
         <w:pStyle w:val="FirstParagraph"/>
+        <w:spacing w:after="160"/>
       </w:pPr>
       <w:r>
         <w:t xml:space="preserve">Cuántos asalariados del sector privado están registrados ante la seguridad social. Es el dato que las empresas declaran mes a mes, no una estimación de encuesta.</w:t>
@@ -12810,8 +13878,6 @@
     <w:tbl>
       <w:tblPr>
         <w:tblStyle w:val="Table"/>
-        <w:tblW w:type="pct" w:w="5000.0"/>
-        <w:tblLayout w:type="autofit"/>
         <w:tblLook w:firstRow="0" w:lastRow="0" w:firstColumn="0" w:lastColumn="0" w:noHBand="0" w:noVBand="0" w:val="0000"/>
         <w:tblBorders>
           <w:top w:val="single" w:sz="4" w:color="D9DEDC"/>
@@ -12827,18 +13893,23 @@
           <w:left w:w="140" w:type="dxa"/>
           <w:right w:w="140" w:type="dxa"/>
         </w:tblCellMar>
+        <w:tblW w:w="9072" w:type="dxa"/>
+        <w:tblLayout w:type="fixed"/>
       </w:tblPr>
       <w:tblGrid>
-        <w:gridCol w:w="1980"/>
-        <w:gridCol w:w="1980"/>
-        <w:gridCol w:w="1980"/>
-        <w:gridCol w:w="1980"/>
+        <w:gridCol w:w="3044"/>
+        <w:gridCol w:w="1468"/>
+        <w:gridCol w:w="2298"/>
+        <w:gridCol w:w="2262"/>
       </w:tblGrid>
       <w:tr>
         <w:trPr>
           <w:cantSplit/>
         </w:trPr>
         <w:tc>
+          <w:tcPr>
+            <w:tcW w:w="3044" w:type="dxa"/>
+          </w:tcPr>
           <w:p>
             <w:pPr>
               <w:pStyle w:val="Compact"/>
@@ -12868,6 +13939,7 @@
         </w:tc>
         <w:tc>
           <w:tcPr>
+            <w:tcW w:w="1468" w:type="dxa"/>
             <w:shd w:val="clear" w:color="auto" w:fill="FEF3C7"/>
           </w:tcPr>
           <w:p>
@@ -12887,6 +13959,9 @@
           </w:p>
         </w:tc>
         <w:tc>
+          <w:tcPr>
+            <w:tcW w:w="2298" w:type="dxa"/>
+          </w:tcPr>
           <w:p>
             <w:pPr>
               <w:pStyle w:val="Compact"/>
@@ -12901,6 +13976,9 @@
           </w:p>
         </w:tc>
         <w:tc>
+          <w:tcPr>
+            <w:tcW w:w="2262" w:type="dxa"/>
+          </w:tcPr>
           <w:p>
             <w:pPr>
               <w:pStyle w:val="Compact"/>
@@ -12921,6 +13999,7 @@
       <w:pPr>
         <w:pStyle w:val="Heading2"/>
         <w:keepNext/>
+        <w:spacing w:after="160"/>
       </w:pPr>
       <w:r>
         <w:t xml:space="preserve">Identificación</w:t>
@@ -12929,8 +14008,6 @@
     <w:tbl>
       <w:tblPr>
         <w:tblStyle w:val="Table"/>
-        <w:tblW w:type="pct" w:w="5000.0"/>
-        <w:tblLayout w:type="autofit"/>
         <w:tblLook w:firstRow="0" w:lastRow="0" w:firstColumn="0" w:lastColumn="0" w:noHBand="0" w:noVBand="0" w:val="0000"/>
         <w:tblBorders>
           <w:top w:val="single" w:sz="4" w:color="D9DEDC"/>
@@ -12946,18 +14023,23 @@
           <w:left w:w="140" w:type="dxa"/>
           <w:right w:w="140" w:type="dxa"/>
         </w:tblCellMar>
+        <w:tblW w:w="9072" w:type="dxa"/>
+        <w:tblLayout w:type="fixed"/>
       </w:tblPr>
       <w:tblGrid>
-        <w:gridCol w:w="1980"/>
-        <w:gridCol w:w="1980"/>
-        <w:gridCol w:w="1980"/>
-        <w:gridCol w:w="1980"/>
+        <w:gridCol w:w="1854"/>
+        <w:gridCol w:w="2595"/>
+        <w:gridCol w:w="1870"/>
+        <w:gridCol w:w="2753"/>
       </w:tblGrid>
       <w:tr>
         <w:trPr>
           <w:cantSplit/>
         </w:trPr>
         <w:tc>
+          <w:tcPr>
+            <w:tcW w:w="1854" w:type="dxa"/>
+          </w:tcPr>
           <w:p>
             <w:pPr>
               <w:pStyle w:val="Compact"/>
@@ -12974,6 +14056,9 @@
           </w:p>
         </w:tc>
         <w:tc>
+          <w:tcPr>
+            <w:tcW w:w="2595" w:type="dxa"/>
+          </w:tcPr>
           <w:p>
             <w:pPr>
               <w:pStyle w:val="Compact"/>
@@ -12988,6 +14073,9 @@
           </w:p>
         </w:tc>
         <w:tc>
+          <w:tcPr>
+            <w:tcW w:w="1870" w:type="dxa"/>
+          </w:tcPr>
           <w:p>
             <w:pPr>
               <w:pStyle w:val="Compact"/>
@@ -13004,6 +14092,9 @@
           </w:p>
         </w:tc>
         <w:tc>
+          <w:tcPr>
+            <w:tcW w:w="2753" w:type="dxa"/>
+          </w:tcPr>
           <w:p>
             <w:pPr>
               <w:pStyle w:val="Compact"/>
@@ -13023,6 +14114,9 @@
           <w:cantSplit/>
         </w:trPr>
         <w:tc>
+          <w:tcPr>
+            <w:tcW w:w="1854" w:type="dxa"/>
+          </w:tcPr>
           <w:p>
             <w:pPr>
               <w:pStyle w:val="Compact"/>
@@ -13039,6 +14133,9 @@
           </w:p>
         </w:tc>
         <w:tc>
+          <w:tcPr>
+            <w:tcW w:w="2595" w:type="dxa"/>
+          </w:tcPr>
           <w:p>
             <w:pPr>
               <w:pStyle w:val="Compact"/>
@@ -13053,6 +14150,9 @@
           </w:p>
         </w:tc>
         <w:tc>
+          <w:tcPr>
+            <w:tcW w:w="1870" w:type="dxa"/>
+          </w:tcPr>
           <w:p>
             <w:pPr>
               <w:pStyle w:val="Compact"/>
@@ -13069,6 +14169,9 @@
           </w:p>
         </w:tc>
         <w:tc>
+          <w:tcPr>
+            <w:tcW w:w="2753" w:type="dxa"/>
+          </w:tcPr>
           <w:p>
             <w:pPr>
               <w:pStyle w:val="Compact"/>
@@ -13088,6 +14191,9 @@
           <w:cantSplit/>
         </w:trPr>
         <w:tc>
+          <w:tcPr>
+            <w:tcW w:w="1854" w:type="dxa"/>
+          </w:tcPr>
           <w:p>
             <w:pPr>
               <w:pStyle w:val="Compact"/>
@@ -13104,6 +14210,9 @@
           </w:p>
         </w:tc>
         <w:tc>
+          <w:tcPr>
+            <w:tcW w:w="2595" w:type="dxa"/>
+          </w:tcPr>
           <w:p>
             <w:pPr>
               <w:pStyle w:val="Compact"/>
@@ -13118,6 +14227,9 @@
           </w:p>
         </w:tc>
         <w:tc>
+          <w:tcPr>
+            <w:tcW w:w="1870" w:type="dxa"/>
+          </w:tcPr>
           <w:p>
             <w:pPr>
               <w:pStyle w:val="Compact"/>
@@ -13134,6 +14246,9 @@
           </w:p>
         </w:tc>
         <w:tc>
+          <w:tcPr>
+            <w:tcW w:w="2753" w:type="dxa"/>
+          </w:tcPr>
           <w:p>
             <w:pPr>
               <w:pStyle w:val="Compact"/>
@@ -13153,6 +14268,9 @@
           <w:cantSplit/>
         </w:trPr>
         <w:tc>
+          <w:tcPr>
+            <w:tcW w:w="1854" w:type="dxa"/>
+          </w:tcPr>
           <w:p>
             <w:pPr>
               <w:pStyle w:val="Compact"/>
@@ -13169,6 +14287,9 @@
           </w:p>
         </w:tc>
         <w:tc>
+          <w:tcPr>
+            <w:tcW w:w="2595" w:type="dxa"/>
+          </w:tcPr>
           <w:p>
             <w:pPr>
               <w:pStyle w:val="Compact"/>
@@ -13183,6 +14304,9 @@
           </w:p>
         </w:tc>
         <w:tc>
+          <w:tcPr>
+            <w:tcW w:w="1870" w:type="dxa"/>
+          </w:tcPr>
           <w:p>
             <w:pPr>
               <w:pStyle w:val="Compact"/>
@@ -13199,6 +14323,9 @@
           </w:p>
         </w:tc>
         <w:tc>
+          <w:tcPr>
+            <w:tcW w:w="2753" w:type="dxa"/>
+          </w:tcPr>
           <w:p>
             <w:pPr>
               <w:pStyle w:val="Compact"/>
@@ -13218,6 +14345,9 @@
           <w:cantSplit/>
         </w:trPr>
         <w:tc>
+          <w:tcPr>
+            <w:tcW w:w="1854" w:type="dxa"/>
+          </w:tcPr>
           <w:p>
             <w:pPr>
               <w:pStyle w:val="Compact"/>
@@ -13234,6 +14364,9 @@
           </w:p>
         </w:tc>
         <w:tc>
+          <w:tcPr>
+            <w:tcW w:w="2595" w:type="dxa"/>
+          </w:tcPr>
           <w:p>
             <w:pPr>
               <w:pStyle w:val="Compact"/>
@@ -13248,6 +14381,9 @@
           </w:p>
         </w:tc>
         <w:tc>
+          <w:tcPr>
+            <w:tcW w:w="1870" w:type="dxa"/>
+          </w:tcPr>
           <w:p>
             <w:pPr>
               <w:pStyle w:val="Compact"/>
@@ -13264,6 +14400,9 @@
           </w:p>
         </w:tc>
         <w:tc>
+          <w:tcPr>
+            <w:tcW w:w="2753" w:type="dxa"/>
+          </w:tcPr>
           <w:p>
             <w:pPr>
               <w:pStyle w:val="Compact"/>
@@ -13393,6 +14532,7 @@
     <w:p>
       <w:pPr>
         <w:pStyle w:val="BodyText"/>
+        <w:spacing w:after="160"/>
       </w:pPr>
       <w:r>
         <w:rPr>
@@ -13405,8 +14545,6 @@
     <w:tbl>
       <w:tblPr>
         <w:tblStyle w:val="Table"/>
-        <w:tblW w:type="pct" w:w="0.0"/>
-        <w:tblLayout w:type="autofit"/>
         <w:tblLook w:firstRow="1" w:lastRow="0" w:firstColumn="0" w:lastColumn="0" w:noHBand="0" w:noVBand="0" w:val="0020"/>
         <w:tblBorders>
           <w:top w:val="single" w:sz="4" w:color="D9DEDC"/>
@@ -13422,8 +14560,13 @@
           <w:left w:w="140" w:type="dxa"/>
           <w:right w:w="140" w:type="dxa"/>
         </w:tblCellMar>
+        <w:tblW w:w="9072" w:type="dxa"/>
+        <w:tblLayout w:type="fixed"/>
       </w:tblPr>
-      <w:tblGrid/>
+      <w:tblGrid>
+        <w:gridCol w:w="5777"/>
+        <w:gridCol w:w="3295"/>
+      </w:tblGrid>
       <w:tr>
         <w:trPr>
           <w:cantSplit/>
@@ -13431,6 +14574,7 @@
         </w:trPr>
         <w:tc>
           <w:tcPr>
+            <w:tcW w:w="5777" w:type="dxa"/>
             <w:shd w:val="clear" w:color="auto" w:fill="1F3A34"/>
           </w:tcPr>
           <w:p>
@@ -13450,6 +14594,7 @@
         </w:tc>
         <w:tc>
           <w:tcPr>
+            <w:tcW w:w="3295" w:type="dxa"/>
             <w:shd w:val="clear" w:color="auto" w:fill="1F3A34"/>
           </w:tcPr>
           <w:p>
@@ -13473,6 +14618,9 @@
           <w:cantSplit/>
         </w:trPr>
         <w:tc>
+          <w:tcPr>
+            <w:tcW w:w="5777" w:type="dxa"/>
+          </w:tcPr>
           <w:p>
             <w:pPr>
               <w:pStyle w:val="Compact"/>
@@ -13488,6 +14636,7 @@
         </w:tc>
         <w:tc>
           <w:tcPr>
+            <w:tcW w:w="3295" w:type="dxa"/>
             <w:shd w:val="clear" w:color="auto" w:fill="DCFCE7"/>
           </w:tcPr>
           <w:p>
@@ -13512,6 +14661,7 @@
         </w:trPr>
         <w:tc>
           <w:tcPr>
+            <w:tcW w:w="5777" w:type="dxa"/>
             <w:shd w:val="clear" w:color="auto" w:fill="F6F8F7"/>
           </w:tcPr>
           <w:p>
@@ -13529,6 +14679,7 @@
         </w:tc>
         <w:tc>
           <w:tcPr>
+            <w:tcW w:w="3295" w:type="dxa"/>
             <w:shd w:val="clear" w:color="auto" w:fill="FEF3C7"/>
           </w:tcPr>
           <w:p>
@@ -13552,6 +14703,9 @@
           <w:cantSplit/>
         </w:trPr>
         <w:tc>
+          <w:tcPr>
+            <w:tcW w:w="5777" w:type="dxa"/>
+          </w:tcPr>
           <w:p>
             <w:pPr>
               <w:pStyle w:val="Compact"/>
@@ -13567,6 +14721,7 @@
         </w:tc>
         <w:tc>
           <w:tcPr>
+            <w:tcW w:w="3295" w:type="dxa"/>
             <w:shd w:val="clear" w:color="auto" w:fill="FFEDD5"/>
           </w:tcPr>
           <w:p>
@@ -13591,6 +14746,7 @@
         </w:trPr>
         <w:tc>
           <w:tcPr>
+            <w:tcW w:w="5777" w:type="dxa"/>
             <w:shd w:val="clear" w:color="auto" w:fill="F6F8F7"/>
           </w:tcPr>
           <w:p>
@@ -13608,6 +14764,7 @@
         </w:tc>
         <w:tc>
           <w:tcPr>
+            <w:tcW w:w="3295" w:type="dxa"/>
             <w:shd w:val="clear" w:color="auto" w:fill="FEE2E2"/>
           </w:tcPr>
           <w:p>
@@ -13630,6 +14787,7 @@
     <w:p>
       <w:pPr>
         <w:pStyle w:val="BodyText"/>
+        <w:spacing w:before="200"/>
       </w:pPr>
       <w:r>
         <w:t xml:space="preserve">Este componente está hoy en</w:t>
@@ -13911,6 +15069,7 @@
     <w:p>
       <w:pPr>
         <w:pStyle w:val="FirstParagraph"/>
+        <w:spacing w:after="160"/>
       </w:pPr>
       <w:r>
         <w:t xml:space="preserve">Qué porcentaje de los hogares sufrió al menos un delito en los últimos 12 meses, según la encuesta mensual de victimización del LICIP (Universidad Di Tella) en 40 centros urbanos.</w:t>
@@ -13919,8 +15078,6 @@
     <w:tbl>
       <w:tblPr>
         <w:tblStyle w:val="Table"/>
-        <w:tblW w:type="pct" w:w="5000.0"/>
-        <w:tblLayout w:type="autofit"/>
         <w:tblLook w:firstRow="0" w:lastRow="0" w:firstColumn="0" w:lastColumn="0" w:noHBand="0" w:noVBand="0" w:val="0000"/>
         <w:tblBorders>
           <w:top w:val="single" w:sz="4" w:color="D9DEDC"/>
@@ -13936,18 +15093,23 @@
           <w:left w:w="140" w:type="dxa"/>
           <w:right w:w="140" w:type="dxa"/>
         </w:tblCellMar>
+        <w:tblW w:w="9072" w:type="dxa"/>
+        <w:tblLayout w:type="fixed"/>
       </w:tblPr>
       <w:tblGrid>
-        <w:gridCol w:w="1980"/>
-        <w:gridCol w:w="1980"/>
-        <w:gridCol w:w="1980"/>
-        <w:gridCol w:w="1980"/>
+        <w:gridCol w:w="3416"/>
+        <w:gridCol w:w="1405"/>
+        <w:gridCol w:w="2170"/>
+        <w:gridCol w:w="2081"/>
       </w:tblGrid>
       <w:tr>
         <w:trPr>
           <w:cantSplit/>
         </w:trPr>
         <w:tc>
+          <w:tcPr>
+            <w:tcW w:w="3416" w:type="dxa"/>
+          </w:tcPr>
           <w:p>
             <w:pPr>
               <w:pStyle w:val="Compact"/>
@@ -13977,6 +15139,7 @@
         </w:tc>
         <w:tc>
           <w:tcPr>
+            <w:tcW w:w="1405" w:type="dxa"/>
             <w:shd w:val="clear" w:color="auto" w:fill="FEF3C7"/>
           </w:tcPr>
           <w:p>
@@ -13996,6 +15159,9 @@
           </w:p>
         </w:tc>
         <w:tc>
+          <w:tcPr>
+            <w:tcW w:w="2170" w:type="dxa"/>
+          </w:tcPr>
           <w:p>
             <w:pPr>
               <w:pStyle w:val="Compact"/>
@@ -14010,6 +15176,9 @@
           </w:p>
         </w:tc>
         <w:tc>
+          <w:tcPr>
+            <w:tcW w:w="2081" w:type="dxa"/>
+          </w:tcPr>
           <w:p>
             <w:pPr>
               <w:pStyle w:val="Compact"/>
@@ -14030,6 +15199,7 @@
       <w:pPr>
         <w:pStyle w:val="Heading2"/>
         <w:keepNext/>
+        <w:spacing w:after="160"/>
       </w:pPr>
       <w:r>
         <w:t xml:space="preserve">Identificación</w:t>
@@ -14038,8 +15208,6 @@
     <w:tbl>
       <w:tblPr>
         <w:tblStyle w:val="Table"/>
-        <w:tblW w:type="pct" w:w="5000.0"/>
-        <w:tblLayout w:type="autofit"/>
         <w:tblLook w:firstRow="0" w:lastRow="0" w:firstColumn="0" w:lastColumn="0" w:noHBand="0" w:noVBand="0" w:val="0000"/>
         <w:tblBorders>
           <w:top w:val="single" w:sz="4" w:color="D9DEDC"/>
@@ -14055,18 +15223,23 @@
           <w:left w:w="140" w:type="dxa"/>
           <w:right w:w="140" w:type="dxa"/>
         </w:tblCellMar>
+        <w:tblW w:w="9072" w:type="dxa"/>
+        <w:tblLayout w:type="fixed"/>
       </w:tblPr>
       <w:tblGrid>
-        <w:gridCol w:w="1980"/>
-        <w:gridCol w:w="1980"/>
-        <w:gridCol w:w="1980"/>
-        <w:gridCol w:w="1980"/>
+        <w:gridCol w:w="1866"/>
+        <w:gridCol w:w="2538"/>
+        <w:gridCol w:w="1883"/>
+        <w:gridCol w:w="2785"/>
       </w:tblGrid>
       <w:tr>
         <w:trPr>
           <w:cantSplit/>
         </w:trPr>
         <w:tc>
+          <w:tcPr>
+            <w:tcW w:w="1866" w:type="dxa"/>
+          </w:tcPr>
           <w:p>
             <w:pPr>
               <w:pStyle w:val="Compact"/>
@@ -14083,6 +15256,9 @@
           </w:p>
         </w:tc>
         <w:tc>
+          <w:tcPr>
+            <w:tcW w:w="2538" w:type="dxa"/>
+          </w:tcPr>
           <w:p>
             <w:pPr>
               <w:pStyle w:val="Compact"/>
@@ -14097,6 +15273,9 @@
           </w:p>
         </w:tc>
         <w:tc>
+          <w:tcPr>
+            <w:tcW w:w="1883" w:type="dxa"/>
+          </w:tcPr>
           <w:p>
             <w:pPr>
               <w:pStyle w:val="Compact"/>
@@ -14113,6 +15292,9 @@
           </w:p>
         </w:tc>
         <w:tc>
+          <w:tcPr>
+            <w:tcW w:w="2785" w:type="dxa"/>
+          </w:tcPr>
           <w:p>
             <w:pPr>
               <w:pStyle w:val="Compact"/>
@@ -14132,6 +15314,9 @@
           <w:cantSplit/>
         </w:trPr>
         <w:tc>
+          <w:tcPr>
+            <w:tcW w:w="1866" w:type="dxa"/>
+          </w:tcPr>
           <w:p>
             <w:pPr>
               <w:pStyle w:val="Compact"/>
@@ -14148,6 +15333,9 @@
           </w:p>
         </w:tc>
         <w:tc>
+          <w:tcPr>
+            <w:tcW w:w="2538" w:type="dxa"/>
+          </w:tcPr>
           <w:p>
             <w:pPr>
               <w:pStyle w:val="Compact"/>
@@ -14162,6 +15350,9 @@
           </w:p>
         </w:tc>
         <w:tc>
+          <w:tcPr>
+            <w:tcW w:w="1883" w:type="dxa"/>
+          </w:tcPr>
           <w:p>
             <w:pPr>
               <w:pStyle w:val="Compact"/>
@@ -14178,6 +15369,9 @@
           </w:p>
         </w:tc>
         <w:tc>
+          <w:tcPr>
+            <w:tcW w:w="2785" w:type="dxa"/>
+          </w:tcPr>
           <w:p>
             <w:pPr>
               <w:pStyle w:val="Compact"/>
@@ -14197,6 +15391,9 @@
           <w:cantSplit/>
         </w:trPr>
         <w:tc>
+          <w:tcPr>
+            <w:tcW w:w="1866" w:type="dxa"/>
+          </w:tcPr>
           <w:p>
             <w:pPr>
               <w:pStyle w:val="Compact"/>
@@ -14213,6 +15410,9 @@
           </w:p>
         </w:tc>
         <w:tc>
+          <w:tcPr>
+            <w:tcW w:w="2538" w:type="dxa"/>
+          </w:tcPr>
           <w:p>
             <w:pPr>
               <w:pStyle w:val="Compact"/>
@@ -14227,6 +15427,9 @@
           </w:p>
         </w:tc>
         <w:tc>
+          <w:tcPr>
+            <w:tcW w:w="1883" w:type="dxa"/>
+          </w:tcPr>
           <w:p>
             <w:pPr>
               <w:pStyle w:val="Compact"/>
@@ -14243,6 +15446,9 @@
           </w:p>
         </w:tc>
         <w:tc>
+          <w:tcPr>
+            <w:tcW w:w="2785" w:type="dxa"/>
+          </w:tcPr>
           <w:p>
             <w:pPr>
               <w:pStyle w:val="Compact"/>
@@ -14262,6 +15468,9 @@
           <w:cantSplit/>
         </w:trPr>
         <w:tc>
+          <w:tcPr>
+            <w:tcW w:w="1866" w:type="dxa"/>
+          </w:tcPr>
           <w:p>
             <w:pPr>
               <w:pStyle w:val="Compact"/>
@@ -14278,6 +15487,9 @@
           </w:p>
         </w:tc>
         <w:tc>
+          <w:tcPr>
+            <w:tcW w:w="2538" w:type="dxa"/>
+          </w:tcPr>
           <w:p>
             <w:pPr>
               <w:pStyle w:val="Compact"/>
@@ -14292,6 +15504,9 @@
           </w:p>
         </w:tc>
         <w:tc>
+          <w:tcPr>
+            <w:tcW w:w="1883" w:type="dxa"/>
+          </w:tcPr>
           <w:p>
             <w:pPr>
               <w:pStyle w:val="Compact"/>
@@ -14308,6 +15523,9 @@
           </w:p>
         </w:tc>
         <w:tc>
+          <w:tcPr>
+            <w:tcW w:w="2785" w:type="dxa"/>
+          </w:tcPr>
           <w:p>
             <w:pPr>
               <w:pStyle w:val="Compact"/>
@@ -14327,6 +15545,9 @@
           <w:cantSplit/>
         </w:trPr>
         <w:tc>
+          <w:tcPr>
+            <w:tcW w:w="1866" w:type="dxa"/>
+          </w:tcPr>
           <w:p>
             <w:pPr>
               <w:pStyle w:val="Compact"/>
@@ -14343,6 +15564,9 @@
           </w:p>
         </w:tc>
         <w:tc>
+          <w:tcPr>
+            <w:tcW w:w="2538" w:type="dxa"/>
+          </w:tcPr>
           <w:p>
             <w:pPr>
               <w:pStyle w:val="Compact"/>
@@ -14357,6 +15581,9 @@
           </w:p>
         </w:tc>
         <w:tc>
+          <w:tcPr>
+            <w:tcW w:w="1883" w:type="dxa"/>
+          </w:tcPr>
           <w:p>
             <w:pPr>
               <w:pStyle w:val="Compact"/>
@@ -14373,6 +15600,9 @@
           </w:p>
         </w:tc>
         <w:tc>
+          <w:tcPr>
+            <w:tcW w:w="2785" w:type="dxa"/>
+          </w:tcPr>
           <w:p>
             <w:pPr>
               <w:pStyle w:val="Compact"/>
@@ -14490,6 +15720,7 @@
     <w:p>
       <w:pPr>
         <w:pStyle w:val="BodyText"/>
+        <w:spacing w:after="160"/>
       </w:pPr>
       <w:r>
         <w:rPr>
@@ -14502,8 +15733,6 @@
     <w:tbl>
       <w:tblPr>
         <w:tblStyle w:val="Table"/>
-        <w:tblW w:type="pct" w:w="0.0"/>
-        <w:tblLayout w:type="autofit"/>
         <w:tblLook w:firstRow="1" w:lastRow="0" w:firstColumn="0" w:lastColumn="0" w:noHBand="0" w:noVBand="0" w:val="0020"/>
         <w:tblBorders>
           <w:top w:val="single" w:sz="4" w:color="D9DEDC"/>
@@ -14519,8 +15748,13 @@
           <w:left w:w="140" w:type="dxa"/>
           <w:right w:w="140" w:type="dxa"/>
         </w:tblCellMar>
+        <w:tblW w:w="9072" w:type="dxa"/>
+        <w:tblLayout w:type="fixed"/>
       </w:tblPr>
-      <w:tblGrid/>
+      <w:tblGrid>
+        <w:gridCol w:w="5777"/>
+        <w:gridCol w:w="3295"/>
+      </w:tblGrid>
       <w:tr>
         <w:trPr>
           <w:cantSplit/>
@@ -14528,6 +15762,7 @@
         </w:trPr>
         <w:tc>
           <w:tcPr>
+            <w:tcW w:w="5777" w:type="dxa"/>
             <w:shd w:val="clear" w:color="auto" w:fill="1F3A34"/>
           </w:tcPr>
           <w:p>
@@ -14547,6 +15782,7 @@
         </w:tc>
         <w:tc>
           <w:tcPr>
+            <w:tcW w:w="3295" w:type="dxa"/>
             <w:shd w:val="clear" w:color="auto" w:fill="1F3A34"/>
           </w:tcPr>
           <w:p>
@@ -14570,6 +15806,9 @@
           <w:cantSplit/>
         </w:trPr>
         <w:tc>
+          <w:tcPr>
+            <w:tcW w:w="5777" w:type="dxa"/>
+          </w:tcPr>
           <w:p>
             <w:pPr>
               <w:pStyle w:val="Compact"/>
@@ -14585,6 +15824,7 @@
         </w:tc>
         <w:tc>
           <w:tcPr>
+            <w:tcW w:w="3295" w:type="dxa"/>
             <w:shd w:val="clear" w:color="auto" w:fill="DCFCE7"/>
           </w:tcPr>
           <w:p>
@@ -14609,6 +15849,7 @@
         </w:trPr>
         <w:tc>
           <w:tcPr>
+            <w:tcW w:w="5777" w:type="dxa"/>
             <w:shd w:val="clear" w:color="auto" w:fill="F6F8F7"/>
           </w:tcPr>
           <w:p>
@@ -14626,6 +15867,7 @@
         </w:tc>
         <w:tc>
           <w:tcPr>
+            <w:tcW w:w="3295" w:type="dxa"/>
             <w:shd w:val="clear" w:color="auto" w:fill="FEF3C7"/>
           </w:tcPr>
           <w:p>
@@ -14649,6 +15891,9 @@
           <w:cantSplit/>
         </w:trPr>
         <w:tc>
+          <w:tcPr>
+            <w:tcW w:w="5777" w:type="dxa"/>
+          </w:tcPr>
           <w:p>
             <w:pPr>
               <w:pStyle w:val="Compact"/>
@@ -14664,6 +15909,7 @@
         </w:tc>
         <w:tc>
           <w:tcPr>
+            <w:tcW w:w="3295" w:type="dxa"/>
             <w:shd w:val="clear" w:color="auto" w:fill="FFEDD5"/>
           </w:tcPr>
           <w:p>
@@ -14688,6 +15934,7 @@
         </w:trPr>
         <w:tc>
           <w:tcPr>
+            <w:tcW w:w="5777" w:type="dxa"/>
             <w:shd w:val="clear" w:color="auto" w:fill="F6F8F7"/>
           </w:tcPr>
           <w:p>
@@ -14705,6 +15952,7 @@
         </w:tc>
         <w:tc>
           <w:tcPr>
+            <w:tcW w:w="3295" w:type="dxa"/>
             <w:shd w:val="clear" w:color="auto" w:fill="FEE2E2"/>
           </w:tcPr>
           <w:p>
@@ -14727,6 +15975,7 @@
     <w:p>
       <w:pPr>
         <w:pStyle w:val="BodyText"/>
+        <w:spacing w:before="200"/>
       </w:pPr>
       <w:r>
         <w:t xml:space="preserve">Este componente está hoy en</w:t>
@@ -15014,6 +16263,7 @@
     <w:p>
       <w:pPr>
         <w:pStyle w:val="FirstParagraph"/>
+        <w:spacing w:after="160"/>
       </w:pPr>
       <w:r>
         <w:t xml:space="preserve">El optimismo de la gente sobre la economía y sus finanzas personales (Índice de Confianza del Consumidor).</w:t>
@@ -15022,8 +16272,6 @@
     <w:tbl>
       <w:tblPr>
         <w:tblStyle w:val="Table"/>
-        <w:tblW w:type="pct" w:w="5000.0"/>
-        <w:tblLayout w:type="autofit"/>
         <w:tblLook w:firstRow="0" w:lastRow="0" w:firstColumn="0" w:lastColumn="0" w:noHBand="0" w:noVBand="0" w:val="0000"/>
         <w:tblBorders>
           <w:top w:val="single" w:sz="4" w:color="D9DEDC"/>
@@ -15039,18 +16287,23 @@
           <w:left w:w="140" w:type="dxa"/>
           <w:right w:w="140" w:type="dxa"/>
         </w:tblCellMar>
+        <w:tblW w:w="9072" w:type="dxa"/>
+        <w:tblLayout w:type="fixed"/>
       </w:tblPr>
       <w:tblGrid>
-        <w:gridCol w:w="1980"/>
-        <w:gridCol w:w="1980"/>
-        <w:gridCol w:w="1980"/>
-        <w:gridCol w:w="1980"/>
+        <w:gridCol w:w="2606"/>
+        <w:gridCol w:w="1405"/>
+        <w:gridCol w:w="2614"/>
+        <w:gridCol w:w="2447"/>
       </w:tblGrid>
       <w:tr>
         <w:trPr>
           <w:cantSplit/>
         </w:trPr>
         <w:tc>
+          <w:tcPr>
+            <w:tcW w:w="2606" w:type="dxa"/>
+          </w:tcPr>
           <w:p>
             <w:pPr>
               <w:pStyle w:val="Compact"/>
@@ -15080,6 +16333,7 @@
         </w:tc>
         <w:tc>
           <w:tcPr>
+            <w:tcW w:w="1405" w:type="dxa"/>
             <w:shd w:val="clear" w:color="auto" w:fill="FFEDD5"/>
           </w:tcPr>
           <w:p>
@@ -15099,6 +16353,9 @@
           </w:p>
         </w:tc>
         <w:tc>
+          <w:tcPr>
+            <w:tcW w:w="2614" w:type="dxa"/>
+          </w:tcPr>
           <w:p>
             <w:pPr>
               <w:pStyle w:val="Compact"/>
@@ -15113,6 +16370,9 @@
           </w:p>
         </w:tc>
         <w:tc>
+          <w:tcPr>
+            <w:tcW w:w="2447" w:type="dxa"/>
+          </w:tcPr>
           <w:p>
             <w:pPr>
               <w:pStyle w:val="Compact"/>
@@ -15133,6 +16393,7 @@
       <w:pPr>
         <w:pStyle w:val="Heading2"/>
         <w:keepNext/>
+        <w:spacing w:after="160"/>
       </w:pPr>
       <w:r>
         <w:t xml:space="preserve">Identificación</w:t>
@@ -15141,8 +16402,6 @@
     <w:tbl>
       <w:tblPr>
         <w:tblStyle w:val="Table"/>
-        <w:tblW w:type="pct" w:w="5000.0"/>
-        <w:tblLayout w:type="autofit"/>
         <w:tblLook w:firstRow="0" w:lastRow="0" w:firstColumn="0" w:lastColumn="0" w:noHBand="0" w:noVBand="0" w:val="0000"/>
         <w:tblBorders>
           <w:top w:val="single" w:sz="4" w:color="D9DEDC"/>
@@ -15158,18 +16417,23 @@
           <w:left w:w="140" w:type="dxa"/>
           <w:right w:w="140" w:type="dxa"/>
         </w:tblCellMar>
+        <w:tblW w:w="9072" w:type="dxa"/>
+        <w:tblLayout w:type="fixed"/>
       </w:tblPr>
       <w:tblGrid>
-        <w:gridCol w:w="1980"/>
-        <w:gridCol w:w="1980"/>
-        <w:gridCol w:w="1980"/>
-        <w:gridCol w:w="1980"/>
+        <w:gridCol w:w="1972"/>
+        <w:gridCol w:w="2731"/>
+        <w:gridCol w:w="1995"/>
+        <w:gridCol w:w="2374"/>
       </w:tblGrid>
       <w:tr>
         <w:trPr>
           <w:cantSplit/>
         </w:trPr>
         <w:tc>
+          <w:tcPr>
+            <w:tcW w:w="1972" w:type="dxa"/>
+          </w:tcPr>
           <w:p>
             <w:pPr>
               <w:pStyle w:val="Compact"/>
@@ -15186,6 +16450,9 @@
           </w:p>
         </w:tc>
         <w:tc>
+          <w:tcPr>
+            <w:tcW w:w="2731" w:type="dxa"/>
+          </w:tcPr>
           <w:p>
             <w:pPr>
               <w:pStyle w:val="Compact"/>
@@ -15200,6 +16467,9 @@
           </w:p>
         </w:tc>
         <w:tc>
+          <w:tcPr>
+            <w:tcW w:w="1995" w:type="dxa"/>
+          </w:tcPr>
           <w:p>
             <w:pPr>
               <w:pStyle w:val="Compact"/>
@@ -15216,6 +16486,9 @@
           </w:p>
         </w:tc>
         <w:tc>
+          <w:tcPr>
+            <w:tcW w:w="2374" w:type="dxa"/>
+          </w:tcPr>
           <w:p>
             <w:pPr>
               <w:pStyle w:val="Compact"/>
@@ -15235,6 +16508,9 @@
           <w:cantSplit/>
         </w:trPr>
         <w:tc>
+          <w:tcPr>
+            <w:tcW w:w="1972" w:type="dxa"/>
+          </w:tcPr>
           <w:p>
             <w:pPr>
               <w:pStyle w:val="Compact"/>
@@ -15251,6 +16527,9 @@
           </w:p>
         </w:tc>
         <w:tc>
+          <w:tcPr>
+            <w:tcW w:w="2731" w:type="dxa"/>
+          </w:tcPr>
           <w:p>
             <w:pPr>
               <w:pStyle w:val="Compact"/>
@@ -15265,6 +16544,9 @@
           </w:p>
         </w:tc>
         <w:tc>
+          <w:tcPr>
+            <w:tcW w:w="1995" w:type="dxa"/>
+          </w:tcPr>
           <w:p>
             <w:pPr>
               <w:pStyle w:val="Compact"/>
@@ -15281,6 +16563,9 @@
           </w:p>
         </w:tc>
         <w:tc>
+          <w:tcPr>
+            <w:tcW w:w="2374" w:type="dxa"/>
+          </w:tcPr>
           <w:p>
             <w:pPr>
               <w:pStyle w:val="Compact"/>
@@ -15300,6 +16585,9 @@
           <w:cantSplit/>
         </w:trPr>
         <w:tc>
+          <w:tcPr>
+            <w:tcW w:w="1972" w:type="dxa"/>
+          </w:tcPr>
           <w:p>
             <w:pPr>
               <w:pStyle w:val="Compact"/>
@@ -15316,6 +16604,9 @@
           </w:p>
         </w:tc>
         <w:tc>
+          <w:tcPr>
+            <w:tcW w:w="2731" w:type="dxa"/>
+          </w:tcPr>
           <w:p>
             <w:pPr>
               <w:pStyle w:val="Compact"/>
@@ -15330,6 +16621,9 @@
           </w:p>
         </w:tc>
         <w:tc>
+          <w:tcPr>
+            <w:tcW w:w="1995" w:type="dxa"/>
+          </w:tcPr>
           <w:p>
             <w:pPr>
               <w:pStyle w:val="Compact"/>
@@ -15346,6 +16640,9 @@
           </w:p>
         </w:tc>
         <w:tc>
+          <w:tcPr>
+            <w:tcW w:w="2374" w:type="dxa"/>
+          </w:tcPr>
           <w:p>
             <w:pPr>
               <w:pStyle w:val="Compact"/>
@@ -15365,6 +16662,9 @@
           <w:cantSplit/>
         </w:trPr>
         <w:tc>
+          <w:tcPr>
+            <w:tcW w:w="1972" w:type="dxa"/>
+          </w:tcPr>
           <w:p>
             <w:pPr>
               <w:pStyle w:val="Compact"/>
@@ -15381,6 +16681,9 @@
           </w:p>
         </w:tc>
         <w:tc>
+          <w:tcPr>
+            <w:tcW w:w="2731" w:type="dxa"/>
+          </w:tcPr>
           <w:p>
             <w:pPr>
               <w:pStyle w:val="Compact"/>
@@ -15395,6 +16698,9 @@
           </w:p>
         </w:tc>
         <w:tc>
+          <w:tcPr>
+            <w:tcW w:w="1995" w:type="dxa"/>
+          </w:tcPr>
           <w:p>
             <w:pPr>
               <w:pStyle w:val="Compact"/>
@@ -15411,6 +16717,9 @@
           </w:p>
         </w:tc>
         <w:tc>
+          <w:tcPr>
+            <w:tcW w:w="2374" w:type="dxa"/>
+          </w:tcPr>
           <w:p>
             <w:pPr>
               <w:pStyle w:val="Compact"/>
@@ -15430,6 +16739,9 @@
           <w:cantSplit/>
         </w:trPr>
         <w:tc>
+          <w:tcPr>
+            <w:tcW w:w="1972" w:type="dxa"/>
+          </w:tcPr>
           <w:p>
             <w:pPr>
               <w:pStyle w:val="Compact"/>
@@ -15446,6 +16758,9 @@
           </w:p>
         </w:tc>
         <w:tc>
+          <w:tcPr>
+            <w:tcW w:w="2731" w:type="dxa"/>
+          </w:tcPr>
           <w:p>
             <w:pPr>
               <w:pStyle w:val="Compact"/>
@@ -15460,6 +16775,9 @@
           </w:p>
         </w:tc>
         <w:tc>
+          <w:tcPr>
+            <w:tcW w:w="1995" w:type="dxa"/>
+          </w:tcPr>
           <w:p>
             <w:pPr>
               <w:pStyle w:val="Compact"/>
@@ -15476,6 +16794,9 @@
           </w:p>
         </w:tc>
         <w:tc>
+          <w:tcPr>
+            <w:tcW w:w="2374" w:type="dxa"/>
+          </w:tcPr>
           <w:p>
             <w:pPr>
               <w:pStyle w:val="Compact"/>
@@ -15581,6 +16902,7 @@
     <w:p>
       <w:pPr>
         <w:pStyle w:val="BodyText"/>
+        <w:spacing w:after="160"/>
       </w:pPr>
       <w:r>
         <w:rPr>
@@ -15593,8 +16915,6 @@
     <w:tbl>
       <w:tblPr>
         <w:tblStyle w:val="Table"/>
-        <w:tblW w:type="pct" w:w="0.0"/>
-        <w:tblLayout w:type="autofit"/>
         <w:tblLook w:firstRow="1" w:lastRow="0" w:firstColumn="0" w:lastColumn="0" w:noHBand="0" w:noVBand="0" w:val="0020"/>
         <w:tblBorders>
           <w:top w:val="single" w:sz="4" w:color="D9DEDC"/>
@@ -15610,8 +16930,13 @@
           <w:left w:w="140" w:type="dxa"/>
           <w:right w:w="140" w:type="dxa"/>
         </w:tblCellMar>
+        <w:tblW w:w="9072" w:type="dxa"/>
+        <w:tblLayout w:type="fixed"/>
       </w:tblPr>
-      <w:tblGrid/>
+      <w:tblGrid>
+        <w:gridCol w:w="5777"/>
+        <w:gridCol w:w="3295"/>
+      </w:tblGrid>
       <w:tr>
         <w:trPr>
           <w:cantSplit/>
@@ -15619,6 +16944,7 @@
         </w:trPr>
         <w:tc>
           <w:tcPr>
+            <w:tcW w:w="5777" w:type="dxa"/>
             <w:shd w:val="clear" w:color="auto" w:fill="1F3A34"/>
           </w:tcPr>
           <w:p>
@@ -15638,6 +16964,7 @@
         </w:tc>
         <w:tc>
           <w:tcPr>
+            <w:tcW w:w="3295" w:type="dxa"/>
             <w:shd w:val="clear" w:color="auto" w:fill="1F3A34"/>
           </w:tcPr>
           <w:p>
@@ -15661,6 +16988,9 @@
           <w:cantSplit/>
         </w:trPr>
         <w:tc>
+          <w:tcPr>
+            <w:tcW w:w="5777" w:type="dxa"/>
+          </w:tcPr>
           <w:p>
             <w:pPr>
               <w:pStyle w:val="Compact"/>
@@ -15676,6 +17006,7 @@
         </w:tc>
         <w:tc>
           <w:tcPr>
+            <w:tcW w:w="3295" w:type="dxa"/>
             <w:shd w:val="clear" w:color="auto" w:fill="DCFCE7"/>
           </w:tcPr>
           <w:p>
@@ -15700,6 +17031,7 @@
         </w:trPr>
         <w:tc>
           <w:tcPr>
+            <w:tcW w:w="5777" w:type="dxa"/>
             <w:shd w:val="clear" w:color="auto" w:fill="F6F8F7"/>
           </w:tcPr>
           <w:p>
@@ -15717,6 +17049,7 @@
         </w:tc>
         <w:tc>
           <w:tcPr>
+            <w:tcW w:w="3295" w:type="dxa"/>
             <w:shd w:val="clear" w:color="auto" w:fill="FEF3C7"/>
           </w:tcPr>
           <w:p>
@@ -15740,6 +17073,9 @@
           <w:cantSplit/>
         </w:trPr>
         <w:tc>
+          <w:tcPr>
+            <w:tcW w:w="5777" w:type="dxa"/>
+          </w:tcPr>
           <w:p>
             <w:pPr>
               <w:pStyle w:val="Compact"/>
@@ -15755,6 +17091,7 @@
         </w:tc>
         <w:tc>
           <w:tcPr>
+            <w:tcW w:w="3295" w:type="dxa"/>
             <w:shd w:val="clear" w:color="auto" w:fill="FFEDD5"/>
           </w:tcPr>
           <w:p>
@@ -15779,6 +17116,7 @@
         </w:trPr>
         <w:tc>
           <w:tcPr>
+            <w:tcW w:w="5777" w:type="dxa"/>
             <w:shd w:val="clear" w:color="auto" w:fill="F6F8F7"/>
           </w:tcPr>
           <w:p>
@@ -15796,6 +17134,7 @@
         </w:tc>
         <w:tc>
           <w:tcPr>
+            <w:tcW w:w="3295" w:type="dxa"/>
             <w:shd w:val="clear" w:color="auto" w:fill="FEE2E2"/>
           </w:tcPr>
           <w:p>
@@ -15818,6 +17157,7 @@
     <w:p>
       <w:pPr>
         <w:pStyle w:val="BodyText"/>
+        <w:spacing w:before="200"/>
       </w:pPr>
       <w:r>
         <w:t xml:space="preserve">Este componente está hoy en</w:t>
@@ -16115,6 +17455,7 @@
     <w:p>
       <w:pPr>
         <w:pStyle w:val="FirstParagraph"/>
+        <w:spacing w:after="160"/>
       </w:pPr>
       <w:r>
         <w:t xml:space="preserve">El porcentaje de personas que viven en hogares urbanos pobres, estimado para el semestre móvil que termina en el mes del dato. No es la cifra oficial del INDEC, que se publica dos veces al año: es una proyección que se actualiza todos los meses.</w:t>
@@ -16123,8 +17464,6 @@
     <w:tbl>
       <w:tblPr>
         <w:tblStyle w:val="Table"/>
-        <w:tblW w:type="pct" w:w="5000.0"/>
-        <w:tblLayout w:type="autofit"/>
         <w:tblLook w:firstRow="0" w:lastRow="0" w:firstColumn="0" w:lastColumn="0" w:noHBand="0" w:noVBand="0" w:val="0000"/>
         <w:tblBorders>
           <w:top w:val="single" w:sz="4" w:color="D9DEDC"/>
@@ -16140,18 +17479,23 @@
           <w:left w:w="140" w:type="dxa"/>
           <w:right w:w="140" w:type="dxa"/>
         </w:tblCellMar>
+        <w:tblW w:w="9072" w:type="dxa"/>
+        <w:tblLayout w:type="fixed"/>
       </w:tblPr>
       <w:tblGrid>
-        <w:gridCol w:w="1980"/>
-        <w:gridCol w:w="1980"/>
-        <w:gridCol w:w="1980"/>
-        <w:gridCol w:w="1980"/>
+        <w:gridCol w:w="2921"/>
+        <w:gridCol w:w="1191"/>
+        <w:gridCol w:w="2560"/>
+        <w:gridCol w:w="2400"/>
       </w:tblGrid>
       <w:tr>
         <w:trPr>
           <w:cantSplit/>
         </w:trPr>
         <w:tc>
+          <w:tcPr>
+            <w:tcW w:w="2921" w:type="dxa"/>
+          </w:tcPr>
           <w:p>
             <w:pPr>
               <w:pStyle w:val="Compact"/>
@@ -16181,6 +17525,7 @@
         </w:tc>
         <w:tc>
           <w:tcPr>
+            <w:tcW w:w="1191" w:type="dxa"/>
             <w:shd w:val="clear" w:color="auto" w:fill="DCFCE7"/>
           </w:tcPr>
           <w:p>
@@ -16200,6 +17545,9 @@
           </w:p>
         </w:tc>
         <w:tc>
+          <w:tcPr>
+            <w:tcW w:w="2560" w:type="dxa"/>
+          </w:tcPr>
           <w:p>
             <w:pPr>
               <w:pStyle w:val="Compact"/>
@@ -16214,6 +17562,9 @@
           </w:p>
         </w:tc>
         <w:tc>
+          <w:tcPr>
+            <w:tcW w:w="2400" w:type="dxa"/>
+          </w:tcPr>
           <w:p>
             <w:pPr>
               <w:pStyle w:val="Compact"/>
@@ -16234,6 +17585,7 @@
       <w:pPr>
         <w:pStyle w:val="Heading2"/>
         <w:keepNext/>
+        <w:spacing w:after="160"/>
       </w:pPr>
       <w:r>
         <w:t xml:space="preserve">Identificación</w:t>
@@ -16242,8 +17594,6 @@
     <w:tbl>
       <w:tblPr>
         <w:tblStyle w:val="Table"/>
-        <w:tblW w:type="pct" w:w="5000.0"/>
-        <w:tblLayout w:type="autofit"/>
         <w:tblLook w:firstRow="0" w:lastRow="0" w:firstColumn="0" w:lastColumn="0" w:noHBand="0" w:noVBand="0" w:val="0000"/>
         <w:tblBorders>
           <w:top w:val="single" w:sz="4" w:color="D9DEDC"/>
@@ -16259,18 +17609,23 @@
           <w:left w:w="140" w:type="dxa"/>
           <w:right w:w="140" w:type="dxa"/>
         </w:tblCellMar>
+        <w:tblW w:w="9072" w:type="dxa"/>
+        <w:tblLayout w:type="fixed"/>
       </w:tblPr>
       <w:tblGrid>
-        <w:gridCol w:w="1980"/>
-        <w:gridCol w:w="1980"/>
-        <w:gridCol w:w="1980"/>
-        <w:gridCol w:w="1980"/>
+        <w:gridCol w:w="1843"/>
+        <w:gridCol w:w="2830"/>
+        <w:gridCol w:w="1858"/>
+        <w:gridCol w:w="2541"/>
       </w:tblGrid>
       <w:tr>
         <w:trPr>
           <w:cantSplit/>
         </w:trPr>
         <w:tc>
+          <w:tcPr>
+            <w:tcW w:w="1843" w:type="dxa"/>
+          </w:tcPr>
           <w:p>
             <w:pPr>
               <w:pStyle w:val="Compact"/>
@@ -16287,6 +17642,9 @@
           </w:p>
         </w:tc>
         <w:tc>
+          <w:tcPr>
+            <w:tcW w:w="2830" w:type="dxa"/>
+          </w:tcPr>
           <w:p>
             <w:pPr>
               <w:pStyle w:val="Compact"/>
@@ -16301,6 +17659,9 @@
           </w:p>
         </w:tc>
         <w:tc>
+          <w:tcPr>
+            <w:tcW w:w="1858" w:type="dxa"/>
+          </w:tcPr>
           <w:p>
             <w:pPr>
               <w:pStyle w:val="Compact"/>
@@ -16317,6 +17678,9 @@
           </w:p>
         </w:tc>
         <w:tc>
+          <w:tcPr>
+            <w:tcW w:w="2541" w:type="dxa"/>
+          </w:tcPr>
           <w:p>
             <w:pPr>
               <w:pStyle w:val="Compact"/>
@@ -16336,6 +17700,9 @@
           <w:cantSplit/>
         </w:trPr>
         <w:tc>
+          <w:tcPr>
+            <w:tcW w:w="1843" w:type="dxa"/>
+          </w:tcPr>
           <w:p>
             <w:pPr>
               <w:pStyle w:val="Compact"/>
@@ -16352,6 +17719,9 @@
           </w:p>
         </w:tc>
         <w:tc>
+          <w:tcPr>
+            <w:tcW w:w="2830" w:type="dxa"/>
+          </w:tcPr>
           <w:p>
             <w:pPr>
               <w:pStyle w:val="Compact"/>
@@ -16366,6 +17736,9 @@
           </w:p>
         </w:tc>
         <w:tc>
+          <w:tcPr>
+            <w:tcW w:w="1858" w:type="dxa"/>
+          </w:tcPr>
           <w:p>
             <w:pPr>
               <w:pStyle w:val="Compact"/>
@@ -16382,6 +17755,9 @@
           </w:p>
         </w:tc>
         <w:tc>
+          <w:tcPr>
+            <w:tcW w:w="2541" w:type="dxa"/>
+          </w:tcPr>
           <w:p>
             <w:pPr>
               <w:pStyle w:val="Compact"/>
@@ -16401,6 +17777,9 @@
           <w:cantSplit/>
         </w:trPr>
         <w:tc>
+          <w:tcPr>
+            <w:tcW w:w="1843" w:type="dxa"/>
+          </w:tcPr>
           <w:p>
             <w:pPr>
               <w:pStyle w:val="Compact"/>
@@ -16417,6 +17796,9 @@
           </w:p>
         </w:tc>
         <w:tc>
+          <w:tcPr>
+            <w:tcW w:w="2830" w:type="dxa"/>
+          </w:tcPr>
           <w:p>
             <w:pPr>
               <w:pStyle w:val="Compact"/>
@@ -16431,6 +17813,9 @@
           </w:p>
         </w:tc>
         <w:tc>
+          <w:tcPr>
+            <w:tcW w:w="1858" w:type="dxa"/>
+          </w:tcPr>
           <w:p>
             <w:pPr>
               <w:pStyle w:val="Compact"/>
@@ -16447,6 +17832,9 @@
           </w:p>
         </w:tc>
         <w:tc>
+          <w:tcPr>
+            <w:tcW w:w="2541" w:type="dxa"/>
+          </w:tcPr>
           <w:p>
             <w:pPr>
               <w:pStyle w:val="Compact"/>
@@ -16466,6 +17854,9 @@
           <w:cantSplit/>
         </w:trPr>
         <w:tc>
+          <w:tcPr>
+            <w:tcW w:w="1843" w:type="dxa"/>
+          </w:tcPr>
           <w:p>
             <w:pPr>
               <w:pStyle w:val="Compact"/>
@@ -16482,6 +17873,9 @@
           </w:p>
         </w:tc>
         <w:tc>
+          <w:tcPr>
+            <w:tcW w:w="2830" w:type="dxa"/>
+          </w:tcPr>
           <w:p>
             <w:pPr>
               <w:pStyle w:val="Compact"/>
@@ -16496,6 +17890,9 @@
           </w:p>
         </w:tc>
         <w:tc>
+          <w:tcPr>
+            <w:tcW w:w="1858" w:type="dxa"/>
+          </w:tcPr>
           <w:p>
             <w:pPr>
               <w:pStyle w:val="Compact"/>
@@ -16512,6 +17909,9 @@
           </w:p>
         </w:tc>
         <w:tc>
+          <w:tcPr>
+            <w:tcW w:w="2541" w:type="dxa"/>
+          </w:tcPr>
           <w:p>
             <w:pPr>
               <w:pStyle w:val="Compact"/>
@@ -16531,6 +17931,9 @@
           <w:cantSplit/>
         </w:trPr>
         <w:tc>
+          <w:tcPr>
+            <w:tcW w:w="1843" w:type="dxa"/>
+          </w:tcPr>
           <w:p>
             <w:pPr>
               <w:pStyle w:val="Compact"/>
@@ -16547,6 +17950,9 @@
           </w:p>
         </w:tc>
         <w:tc>
+          <w:tcPr>
+            <w:tcW w:w="2830" w:type="dxa"/>
+          </w:tcPr>
           <w:p>
             <w:pPr>
               <w:pStyle w:val="Compact"/>
@@ -16561,6 +17967,9 @@
           </w:p>
         </w:tc>
         <w:tc>
+          <w:tcPr>
+            <w:tcW w:w="1858" w:type="dxa"/>
+          </w:tcPr>
           <w:p>
             <w:pPr>
               <w:pStyle w:val="Compact"/>
@@ -16577,6 +17986,9 @@
           </w:p>
         </w:tc>
         <w:tc>
+          <w:tcPr>
+            <w:tcW w:w="2541" w:type="dxa"/>
+          </w:tcPr>
           <w:p>
             <w:pPr>
               <w:pStyle w:val="Compact"/>
@@ -16694,6 +18106,7 @@
     <w:p>
       <w:pPr>
         <w:pStyle w:val="BodyText"/>
+        <w:spacing w:after="160"/>
       </w:pPr>
       <w:r>
         <w:rPr>
@@ -16706,8 +18119,6 @@
     <w:tbl>
       <w:tblPr>
         <w:tblStyle w:val="Table"/>
-        <w:tblW w:type="pct" w:w="0.0"/>
-        <w:tblLayout w:type="autofit"/>
         <w:tblLook w:firstRow="1" w:lastRow="0" w:firstColumn="0" w:lastColumn="0" w:noHBand="0" w:noVBand="0" w:val="0020"/>
         <w:tblBorders>
           <w:top w:val="single" w:sz="4" w:color="D9DEDC"/>
@@ -16723,8 +18134,13 @@
           <w:left w:w="140" w:type="dxa"/>
           <w:right w:w="140" w:type="dxa"/>
         </w:tblCellMar>
+        <w:tblW w:w="9072" w:type="dxa"/>
+        <w:tblLayout w:type="fixed"/>
       </w:tblPr>
-      <w:tblGrid/>
+      <w:tblGrid>
+        <w:gridCol w:w="5777"/>
+        <w:gridCol w:w="3295"/>
+      </w:tblGrid>
       <w:tr>
         <w:trPr>
           <w:cantSplit/>
@@ -16732,6 +18148,7 @@
         </w:trPr>
         <w:tc>
           <w:tcPr>
+            <w:tcW w:w="5777" w:type="dxa"/>
             <w:shd w:val="clear" w:color="auto" w:fill="1F3A34"/>
           </w:tcPr>
           <w:p>
@@ -16751,6 +18168,7 @@
         </w:tc>
         <w:tc>
           <w:tcPr>
+            <w:tcW w:w="3295" w:type="dxa"/>
             <w:shd w:val="clear" w:color="auto" w:fill="1F3A34"/>
           </w:tcPr>
           <w:p>
@@ -16774,6 +18192,9 @@
           <w:cantSplit/>
         </w:trPr>
         <w:tc>
+          <w:tcPr>
+            <w:tcW w:w="5777" w:type="dxa"/>
+          </w:tcPr>
           <w:p>
             <w:pPr>
               <w:pStyle w:val="Compact"/>
@@ -16789,6 +18210,7 @@
         </w:tc>
         <w:tc>
           <w:tcPr>
+            <w:tcW w:w="3295" w:type="dxa"/>
             <w:shd w:val="clear" w:color="auto" w:fill="DCFCE7"/>
           </w:tcPr>
           <w:p>
@@ -16813,6 +18235,7 @@
         </w:trPr>
         <w:tc>
           <w:tcPr>
+            <w:tcW w:w="5777" w:type="dxa"/>
             <w:shd w:val="clear" w:color="auto" w:fill="F6F8F7"/>
           </w:tcPr>
           <w:p>
@@ -16830,6 +18253,7 @@
         </w:tc>
         <w:tc>
           <w:tcPr>
+            <w:tcW w:w="3295" w:type="dxa"/>
             <w:shd w:val="clear" w:color="auto" w:fill="FEF3C7"/>
           </w:tcPr>
           <w:p>
@@ -16853,6 +18277,9 @@
           <w:cantSplit/>
         </w:trPr>
         <w:tc>
+          <w:tcPr>
+            <w:tcW w:w="5777" w:type="dxa"/>
+          </w:tcPr>
           <w:p>
             <w:pPr>
               <w:pStyle w:val="Compact"/>
@@ -16868,6 +18295,7 @@
         </w:tc>
         <w:tc>
           <w:tcPr>
+            <w:tcW w:w="3295" w:type="dxa"/>
             <w:shd w:val="clear" w:color="auto" w:fill="FFEDD5"/>
           </w:tcPr>
           <w:p>
@@ -16892,6 +18320,7 @@
         </w:trPr>
         <w:tc>
           <w:tcPr>
+            <w:tcW w:w="5777" w:type="dxa"/>
             <w:shd w:val="clear" w:color="auto" w:fill="F6F8F7"/>
           </w:tcPr>
           <w:p>
@@ -16909,6 +18338,7 @@
         </w:tc>
         <w:tc>
           <w:tcPr>
+            <w:tcW w:w="3295" w:type="dxa"/>
             <w:shd w:val="clear" w:color="auto" w:fill="FEE2E2"/>
           </w:tcPr>
           <w:p>
@@ -16931,6 +18361,7 @@
     <w:p>
       <w:pPr>
         <w:pStyle w:val="BodyText"/>
+        <w:spacing w:before="200"/>
       </w:pPr>
       <w:r>
         <w:t xml:space="preserve">Este componente está hoy en</w:t>
@@ -17230,6 +18661,7 @@
     <w:p>
       <w:pPr>
         <w:pStyle w:val="FirstParagraph"/>
+        <w:spacing w:after="160"/>
       </w:pPr>
       <w:r>
         <w:t xml:space="preserve">La urgencia económica que percibe la sociedad, medida por cuánto se busca en internet sobre inflación, precios, inseguridad y trabajo.</w:t>
@@ -17238,8 +18670,6 @@
     <w:tbl>
       <w:tblPr>
         <w:tblStyle w:val="Table"/>
-        <w:tblW w:type="pct" w:w="5000.0"/>
-        <w:tblLayout w:type="autofit"/>
         <w:tblLook w:firstRow="0" w:lastRow="0" w:firstColumn="0" w:lastColumn="0" w:noHBand="0" w:noVBand="0" w:val="0000"/>
         <w:tblBorders>
           <w:top w:val="single" w:sz="4" w:color="D9DEDC"/>
@@ -17255,18 +18685,23 @@
           <w:left w:w="140" w:type="dxa"/>
           <w:right w:w="140" w:type="dxa"/>
         </w:tblCellMar>
+        <w:tblW w:w="9072" w:type="dxa"/>
+        <w:tblLayout w:type="fixed"/>
       </w:tblPr>
       <w:tblGrid>
-        <w:gridCol w:w="1980"/>
-        <w:gridCol w:w="1980"/>
-        <w:gridCol w:w="1980"/>
-        <w:gridCol w:w="1980"/>
+        <w:gridCol w:w="2921"/>
+        <w:gridCol w:w="1191"/>
+        <w:gridCol w:w="2560"/>
+        <w:gridCol w:w="2400"/>
       </w:tblGrid>
       <w:tr>
         <w:trPr>
           <w:cantSplit/>
         </w:trPr>
         <w:tc>
+          <w:tcPr>
+            <w:tcW w:w="2921" w:type="dxa"/>
+          </w:tcPr>
           <w:p>
             <w:pPr>
               <w:pStyle w:val="Compact"/>
@@ -17296,6 +18731,7 @@
         </w:tc>
         <w:tc>
           <w:tcPr>
+            <w:tcW w:w="1191" w:type="dxa"/>
             <w:shd w:val="clear" w:color="auto" w:fill="DCFCE7"/>
           </w:tcPr>
           <w:p>
@@ -17315,6 +18751,9 @@
           </w:p>
         </w:tc>
         <w:tc>
+          <w:tcPr>
+            <w:tcW w:w="2560" w:type="dxa"/>
+          </w:tcPr>
           <w:p>
             <w:pPr>
               <w:pStyle w:val="Compact"/>
@@ -17329,6 +18768,9 @@
           </w:p>
         </w:tc>
         <w:tc>
+          <w:tcPr>
+            <w:tcW w:w="2400" w:type="dxa"/>
+          </w:tcPr>
           <w:p>
             <w:pPr>
               <w:pStyle w:val="Compact"/>
@@ -17349,6 +18791,7 @@
       <w:pPr>
         <w:pStyle w:val="Heading2"/>
         <w:keepNext/>
+        <w:spacing w:after="160"/>
       </w:pPr>
       <w:r>
         <w:t xml:space="preserve">Identificación</w:t>
@@ -17357,8 +18800,6 @@
     <w:tbl>
       <w:tblPr>
         <w:tblStyle w:val="Table"/>
-        <w:tblW w:type="pct" w:w="5000.0"/>
-        <w:tblLayout w:type="autofit"/>
         <w:tblLook w:firstRow="0" w:lastRow="0" w:firstColumn="0" w:lastColumn="0" w:noHBand="0" w:noVBand="0" w:val="0000"/>
         <w:tblBorders>
           <w:top w:val="single" w:sz="4" w:color="D9DEDC"/>
@@ -17374,18 +18815,23 @@
           <w:left w:w="140" w:type="dxa"/>
           <w:right w:w="140" w:type="dxa"/>
         </w:tblCellMar>
+        <w:tblW w:w="9072" w:type="dxa"/>
+        <w:tblLayout w:type="fixed"/>
       </w:tblPr>
       <w:tblGrid>
-        <w:gridCol w:w="1980"/>
-        <w:gridCol w:w="1980"/>
-        <w:gridCol w:w="1980"/>
-        <w:gridCol w:w="1980"/>
+        <w:gridCol w:w="1826"/>
+        <w:gridCol w:w="3019"/>
+        <w:gridCol w:w="1840"/>
+        <w:gridCol w:w="2387"/>
       </w:tblGrid>
       <w:tr>
         <w:trPr>
           <w:cantSplit/>
         </w:trPr>
         <w:tc>
+          <w:tcPr>
+            <w:tcW w:w="1826" w:type="dxa"/>
+          </w:tcPr>
           <w:p>
             <w:pPr>
               <w:pStyle w:val="Compact"/>
@@ -17402,6 +18848,9 @@
           </w:p>
         </w:tc>
         <w:tc>
+          <w:tcPr>
+            <w:tcW w:w="3019" w:type="dxa"/>
+          </w:tcPr>
           <w:p>
             <w:pPr>
               <w:pStyle w:val="Compact"/>
@@ -17416,6 +18865,9 @@
           </w:p>
         </w:tc>
         <w:tc>
+          <w:tcPr>
+            <w:tcW w:w="1840" w:type="dxa"/>
+          </w:tcPr>
           <w:p>
             <w:pPr>
               <w:pStyle w:val="Compact"/>
@@ -17432,6 +18884,9 @@
           </w:p>
         </w:tc>
         <w:tc>
+          <w:tcPr>
+            <w:tcW w:w="2387" w:type="dxa"/>
+          </w:tcPr>
           <w:p>
             <w:pPr>
               <w:pStyle w:val="Compact"/>
@@ -17451,6 +18906,9 @@
           <w:cantSplit/>
         </w:trPr>
         <w:tc>
+          <w:tcPr>
+            <w:tcW w:w="1826" w:type="dxa"/>
+          </w:tcPr>
           <w:p>
             <w:pPr>
               <w:pStyle w:val="Compact"/>
@@ -17467,6 +18925,9 @@
           </w:p>
         </w:tc>
         <w:tc>
+          <w:tcPr>
+            <w:tcW w:w="3019" w:type="dxa"/>
+          </w:tcPr>
           <w:p>
             <w:pPr>
               <w:pStyle w:val="Compact"/>
@@ -17481,6 +18942,9 @@
           </w:p>
         </w:tc>
         <w:tc>
+          <w:tcPr>
+            <w:tcW w:w="1840" w:type="dxa"/>
+          </w:tcPr>
           <w:p>
             <w:pPr>
               <w:pStyle w:val="Compact"/>
@@ -17497,6 +18961,9 @@
           </w:p>
         </w:tc>
         <w:tc>
+          <w:tcPr>
+            <w:tcW w:w="2387" w:type="dxa"/>
+          </w:tcPr>
           <w:p>
             <w:pPr>
               <w:pStyle w:val="Compact"/>
@@ -17516,6 +18983,9 @@
           <w:cantSplit/>
         </w:trPr>
         <w:tc>
+          <w:tcPr>
+            <w:tcW w:w="1826" w:type="dxa"/>
+          </w:tcPr>
           <w:p>
             <w:pPr>
               <w:pStyle w:val="Compact"/>
@@ -17532,6 +19002,9 @@
           </w:p>
         </w:tc>
         <w:tc>
+          <w:tcPr>
+            <w:tcW w:w="3019" w:type="dxa"/>
+          </w:tcPr>
           <w:p>
             <w:pPr>
               <w:pStyle w:val="Compact"/>
@@ -17546,6 +19019,9 @@
           </w:p>
         </w:tc>
         <w:tc>
+          <w:tcPr>
+            <w:tcW w:w="1840" w:type="dxa"/>
+          </w:tcPr>
           <w:p>
             <w:pPr>
               <w:pStyle w:val="Compact"/>
@@ -17562,6 +19038,9 @@
           </w:p>
         </w:tc>
         <w:tc>
+          <w:tcPr>
+            <w:tcW w:w="2387" w:type="dxa"/>
+          </w:tcPr>
           <w:p>
             <w:pPr>
               <w:pStyle w:val="Compact"/>
@@ -17581,6 +19060,9 @@
           <w:cantSplit/>
         </w:trPr>
         <w:tc>
+          <w:tcPr>
+            <w:tcW w:w="1826" w:type="dxa"/>
+          </w:tcPr>
           <w:p>
             <w:pPr>
               <w:pStyle w:val="Compact"/>
@@ -17597,6 +19079,9 @@
           </w:p>
         </w:tc>
         <w:tc>
+          <w:tcPr>
+            <w:tcW w:w="3019" w:type="dxa"/>
+          </w:tcPr>
           <w:p>
             <w:pPr>
               <w:pStyle w:val="Compact"/>
@@ -17611,6 +19096,9 @@
           </w:p>
         </w:tc>
         <w:tc>
+          <w:tcPr>
+            <w:tcW w:w="1840" w:type="dxa"/>
+          </w:tcPr>
           <w:p>
             <w:pPr>
               <w:pStyle w:val="Compact"/>
@@ -17627,6 +19115,9 @@
           </w:p>
         </w:tc>
         <w:tc>
+          <w:tcPr>
+            <w:tcW w:w="2387" w:type="dxa"/>
+          </w:tcPr>
           <w:p>
             <w:pPr>
               <w:pStyle w:val="Compact"/>
@@ -17646,6 +19137,9 @@
           <w:cantSplit/>
         </w:trPr>
         <w:tc>
+          <w:tcPr>
+            <w:tcW w:w="1826" w:type="dxa"/>
+          </w:tcPr>
           <w:p>
             <w:pPr>
               <w:pStyle w:val="Compact"/>
@@ -17662,6 +19156,9 @@
           </w:p>
         </w:tc>
         <w:tc>
+          <w:tcPr>
+            <w:tcW w:w="3019" w:type="dxa"/>
+          </w:tcPr>
           <w:p>
             <w:pPr>
               <w:pStyle w:val="Compact"/>
@@ -17676,6 +19173,9 @@
           </w:p>
         </w:tc>
         <w:tc>
+          <w:tcPr>
+            <w:tcW w:w="1840" w:type="dxa"/>
+          </w:tcPr>
           <w:p>
             <w:pPr>
               <w:pStyle w:val="Compact"/>
@@ -17692,6 +19192,9 @@
           </w:p>
         </w:tc>
         <w:tc>
+          <w:tcPr>
+            <w:tcW w:w="2387" w:type="dxa"/>
+          </w:tcPr>
           <w:p>
             <w:pPr>
               <w:pStyle w:val="Compact"/>
@@ -17809,6 +19312,7 @@
     <w:p>
       <w:pPr>
         <w:pStyle w:val="BodyText"/>
+        <w:spacing w:after="160"/>
       </w:pPr>
       <w:r>
         <w:rPr>
@@ -17821,8 +19325,6 @@
     <w:tbl>
       <w:tblPr>
         <w:tblStyle w:val="Table"/>
-        <w:tblW w:type="pct" w:w="0.0"/>
-        <w:tblLayout w:type="autofit"/>
         <w:tblLook w:firstRow="1" w:lastRow="0" w:firstColumn="0" w:lastColumn="0" w:noHBand="0" w:noVBand="0" w:val="0020"/>
         <w:tblBorders>
           <w:top w:val="single" w:sz="4" w:color="D9DEDC"/>
@@ -17838,8 +19340,13 @@
           <w:left w:w="140" w:type="dxa"/>
           <w:right w:w="140" w:type="dxa"/>
         </w:tblCellMar>
+        <w:tblW w:w="9072" w:type="dxa"/>
+        <w:tblLayout w:type="fixed"/>
       </w:tblPr>
-      <w:tblGrid/>
+      <w:tblGrid>
+        <w:gridCol w:w="5777"/>
+        <w:gridCol w:w="3295"/>
+      </w:tblGrid>
       <w:tr>
         <w:trPr>
           <w:cantSplit/>
@@ -17847,6 +19354,7 @@
         </w:trPr>
         <w:tc>
           <w:tcPr>
+            <w:tcW w:w="5777" w:type="dxa"/>
             <w:shd w:val="clear" w:color="auto" w:fill="1F3A34"/>
           </w:tcPr>
           <w:p>
@@ -17866,6 +19374,7 @@
         </w:tc>
         <w:tc>
           <w:tcPr>
+            <w:tcW w:w="3295" w:type="dxa"/>
             <w:shd w:val="clear" w:color="auto" w:fill="1F3A34"/>
           </w:tcPr>
           <w:p>
@@ -17889,6 +19398,9 @@
           <w:cantSplit/>
         </w:trPr>
         <w:tc>
+          <w:tcPr>
+            <w:tcW w:w="5777" w:type="dxa"/>
+          </w:tcPr>
           <w:p>
             <w:pPr>
               <w:pStyle w:val="Compact"/>
@@ -17904,6 +19416,7 @@
         </w:tc>
         <w:tc>
           <w:tcPr>
+            <w:tcW w:w="3295" w:type="dxa"/>
             <w:shd w:val="clear" w:color="auto" w:fill="DCFCE7"/>
           </w:tcPr>
           <w:p>
@@ -17928,6 +19441,7 @@
         </w:trPr>
         <w:tc>
           <w:tcPr>
+            <w:tcW w:w="5777" w:type="dxa"/>
             <w:shd w:val="clear" w:color="auto" w:fill="F6F8F7"/>
           </w:tcPr>
           <w:p>
@@ -17945,6 +19459,7 @@
         </w:tc>
         <w:tc>
           <w:tcPr>
+            <w:tcW w:w="3295" w:type="dxa"/>
             <w:shd w:val="clear" w:color="auto" w:fill="FEF3C7"/>
           </w:tcPr>
           <w:p>
@@ -17968,6 +19483,9 @@
           <w:cantSplit/>
         </w:trPr>
         <w:tc>
+          <w:tcPr>
+            <w:tcW w:w="5777" w:type="dxa"/>
+          </w:tcPr>
           <w:p>
             <w:pPr>
               <w:pStyle w:val="Compact"/>
@@ -17983,6 +19501,7 @@
         </w:tc>
         <w:tc>
           <w:tcPr>
+            <w:tcW w:w="3295" w:type="dxa"/>
             <w:shd w:val="clear" w:color="auto" w:fill="FFEDD5"/>
           </w:tcPr>
           <w:p>
@@ -18007,6 +19526,7 @@
         </w:trPr>
         <w:tc>
           <w:tcPr>
+            <w:tcW w:w="5777" w:type="dxa"/>
             <w:shd w:val="clear" w:color="auto" w:fill="F6F8F7"/>
           </w:tcPr>
           <w:p>
@@ -18024,6 +19544,7 @@
         </w:tc>
         <w:tc>
           <w:tcPr>
+            <w:tcW w:w="3295" w:type="dxa"/>
             <w:shd w:val="clear" w:color="auto" w:fill="FEE2E2"/>
           </w:tcPr>
           <w:p>
@@ -18046,6 +19567,7 @@
     <w:p>
       <w:pPr>
         <w:pStyle w:val="BodyText"/>
+        <w:spacing w:before="200"/>
       </w:pPr>
       <w:r>
         <w:t xml:space="preserve">Este componente está hoy en</w:t>
@@ -18355,6 +19877,7 @@
     <w:p>
       <w:pPr>
         <w:pStyle w:val="FirstParagraph"/>
+        <w:spacing w:after="160"/>
       </w:pPr>
       <w:r>
         <w:t xml:space="preserve">Cuántas motos se patentan en el mes.</w:t>
@@ -18363,8 +19886,6 @@
     <w:tbl>
       <w:tblPr>
         <w:tblStyle w:val="Table"/>
-        <w:tblW w:type="pct" w:w="5000.0"/>
-        <w:tblLayout w:type="autofit"/>
         <w:tblLook w:firstRow="0" w:lastRow="0" w:firstColumn="0" w:lastColumn="0" w:noHBand="0" w:noVBand="0" w:val="0000"/>
         <w:tblBorders>
           <w:top w:val="single" w:sz="4" w:color="D9DEDC"/>
@@ -18380,18 +19901,23 @@
           <w:left w:w="140" w:type="dxa"/>
           <w:right w:w="140" w:type="dxa"/>
         </w:tblCellMar>
+        <w:tblW w:w="9072" w:type="dxa"/>
+        <w:tblLayout w:type="fixed"/>
       </w:tblPr>
       <w:tblGrid>
-        <w:gridCol w:w="1980"/>
-        <w:gridCol w:w="1980"/>
-        <w:gridCol w:w="1980"/>
-        <w:gridCol w:w="1980"/>
+        <w:gridCol w:w="2817"/>
+        <w:gridCol w:w="1204"/>
+        <w:gridCol w:w="2609"/>
+        <w:gridCol w:w="2442"/>
       </w:tblGrid>
       <w:tr>
         <w:trPr>
           <w:cantSplit/>
         </w:trPr>
         <w:tc>
+          <w:tcPr>
+            <w:tcW w:w="2817" w:type="dxa"/>
+          </w:tcPr>
           <w:p>
             <w:pPr>
               <w:pStyle w:val="Compact"/>
@@ -18421,6 +19947,7 @@
         </w:tc>
         <w:tc>
           <w:tcPr>
+            <w:tcW w:w="1204" w:type="dxa"/>
             <w:shd w:val="clear" w:color="auto" w:fill="DCFCE7"/>
           </w:tcPr>
           <w:p>
@@ -18440,6 +19967,9 @@
           </w:p>
         </w:tc>
         <w:tc>
+          <w:tcPr>
+            <w:tcW w:w="2609" w:type="dxa"/>
+          </w:tcPr>
           <w:p>
             <w:pPr>
               <w:pStyle w:val="Compact"/>
@@ -18454,6 +19984,9 @@
           </w:p>
         </w:tc>
         <w:tc>
+          <w:tcPr>
+            <w:tcW w:w="2442" w:type="dxa"/>
+          </w:tcPr>
           <w:p>
             <w:pPr>
               <w:pStyle w:val="Compact"/>
@@ -18474,6 +20007,7 @@
       <w:pPr>
         <w:pStyle w:val="Heading2"/>
         <w:keepNext/>
+        <w:spacing w:after="160"/>
       </w:pPr>
       <w:r>
         <w:t xml:space="preserve">Identificación</w:t>
@@ -18482,8 +20016,6 @@
     <w:tbl>
       <w:tblPr>
         <w:tblStyle w:val="Table"/>
-        <w:tblW w:type="pct" w:w="5000.0"/>
-        <w:tblLayout w:type="autofit"/>
         <w:tblLook w:firstRow="0" w:lastRow="0" w:firstColumn="0" w:lastColumn="0" w:noHBand="0" w:noVBand="0" w:val="0000"/>
         <w:tblBorders>
           <w:top w:val="single" w:sz="4" w:color="D9DEDC"/>
@@ -18499,18 +20031,23 @@
           <w:left w:w="140" w:type="dxa"/>
           <w:right w:w="140" w:type="dxa"/>
         </w:tblCellMar>
+        <w:tblW w:w="9072" w:type="dxa"/>
+        <w:tblLayout w:type="fixed"/>
       </w:tblPr>
       <w:tblGrid>
-        <w:gridCol w:w="1980"/>
-        <w:gridCol w:w="1980"/>
-        <w:gridCol w:w="1980"/>
-        <w:gridCol w:w="1980"/>
+        <w:gridCol w:w="1855"/>
+        <w:gridCol w:w="2915"/>
+        <w:gridCol w:w="1871"/>
+        <w:gridCol w:w="2431"/>
       </w:tblGrid>
       <w:tr>
         <w:trPr>
           <w:cantSplit/>
         </w:trPr>
         <w:tc>
+          <w:tcPr>
+            <w:tcW w:w="1855" w:type="dxa"/>
+          </w:tcPr>
           <w:p>
             <w:pPr>
               <w:pStyle w:val="Compact"/>
@@ -18527,6 +20064,9 @@
           </w:p>
         </w:tc>
         <w:tc>
+          <w:tcPr>
+            <w:tcW w:w="2915" w:type="dxa"/>
+          </w:tcPr>
           <w:p>
             <w:pPr>
               <w:pStyle w:val="Compact"/>
@@ -18541,6 +20081,9 @@
           </w:p>
         </w:tc>
         <w:tc>
+          <w:tcPr>
+            <w:tcW w:w="1871" w:type="dxa"/>
+          </w:tcPr>
           <w:p>
             <w:pPr>
               <w:pStyle w:val="Compact"/>
@@ -18557,6 +20100,9 @@
           </w:p>
         </w:tc>
         <w:tc>
+          <w:tcPr>
+            <w:tcW w:w="2431" w:type="dxa"/>
+          </w:tcPr>
           <w:p>
             <w:pPr>
               <w:pStyle w:val="Compact"/>
@@ -18576,6 +20122,9 @@
           <w:cantSplit/>
         </w:trPr>
         <w:tc>
+          <w:tcPr>
+            <w:tcW w:w="1855" w:type="dxa"/>
+          </w:tcPr>
           <w:p>
             <w:pPr>
               <w:pStyle w:val="Compact"/>
@@ -18592,6 +20141,9 @@
           </w:p>
         </w:tc>
         <w:tc>
+          <w:tcPr>
+            <w:tcW w:w="2915" w:type="dxa"/>
+          </w:tcPr>
           <w:p>
             <w:pPr>
               <w:pStyle w:val="Compact"/>
@@ -18606,6 +20158,9 @@
           </w:p>
         </w:tc>
         <w:tc>
+          <w:tcPr>
+            <w:tcW w:w="1871" w:type="dxa"/>
+          </w:tcPr>
           <w:p>
             <w:pPr>
               <w:pStyle w:val="Compact"/>
@@ -18622,6 +20177,9 @@
           </w:p>
         </w:tc>
         <w:tc>
+          <w:tcPr>
+            <w:tcW w:w="2431" w:type="dxa"/>
+          </w:tcPr>
           <w:p>
             <w:pPr>
               <w:pStyle w:val="Compact"/>
@@ -18641,6 +20199,9 @@
           <w:cantSplit/>
         </w:trPr>
         <w:tc>
+          <w:tcPr>
+            <w:tcW w:w="1855" w:type="dxa"/>
+          </w:tcPr>
           <w:p>
             <w:pPr>
               <w:pStyle w:val="Compact"/>
@@ -18657,6 +20218,9 @@
           </w:p>
         </w:tc>
         <w:tc>
+          <w:tcPr>
+            <w:tcW w:w="2915" w:type="dxa"/>
+          </w:tcPr>
           <w:p>
             <w:pPr>
               <w:pStyle w:val="Compact"/>
@@ -18671,6 +20235,9 @@
           </w:p>
         </w:tc>
         <w:tc>
+          <w:tcPr>
+            <w:tcW w:w="1871" w:type="dxa"/>
+          </w:tcPr>
           <w:p>
             <w:pPr>
               <w:pStyle w:val="Compact"/>
@@ -18687,6 +20254,9 @@
           </w:p>
         </w:tc>
         <w:tc>
+          <w:tcPr>
+            <w:tcW w:w="2431" w:type="dxa"/>
+          </w:tcPr>
           <w:p>
             <w:pPr>
               <w:pStyle w:val="Compact"/>
@@ -18706,6 +20276,9 @@
           <w:cantSplit/>
         </w:trPr>
         <w:tc>
+          <w:tcPr>
+            <w:tcW w:w="1855" w:type="dxa"/>
+          </w:tcPr>
           <w:p>
             <w:pPr>
               <w:pStyle w:val="Compact"/>
@@ -18722,6 +20295,9 @@
           </w:p>
         </w:tc>
         <w:tc>
+          <w:tcPr>
+            <w:tcW w:w="2915" w:type="dxa"/>
+          </w:tcPr>
           <w:p>
             <w:pPr>
               <w:pStyle w:val="Compact"/>
@@ -18736,6 +20312,9 @@
           </w:p>
         </w:tc>
         <w:tc>
+          <w:tcPr>
+            <w:tcW w:w="1871" w:type="dxa"/>
+          </w:tcPr>
           <w:p>
             <w:pPr>
               <w:pStyle w:val="Compact"/>
@@ -18752,6 +20331,9 @@
           </w:p>
         </w:tc>
         <w:tc>
+          <w:tcPr>
+            <w:tcW w:w="2431" w:type="dxa"/>
+          </w:tcPr>
           <w:p>
             <w:pPr>
               <w:pStyle w:val="Compact"/>
@@ -18771,6 +20353,9 @@
           <w:cantSplit/>
         </w:trPr>
         <w:tc>
+          <w:tcPr>
+            <w:tcW w:w="1855" w:type="dxa"/>
+          </w:tcPr>
           <w:p>
             <w:pPr>
               <w:pStyle w:val="Compact"/>
@@ -18787,6 +20372,9 @@
           </w:p>
         </w:tc>
         <w:tc>
+          <w:tcPr>
+            <w:tcW w:w="2915" w:type="dxa"/>
+          </w:tcPr>
           <w:p>
             <w:pPr>
               <w:pStyle w:val="Compact"/>
@@ -18801,6 +20389,9 @@
           </w:p>
         </w:tc>
         <w:tc>
+          <w:tcPr>
+            <w:tcW w:w="1871" w:type="dxa"/>
+          </w:tcPr>
           <w:p>
             <w:pPr>
               <w:pStyle w:val="Compact"/>
@@ -18817,6 +20408,9 @@
           </w:p>
         </w:tc>
         <w:tc>
+          <w:tcPr>
+            <w:tcW w:w="2431" w:type="dxa"/>
+          </w:tcPr>
           <w:p>
             <w:pPr>
               <w:pStyle w:val="Compact"/>
@@ -18934,6 +20528,7 @@
     <w:p>
       <w:pPr>
         <w:pStyle w:val="BodyText"/>
+        <w:spacing w:after="160"/>
       </w:pPr>
       <w:r>
         <w:rPr>
@@ -18946,8 +20541,6 @@
     <w:tbl>
       <w:tblPr>
         <w:tblStyle w:val="Table"/>
-        <w:tblW w:type="pct" w:w="0.0"/>
-        <w:tblLayout w:type="autofit"/>
         <w:tblLook w:firstRow="1" w:lastRow="0" w:firstColumn="0" w:lastColumn="0" w:noHBand="0" w:noVBand="0" w:val="0020"/>
         <w:tblBorders>
           <w:top w:val="single" w:sz="4" w:color="D9DEDC"/>
@@ -18963,8 +20556,13 @@
           <w:left w:w="140" w:type="dxa"/>
           <w:right w:w="140" w:type="dxa"/>
         </w:tblCellMar>
+        <w:tblW w:w="9072" w:type="dxa"/>
+        <w:tblLayout w:type="fixed"/>
       </w:tblPr>
-      <w:tblGrid/>
+      <w:tblGrid>
+        <w:gridCol w:w="5777"/>
+        <w:gridCol w:w="3295"/>
+      </w:tblGrid>
       <w:tr>
         <w:trPr>
           <w:cantSplit/>
@@ -18972,6 +20570,7 @@
         </w:trPr>
         <w:tc>
           <w:tcPr>
+            <w:tcW w:w="5777" w:type="dxa"/>
             <w:shd w:val="clear" w:color="auto" w:fill="1F3A34"/>
           </w:tcPr>
           <w:p>
@@ -18991,6 +20590,7 @@
         </w:tc>
         <w:tc>
           <w:tcPr>
+            <w:tcW w:w="3295" w:type="dxa"/>
             <w:shd w:val="clear" w:color="auto" w:fill="1F3A34"/>
           </w:tcPr>
           <w:p>
@@ -19014,6 +20614,9 @@
           <w:cantSplit/>
         </w:trPr>
         <w:tc>
+          <w:tcPr>
+            <w:tcW w:w="5777" w:type="dxa"/>
+          </w:tcPr>
           <w:p>
             <w:pPr>
               <w:pStyle w:val="Compact"/>
@@ -19029,6 +20632,7 @@
         </w:tc>
         <w:tc>
           <w:tcPr>
+            <w:tcW w:w="3295" w:type="dxa"/>
             <w:shd w:val="clear" w:color="auto" w:fill="DCFCE7"/>
           </w:tcPr>
           <w:p>
@@ -19053,6 +20657,7 @@
         </w:trPr>
         <w:tc>
           <w:tcPr>
+            <w:tcW w:w="5777" w:type="dxa"/>
             <w:shd w:val="clear" w:color="auto" w:fill="F6F8F7"/>
           </w:tcPr>
           <w:p>
@@ -19070,6 +20675,7 @@
         </w:tc>
         <w:tc>
           <w:tcPr>
+            <w:tcW w:w="3295" w:type="dxa"/>
             <w:shd w:val="clear" w:color="auto" w:fill="FEF3C7"/>
           </w:tcPr>
           <w:p>
@@ -19093,6 +20699,9 @@
           <w:cantSplit/>
         </w:trPr>
         <w:tc>
+          <w:tcPr>
+            <w:tcW w:w="5777" w:type="dxa"/>
+          </w:tcPr>
           <w:p>
             <w:pPr>
               <w:pStyle w:val="Compact"/>
@@ -19108,6 +20717,7 @@
         </w:tc>
         <w:tc>
           <w:tcPr>
+            <w:tcW w:w="3295" w:type="dxa"/>
             <w:shd w:val="clear" w:color="auto" w:fill="FFEDD5"/>
           </w:tcPr>
           <w:p>
@@ -19132,6 +20742,7 @@
         </w:trPr>
         <w:tc>
           <w:tcPr>
+            <w:tcW w:w="5777" w:type="dxa"/>
             <w:shd w:val="clear" w:color="auto" w:fill="F6F8F7"/>
           </w:tcPr>
           <w:p>
@@ -19149,6 +20760,7 @@
         </w:tc>
         <w:tc>
           <w:tcPr>
+            <w:tcW w:w="3295" w:type="dxa"/>
             <w:shd w:val="clear" w:color="auto" w:fill="FEE2E2"/>
           </w:tcPr>
           <w:p>
@@ -19171,6 +20783,7 @@
     <w:p>
       <w:pPr>
         <w:pStyle w:val="BodyText"/>
+        <w:spacing w:before="200"/>
       </w:pPr>
       <w:r>
         <w:t xml:space="preserve">Este componente está hoy en</w:t>
@@ -19446,6 +21059,7 @@
     <w:p>
       <w:pPr>
         <w:pStyle w:val="FirstParagraph"/>
+        <w:spacing w:after="160"/>
       </w:pPr>
       <w:r>
         <w:t xml:space="preserve">Qué porcentaje del crédito de consumo de las familias (préstamos personales y tarjetas) está en situación irregular — con atrasos de pago —, ponderado por el saldo de cada línea.</w:t>
@@ -19454,8 +21068,6 @@
     <w:tbl>
       <w:tblPr>
         <w:tblStyle w:val="Table"/>
-        <w:tblW w:type="pct" w:w="5000.0"/>
-        <w:tblLayout w:type="autofit"/>
         <w:tblLook w:firstRow="0" w:lastRow="0" w:firstColumn="0" w:lastColumn="0" w:noHBand="0" w:noVBand="0" w:val="0000"/>
         <w:tblBorders>
           <w:top w:val="single" w:sz="4" w:color="D9DEDC"/>
@@ -19471,18 +21083,23 @@
           <w:left w:w="140" w:type="dxa"/>
           <w:right w:w="140" w:type="dxa"/>
         </w:tblCellMar>
+        <w:tblW w:w="9072" w:type="dxa"/>
+        <w:tblLayout w:type="fixed"/>
       </w:tblPr>
       <w:tblGrid>
-        <w:gridCol w:w="1980"/>
-        <w:gridCol w:w="1980"/>
-        <w:gridCol w:w="1980"/>
-        <w:gridCol w:w="1980"/>
+        <w:gridCol w:w="3667"/>
+        <w:gridCol w:w="1013"/>
+        <w:gridCol w:w="2229"/>
+        <w:gridCol w:w="2163"/>
       </w:tblGrid>
       <w:tr>
         <w:trPr>
           <w:cantSplit/>
         </w:trPr>
         <w:tc>
+          <w:tcPr>
+            <w:tcW w:w="3667" w:type="dxa"/>
+          </w:tcPr>
           <w:p>
             <w:pPr>
               <w:pStyle w:val="Compact"/>
@@ -19512,6 +21129,7 @@
         </w:tc>
         <w:tc>
           <w:tcPr>
+            <w:tcW w:w="1013" w:type="dxa"/>
             <w:shd w:val="clear" w:color="auto" w:fill="FEE2E2"/>
           </w:tcPr>
           <w:p>
@@ -19531,6 +21149,9 @@
           </w:p>
         </w:tc>
         <w:tc>
+          <w:tcPr>
+            <w:tcW w:w="2229" w:type="dxa"/>
+          </w:tcPr>
           <w:p>
             <w:pPr>
               <w:pStyle w:val="Compact"/>
@@ -19545,6 +21166,9 @@
           </w:p>
         </w:tc>
         <w:tc>
+          <w:tcPr>
+            <w:tcW w:w="2163" w:type="dxa"/>
+          </w:tcPr>
           <w:p>
             <w:pPr>
               <w:pStyle w:val="Compact"/>
@@ -19565,6 +21189,7 @@
       <w:pPr>
         <w:pStyle w:val="Heading2"/>
         <w:keepNext/>
+        <w:spacing w:after="160"/>
       </w:pPr>
       <w:r>
         <w:t xml:space="preserve">Identificación</w:t>
@@ -19573,8 +21198,6 @@
     <w:tbl>
       <w:tblPr>
         <w:tblStyle w:val="Table"/>
-        <w:tblW w:type="pct" w:w="5000.0"/>
-        <w:tblLayout w:type="autofit"/>
         <w:tblLook w:firstRow="0" w:lastRow="0" w:firstColumn="0" w:lastColumn="0" w:noHBand="0" w:noVBand="0" w:val="0000"/>
         <w:tblBorders>
           <w:top w:val="single" w:sz="4" w:color="D9DEDC"/>
@@ -19590,18 +21213,23 @@
           <w:left w:w="140" w:type="dxa"/>
           <w:right w:w="140" w:type="dxa"/>
         </w:tblCellMar>
+        <w:tblW w:w="9072" w:type="dxa"/>
+        <w:tblLayout w:type="fixed"/>
       </w:tblPr>
       <w:tblGrid>
-        <w:gridCol w:w="1980"/>
-        <w:gridCol w:w="1980"/>
-        <w:gridCol w:w="1980"/>
-        <w:gridCol w:w="1980"/>
+        <w:gridCol w:w="1915"/>
+        <w:gridCol w:w="2349"/>
+        <w:gridCol w:w="1935"/>
+        <w:gridCol w:w="2873"/>
       </w:tblGrid>
       <w:tr>
         <w:trPr>
           <w:cantSplit/>
         </w:trPr>
         <w:tc>
+          <w:tcPr>
+            <w:tcW w:w="1915" w:type="dxa"/>
+          </w:tcPr>
           <w:p>
             <w:pPr>
               <w:pStyle w:val="Compact"/>
@@ -19618,6 +21246,9 @@
           </w:p>
         </w:tc>
         <w:tc>
+          <w:tcPr>
+            <w:tcW w:w="2349" w:type="dxa"/>
+          </w:tcPr>
           <w:p>
             <w:pPr>
               <w:pStyle w:val="Compact"/>
@@ -19632,6 +21263,9 @@
           </w:p>
         </w:tc>
         <w:tc>
+          <w:tcPr>
+            <w:tcW w:w="1935" w:type="dxa"/>
+          </w:tcPr>
           <w:p>
             <w:pPr>
               <w:pStyle w:val="Compact"/>
@@ -19648,6 +21282,9 @@
           </w:p>
         </w:tc>
         <w:tc>
+          <w:tcPr>
+            <w:tcW w:w="2873" w:type="dxa"/>
+          </w:tcPr>
           <w:p>
             <w:pPr>
               <w:pStyle w:val="Compact"/>
@@ -19667,6 +21304,9 @@
           <w:cantSplit/>
         </w:trPr>
         <w:tc>
+          <w:tcPr>
+            <w:tcW w:w="1915" w:type="dxa"/>
+          </w:tcPr>
           <w:p>
             <w:pPr>
               <w:pStyle w:val="Compact"/>
@@ -19683,6 +21323,9 @@
           </w:p>
         </w:tc>
         <w:tc>
+          <w:tcPr>
+            <w:tcW w:w="2349" w:type="dxa"/>
+          </w:tcPr>
           <w:p>
             <w:pPr>
               <w:pStyle w:val="Compact"/>
@@ -19697,6 +21340,9 @@
           </w:p>
         </w:tc>
         <w:tc>
+          <w:tcPr>
+            <w:tcW w:w="1935" w:type="dxa"/>
+          </w:tcPr>
           <w:p>
             <w:pPr>
               <w:pStyle w:val="Compact"/>
@@ -19713,6 +21359,9 @@
           </w:p>
         </w:tc>
         <w:tc>
+          <w:tcPr>
+            <w:tcW w:w="2873" w:type="dxa"/>
+          </w:tcPr>
           <w:p>
             <w:pPr>
               <w:pStyle w:val="Compact"/>
@@ -19732,6 +21381,9 @@
           <w:cantSplit/>
         </w:trPr>
         <w:tc>
+          <w:tcPr>
+            <w:tcW w:w="1915" w:type="dxa"/>
+          </w:tcPr>
           <w:p>
             <w:pPr>
               <w:pStyle w:val="Compact"/>
@@ -19748,6 +21400,9 @@
           </w:p>
         </w:tc>
         <w:tc>
+          <w:tcPr>
+            <w:tcW w:w="2349" w:type="dxa"/>
+          </w:tcPr>
           <w:p>
             <w:pPr>
               <w:pStyle w:val="Compact"/>
@@ -19762,6 +21417,9 @@
           </w:p>
         </w:tc>
         <w:tc>
+          <w:tcPr>
+            <w:tcW w:w="1935" w:type="dxa"/>
+          </w:tcPr>
           <w:p>
             <w:pPr>
               <w:pStyle w:val="Compact"/>
@@ -19778,6 +21436,9 @@
           </w:p>
         </w:tc>
         <w:tc>
+          <w:tcPr>
+            <w:tcW w:w="2873" w:type="dxa"/>
+          </w:tcPr>
           <w:p>
             <w:pPr>
               <w:pStyle w:val="Compact"/>
@@ -19797,6 +21458,9 @@
           <w:cantSplit/>
         </w:trPr>
         <w:tc>
+          <w:tcPr>
+            <w:tcW w:w="1915" w:type="dxa"/>
+          </w:tcPr>
           <w:p>
             <w:pPr>
               <w:pStyle w:val="Compact"/>
@@ -19813,6 +21477,9 @@
           </w:p>
         </w:tc>
         <w:tc>
+          <w:tcPr>
+            <w:tcW w:w="2349" w:type="dxa"/>
+          </w:tcPr>
           <w:p>
             <w:pPr>
               <w:pStyle w:val="Compact"/>
@@ -19827,6 +21494,9 @@
           </w:p>
         </w:tc>
         <w:tc>
+          <w:tcPr>
+            <w:tcW w:w="1935" w:type="dxa"/>
+          </w:tcPr>
           <w:p>
             <w:pPr>
               <w:pStyle w:val="Compact"/>
@@ -19843,6 +21513,9 @@
           </w:p>
         </w:tc>
         <w:tc>
+          <w:tcPr>
+            <w:tcW w:w="2873" w:type="dxa"/>
+          </w:tcPr>
           <w:p>
             <w:pPr>
               <w:pStyle w:val="Compact"/>
@@ -19862,6 +21535,9 @@
           <w:cantSplit/>
         </w:trPr>
         <w:tc>
+          <w:tcPr>
+            <w:tcW w:w="1915" w:type="dxa"/>
+          </w:tcPr>
           <w:p>
             <w:pPr>
               <w:pStyle w:val="Compact"/>
@@ -19878,6 +21554,9 @@
           </w:p>
         </w:tc>
         <w:tc>
+          <w:tcPr>
+            <w:tcW w:w="2349" w:type="dxa"/>
+          </w:tcPr>
           <w:p>
             <w:pPr>
               <w:pStyle w:val="Compact"/>
@@ -19892,6 +21571,9 @@
           </w:p>
         </w:tc>
         <w:tc>
+          <w:tcPr>
+            <w:tcW w:w="1935" w:type="dxa"/>
+          </w:tcPr>
           <w:p>
             <w:pPr>
               <w:pStyle w:val="Compact"/>
@@ -19908,6 +21590,9 @@
           </w:p>
         </w:tc>
         <w:tc>
+          <w:tcPr>
+            <w:tcW w:w="2873" w:type="dxa"/>
+          </w:tcPr>
           <w:p>
             <w:pPr>
               <w:pStyle w:val="Compact"/>
@@ -20037,6 +21722,7 @@
     <w:p>
       <w:pPr>
         <w:pStyle w:val="BodyText"/>
+        <w:spacing w:after="160"/>
       </w:pPr>
       <w:r>
         <w:rPr>
@@ -20049,8 +21735,6 @@
     <w:tbl>
       <w:tblPr>
         <w:tblStyle w:val="Table"/>
-        <w:tblW w:type="pct" w:w="0.0"/>
-        <w:tblLayout w:type="autofit"/>
         <w:tblLook w:firstRow="1" w:lastRow="0" w:firstColumn="0" w:lastColumn="0" w:noHBand="0" w:noVBand="0" w:val="0020"/>
         <w:tblBorders>
           <w:top w:val="single" w:sz="4" w:color="D9DEDC"/>
@@ -20066,8 +21750,13 @@
           <w:left w:w="140" w:type="dxa"/>
           <w:right w:w="140" w:type="dxa"/>
         </w:tblCellMar>
+        <w:tblW w:w="9072" w:type="dxa"/>
+        <w:tblLayout w:type="fixed"/>
       </w:tblPr>
-      <w:tblGrid/>
+      <w:tblGrid>
+        <w:gridCol w:w="5777"/>
+        <w:gridCol w:w="3295"/>
+      </w:tblGrid>
       <w:tr>
         <w:trPr>
           <w:cantSplit/>
@@ -20075,6 +21764,7 @@
         </w:trPr>
         <w:tc>
           <w:tcPr>
+            <w:tcW w:w="5777" w:type="dxa"/>
             <w:shd w:val="clear" w:color="auto" w:fill="1F3A34"/>
           </w:tcPr>
           <w:p>
@@ -20094,6 +21784,7 @@
         </w:tc>
         <w:tc>
           <w:tcPr>
+            <w:tcW w:w="3295" w:type="dxa"/>
             <w:shd w:val="clear" w:color="auto" w:fill="1F3A34"/>
           </w:tcPr>
           <w:p>
@@ -20117,6 +21808,9 @@
           <w:cantSplit/>
         </w:trPr>
         <w:tc>
+          <w:tcPr>
+            <w:tcW w:w="5777" w:type="dxa"/>
+          </w:tcPr>
           <w:p>
             <w:pPr>
               <w:pStyle w:val="Compact"/>
@@ -20132,6 +21826,7 @@
         </w:tc>
         <w:tc>
           <w:tcPr>
+            <w:tcW w:w="3295" w:type="dxa"/>
             <w:shd w:val="clear" w:color="auto" w:fill="DCFCE7"/>
           </w:tcPr>
           <w:p>
@@ -20156,6 +21851,7 @@
         </w:trPr>
         <w:tc>
           <w:tcPr>
+            <w:tcW w:w="5777" w:type="dxa"/>
             <w:shd w:val="clear" w:color="auto" w:fill="F6F8F7"/>
           </w:tcPr>
           <w:p>
@@ -20173,6 +21869,7 @@
         </w:tc>
         <w:tc>
           <w:tcPr>
+            <w:tcW w:w="3295" w:type="dxa"/>
             <w:shd w:val="clear" w:color="auto" w:fill="FEF3C7"/>
           </w:tcPr>
           <w:p>
@@ -20196,6 +21893,9 @@
           <w:cantSplit/>
         </w:trPr>
         <w:tc>
+          <w:tcPr>
+            <w:tcW w:w="5777" w:type="dxa"/>
+          </w:tcPr>
           <w:p>
             <w:pPr>
               <w:pStyle w:val="Compact"/>
@@ -20211,6 +21911,7 @@
         </w:tc>
         <w:tc>
           <w:tcPr>
+            <w:tcW w:w="3295" w:type="dxa"/>
             <w:shd w:val="clear" w:color="auto" w:fill="FFEDD5"/>
           </w:tcPr>
           <w:p>
@@ -20235,6 +21936,7 @@
         </w:trPr>
         <w:tc>
           <w:tcPr>
+            <w:tcW w:w="5777" w:type="dxa"/>
             <w:shd w:val="clear" w:color="auto" w:fill="F6F8F7"/>
           </w:tcPr>
           <w:p>
@@ -20252,6 +21954,7 @@
         </w:tc>
         <w:tc>
           <w:tcPr>
+            <w:tcW w:w="3295" w:type="dxa"/>
             <w:shd w:val="clear" w:color="auto" w:fill="FEE2E2"/>
           </w:tcPr>
           <w:p>
@@ -20274,6 +21977,7 @@
     <w:p>
       <w:pPr>
         <w:pStyle w:val="BodyText"/>
+        <w:spacing w:before="200"/>
       </w:pPr>
       <w:r>
         <w:t xml:space="preserve">Este componente está hoy en</w:t>
